--- a/kit/UNDERCITY_AnswerKey.docx
+++ b/kit/UNDERCITY_AnswerKey.docx
@@ -6373,7 +6373,7 @@
                 <w:sz w:val="15"/>
                 <w:szCs w:val="15"/>
               </w:rPr>
-              <w:t xml:space="preserve">Uses WTR buried appendix · Deadline 8:00</w:t>
+              <w:t xml:space="preserve">Uses WTR buried appendix</w:t>
             </w:r>
           </w:p>
         </w:tc>
@@ -6809,7 +6809,7 @@
                 <w:sz w:val="15"/>
                 <w:szCs w:val="15"/>
               </w:rPr>
-              <w:t xml:space="preserve">Diagonal pair TRN&lt;-&gt;COM · INJURES 1 WORKFORCE → tokens to MED · Deadline 6:00</w:t>
+              <w:t xml:space="preserve">Diagonal pair TRN&lt;-&gt;COM · INJURES 1 WORKFORCE → tokens to MED</w:t>
             </w:r>
           </w:p>
         </w:tc>
@@ -8117,7 +8117,7 @@
                 <w:sz w:val="15"/>
                 <w:szCs w:val="15"/>
               </w:rPr>
-              <w:t xml:space="preserve">Uses MED buried appendix — feeds the R4 mini-triage · Deadline 10:00</w:t>
+              <w:t xml:space="preserve">Uses MED buried appendix — feeds the R4 mini-triage</w:t>
             </w:r>
           </w:p>
         </w:tc>

--- a/kit/UNDERCITY_AnswerKey.docx
+++ b/kit/UNDERCITY_AnswerKey.docx
@@ -1862,7 +1862,7 @@
                 <w:sz w:val="15"/>
                 <w:szCs w:val="15"/>
               </w:rPr>
-              <w:t xml:space="preserve">POW</w:t>
+              <w:t xml:space="preserve">WTR</w:t>
             </w:r>
           </w:p>
         </w:tc>
@@ -1889,7 +1889,7 @@
                 <w:sz w:val="15"/>
                 <w:szCs w:val="15"/>
               </w:rPr>
-              <w:t xml:space="preserve">Turbine bearing whine</w:t>
+              <w:t xml:space="preserve">Pump cavitation</w:t>
             </w:r>
           </w:p>
         </w:tc>
@@ -1916,7 +1916,7 @@
                 <w:sz w:val="15"/>
                 <w:szCs w:val="15"/>
               </w:rPr>
-              <w:t xml:space="preserve">P-03-485</w:t>
+              <w:t xml:space="preserve">P-02-999</w:t>
             </w:r>
           </w:p>
         </w:tc>
@@ -1943,7 +1943,7 @@
                 <w:sz w:val="15"/>
                 <w:szCs w:val="15"/>
               </w:rPr>
-              <w:t xml:space="preserve">POW P-1 · Turbine C</w:t>
+              <w:t xml:space="preserve">WTR W-3 · Pump Station 2</w:t>
             </w:r>
           </w:p>
         </w:tc>
@@ -1970,7 +1970,7 @@
                 <w:sz w:val="15"/>
                 <w:szCs w:val="15"/>
               </w:rPr>
-              <w:t xml:space="preserve">1×parts  /  crew 2</w:t>
+              <w:t xml:space="preserve">1×power  /  crew 1</w:t>
             </w:r>
           </w:p>
         </w:tc>
@@ -2080,7 +2080,7 @@
                 <w:sz w:val="15"/>
                 <w:szCs w:val="15"/>
               </w:rPr>
-              <w:t xml:space="preserve">WTR</w:t>
+              <w:t xml:space="preserve">MED</w:t>
             </w:r>
           </w:p>
         </w:tc>
@@ -2107,7 +2107,7 @@
                 <w:sz w:val="15"/>
                 <w:szCs w:val="15"/>
               </w:rPr>
-              <w:t xml:space="preserve">Pump cavitation</w:t>
+              <w:t xml:space="preserve">HVAC contamination alert</w:t>
             </w:r>
           </w:p>
         </w:tc>
@@ -2134,7 +2134,7 @@
                 <w:sz w:val="15"/>
                 <w:szCs w:val="15"/>
               </w:rPr>
-              <w:t xml:space="preserve">P-02-999</w:t>
+              <w:t xml:space="preserve">P-02-535</w:t>
             </w:r>
           </w:p>
         </w:tc>
@@ -2161,7 +2161,7 @@
                 <w:sz w:val="15"/>
                 <w:szCs w:val="15"/>
               </w:rPr>
-              <w:t xml:space="preserve">WTR W-3 · Pump Station 2</w:t>
+              <w:t xml:space="preserve">MED M-5 · Filter Bank 2</w:t>
             </w:r>
           </w:p>
         </w:tc>
@@ -2188,7 +2188,7 @@
                 <w:sz w:val="15"/>
                 <w:szCs w:val="15"/>
               </w:rPr>
-              <w:t xml:space="preserve">1×power  /  crew 1</w:t>
+              <w:t xml:space="preserve">1×power, 1×water  /  crew 1</w:t>
             </w:r>
           </w:p>
         </w:tc>
@@ -2298,7 +2298,7 @@
                 <w:sz w:val="15"/>
                 <w:szCs w:val="15"/>
               </w:rPr>
-              <w:t xml:space="preserve">WTR</w:t>
+              <w:t xml:space="preserve">TRN</w:t>
             </w:r>
           </w:p>
         </w:tc>
@@ -2325,7 +2325,7 @@
                 <w:sz w:val="15"/>
                 <w:szCs w:val="15"/>
               </w:rPr>
-              <w:t xml:space="preserve">Filter membrane clog</w:t>
+              <w:t xml:space="preserve">Track sensor drift</w:t>
             </w:r>
           </w:p>
         </w:tc>
@@ -2352,7 +2352,7 @@
                 <w:sz w:val="15"/>
                 <w:szCs w:val="15"/>
               </w:rPr>
-              <w:t xml:space="preserve">P-03-183</w:t>
+              <w:t xml:space="preserve">P-02-214</w:t>
             </w:r>
           </w:p>
         </w:tc>
@@ -2379,7 +2379,7 @@
                 <w:sz w:val="15"/>
                 <w:szCs w:val="15"/>
               </w:rPr>
-              <w:t xml:space="preserve">WTR W-3 · Pump Station 4</w:t>
+              <w:t xml:space="preserve">TRN T-1 · Tunnel B</w:t>
             </w:r>
           </w:p>
         </w:tc>
@@ -2406,7 +2406,7 @@
                 <w:sz w:val="15"/>
                 <w:szCs w:val="15"/>
               </w:rPr>
-              <w:t xml:space="preserve">1×parts, 1×power  /  crew 2</w:t>
+              <w:t xml:space="preserve">1×parts  /  crew 1</w:t>
             </w:r>
           </w:p>
         </w:tc>
@@ -2516,7 +2516,7 @@
                 <w:sz w:val="15"/>
                 <w:szCs w:val="15"/>
               </w:rPr>
-              <w:t xml:space="preserve">MED</w:t>
+              <w:t xml:space="preserve">AGR</w:t>
             </w:r>
           </w:p>
         </w:tc>
@@ -2543,7 +2543,7 @@
                 <w:sz w:val="15"/>
                 <w:szCs w:val="15"/>
               </w:rPr>
-              <w:t xml:space="preserve">HVAC contamination alert</w:t>
+              <w:t xml:space="preserve">Nutrient pump airlock</w:t>
             </w:r>
           </w:p>
         </w:tc>
@@ -2570,7 +2570,7 @@
                 <w:sz w:val="15"/>
                 <w:szCs w:val="15"/>
               </w:rPr>
-              <w:t xml:space="preserve">P-02-535</w:t>
+              <w:t xml:space="preserve">P-02-205</w:t>
             </w:r>
           </w:p>
         </w:tc>
@@ -2597,7 +2597,7 @@
                 <w:sz w:val="15"/>
                 <w:szCs w:val="15"/>
               </w:rPr>
-              <w:t xml:space="preserve">MED M-5 · Filter Bank 2</w:t>
+              <w:t xml:space="preserve">AGR A-2 · Bay 2</w:t>
             </w:r>
           </w:p>
         </w:tc>
@@ -2624,7 +2624,7 @@
                 <w:sz w:val="15"/>
                 <w:szCs w:val="15"/>
               </w:rPr>
-              <w:t xml:space="preserve">1×power, 1×water  /  crew 1</w:t>
+              <w:t xml:space="preserve">1×water  /  crew 1</w:t>
             </w:r>
           </w:p>
         </w:tc>
@@ -2734,7 +2734,7 @@
                 <w:sz w:val="15"/>
                 <w:szCs w:val="15"/>
               </w:rPr>
-              <w:t xml:space="preserve">TRN</w:t>
+              <w:t xml:space="preserve">COM</w:t>
             </w:r>
           </w:p>
         </w:tc>
@@ -2761,7 +2761,7 @@
                 <w:sz w:val="15"/>
                 <w:szCs w:val="15"/>
               </w:rPr>
-              <w:t xml:space="preserve">Track sensor drift</w:t>
+              <w:t xml:space="preserve">Antenna array desync</w:t>
             </w:r>
           </w:p>
         </w:tc>
@@ -2788,7 +2788,7 @@
                 <w:sz w:val="15"/>
                 <w:szCs w:val="15"/>
               </w:rPr>
-              <w:t xml:space="preserve">P-02-214</w:t>
+              <w:t xml:space="preserve">P-02-996</w:t>
             </w:r>
           </w:p>
         </w:tc>
@@ -2815,7 +2815,7 @@
                 <w:sz w:val="15"/>
                 <w:szCs w:val="15"/>
               </w:rPr>
-              <w:t xml:space="preserve">TRN T-1 · Tunnel B</w:t>
+              <w:t xml:space="preserve">COM C-1 · Band Beta</w:t>
             </w:r>
           </w:p>
         </w:tc>
@@ -2842,7 +2842,7 @@
                 <w:sz w:val="15"/>
                 <w:szCs w:val="15"/>
               </w:rPr>
-              <w:t xml:space="preserve">1×parts  /  crew 1</w:t>
+              <w:t xml:space="preserve">1×power  /  crew 1</w:t>
             </w:r>
           </w:p>
         </w:tc>
@@ -2878,6 +2878,7 @@
         <w:tc>
           <w:tcPr>
             <w:tcW w:type="dxa" w:w="1100"/>
+            <w:shd w:fill="FFF2CC" w:color="auto" w:val="clear"/>
             <w:tcMar>
               <w:top w:type="dxa" w:w="60"/>
               <w:left w:type="dxa" w:w="80"/>
@@ -2898,94 +2899,98 @@
                 <w:sz w:val="15"/>
                 <w:szCs w:val="15"/>
               </w:rPr>
-              <w:t xml:space="preserve">F-107</w:t>
+              <w:t xml:space="preserve">F-201</w:t>
             </w:r>
           </w:p>
         </w:tc>
         <w:tc>
           <w:tcPr>
             <w:tcW w:type="dxa" w:w="700"/>
-            <w:tcMar>
-              <w:top w:type="dxa" w:w="60"/>
-              <w:left w:type="dxa" w:w="80"/>
-              <w:bottom w:type="dxa" w:w="60"/>
-              <w:right w:type="dxa" w:w="80"/>
-            </w:tcMar>
-          </w:tcPr>
-          <w:p>
-            <w:pPr>
-              <w:spacing w:after="0"/>
-            </w:pPr>
-            <w:r>
-              <w:rPr>
-                <w:rFonts w:ascii="Arial" w:cs="Arial" w:eastAsia="Arial" w:hAnsi="Arial"/>
-                <w:b w:val="false"/>
-                <w:bCs w:val="false"/>
-                <w:color w:val="1A1A1A"/>
-                <w:sz w:val="15"/>
-                <w:szCs w:val="15"/>
-              </w:rPr>
-              <w:t xml:space="preserve">R1</w:t>
+            <w:shd w:fill="FFF2CC" w:color="auto" w:val="clear"/>
+            <w:tcMar>
+              <w:top w:type="dxa" w:w="60"/>
+              <w:left w:type="dxa" w:w="80"/>
+              <w:bottom w:type="dxa" w:w="60"/>
+              <w:right w:type="dxa" w:w="80"/>
+            </w:tcMar>
+          </w:tcPr>
+          <w:p>
+            <w:pPr>
+              <w:spacing w:after="0"/>
+            </w:pPr>
+            <w:r>
+              <w:rPr>
+                <w:rFonts w:ascii="Arial" w:cs="Arial" w:eastAsia="Arial" w:hAnsi="Arial"/>
+                <w:b w:val="false"/>
+                <w:bCs w:val="false"/>
+                <w:color w:val="1A1A1A"/>
+                <w:sz w:val="15"/>
+                <w:szCs w:val="15"/>
+              </w:rPr>
+              <w:t xml:space="preserve">R2</w:t>
             </w:r>
           </w:p>
         </w:tc>
         <w:tc>
           <w:tcPr>
             <w:tcW w:type="dxa" w:w="700"/>
-            <w:tcMar>
-              <w:top w:type="dxa" w:w="60"/>
-              <w:left w:type="dxa" w:w="80"/>
-              <w:bottom w:type="dxa" w:w="60"/>
-              <w:right w:type="dxa" w:w="80"/>
-            </w:tcMar>
-          </w:tcPr>
-          <w:p>
-            <w:pPr>
-              <w:spacing w:after="0"/>
-            </w:pPr>
-            <w:r>
-              <w:rPr>
-                <w:rFonts w:ascii="Arial" w:cs="Arial" w:eastAsia="Arial" w:hAnsi="Arial"/>
-                <w:b w:val="false"/>
-                <w:bCs w:val="false"/>
-                <w:color w:val="1A1A1A"/>
-                <w:sz w:val="15"/>
-                <w:szCs w:val="15"/>
-              </w:rPr>
-              <w:t xml:space="preserve">AGR</w:t>
+            <w:shd w:fill="FFF2CC" w:color="auto" w:val="clear"/>
+            <w:tcMar>
+              <w:top w:type="dxa" w:w="60"/>
+              <w:left w:type="dxa" w:w="80"/>
+              <w:bottom w:type="dxa" w:w="60"/>
+              <w:right w:type="dxa" w:w="80"/>
+            </w:tcMar>
+          </w:tcPr>
+          <w:p>
+            <w:pPr>
+              <w:spacing w:after="0"/>
+            </w:pPr>
+            <w:r>
+              <w:rPr>
+                <w:rFonts w:ascii="Arial" w:cs="Arial" w:eastAsia="Arial" w:hAnsi="Arial"/>
+                <w:b w:val="false"/>
+                <w:bCs w:val="false"/>
+                <w:color w:val="1A1A1A"/>
+                <w:sz w:val="15"/>
+                <w:szCs w:val="15"/>
+              </w:rPr>
+              <w:t xml:space="preserve">POW</w:t>
             </w:r>
           </w:p>
         </w:tc>
         <w:tc>
           <w:tcPr>
             <w:tcW w:type="dxa" w:w="2400"/>
-            <w:tcMar>
-              <w:top w:type="dxa" w:w="60"/>
-              <w:left w:type="dxa" w:w="80"/>
-              <w:bottom w:type="dxa" w:w="60"/>
-              <w:right w:type="dxa" w:w="80"/>
-            </w:tcMar>
-          </w:tcPr>
-          <w:p>
-            <w:pPr>
-              <w:spacing w:after="0"/>
-            </w:pPr>
-            <w:r>
-              <w:rPr>
-                <w:rFonts w:ascii="Arial" w:cs="Arial" w:eastAsia="Arial" w:hAnsi="Arial"/>
-                <w:b w:val="false"/>
-                <w:bCs w:val="false"/>
-                <w:color w:val="1A1A1A"/>
-                <w:sz w:val="15"/>
-                <w:szCs w:val="15"/>
-              </w:rPr>
-              <w:t xml:space="preserve">Nutrient pump airlock</w:t>
+            <w:shd w:fill="FFF2CC" w:color="auto" w:val="clear"/>
+            <w:tcMar>
+              <w:top w:type="dxa" w:w="60"/>
+              <w:left w:type="dxa" w:w="80"/>
+              <w:bottom w:type="dxa" w:w="60"/>
+              <w:right w:type="dxa" w:w="80"/>
+            </w:tcMar>
+          </w:tcPr>
+          <w:p>
+            <w:pPr>
+              <w:spacing w:after="0"/>
+            </w:pPr>
+            <w:r>
+              <w:rPr>
+                <w:rFonts w:ascii="Arial" w:cs="Arial" w:eastAsia="Arial" w:hAnsi="Arial"/>
+                <w:b w:val="false"/>
+                <w:bCs w:val="false"/>
+                <w:color w:val="1A1A1A"/>
+                <w:sz w:val="15"/>
+                <w:szCs w:val="15"/>
+              </w:rPr>
+              <w:t xml:space="preserve">Coolant loop failure</w:t>
             </w:r>
           </w:p>
         </w:tc>
         <w:tc>
           <w:tcPr>
             <w:tcW w:type="dxa" w:w="2200"/>
+            <w:shd w:fill="FFF2CC" w:color="auto" w:val="clear"/>
             <w:tcMar>
               <w:top w:type="dxa" w:w="60"/>
               <w:left w:type="dxa" w:w="80"/>
@@ -3006,88 +3011,91 @@
                 <w:sz w:val="15"/>
                 <w:szCs w:val="15"/>
               </w:rPr>
-              <w:t xml:space="preserve">P-02-205</w:t>
+              <w:t xml:space="preserve">P-03-340  OR  P-03-290</w:t>
             </w:r>
           </w:p>
         </w:tc>
         <w:tc>
           <w:tcPr>
             <w:tcW w:type="dxa" w:w="3000"/>
-            <w:tcMar>
-              <w:top w:type="dxa" w:w="60"/>
-              <w:left w:type="dxa" w:w="80"/>
-              <w:bottom w:type="dxa" w:w="60"/>
-              <w:right w:type="dxa" w:w="80"/>
-            </w:tcMar>
-          </w:tcPr>
-          <w:p>
-            <w:pPr>
-              <w:spacing w:after="0"/>
-            </w:pPr>
-            <w:r>
-              <w:rPr>
-                <w:rFonts w:ascii="Arial" w:cs="Arial" w:eastAsia="Arial" w:hAnsi="Arial"/>
-                <w:b w:val="false"/>
-                <w:bCs w:val="false"/>
-                <w:color w:val="1A1A1A"/>
-                <w:sz w:val="15"/>
-                <w:szCs w:val="15"/>
-              </w:rPr>
-              <w:t xml:space="preserve">AGR A-2 · Bay 2</w:t>
+            <w:shd w:fill="FFF2CC" w:color="auto" w:val="clear"/>
+            <w:tcMar>
+              <w:top w:type="dxa" w:w="60"/>
+              <w:left w:type="dxa" w:w="80"/>
+              <w:bottom w:type="dxa" w:w="60"/>
+              <w:right w:type="dxa" w:w="80"/>
+            </w:tcMar>
+          </w:tcPr>
+          <w:p>
+            <w:pPr>
+              <w:spacing w:after="0"/>
+            </w:pPr>
+            <w:r>
+              <w:rPr>
+                <w:rFonts w:ascii="Arial" w:cs="Arial" w:eastAsia="Arial" w:hAnsi="Arial"/>
+                <w:b w:val="false"/>
+                <w:bCs w:val="false"/>
+                <w:color w:val="1A1A1A"/>
+                <w:sz w:val="15"/>
+                <w:szCs w:val="15"/>
+              </w:rPr>
+              <w:t xml:space="preserve">WTR W-4 · Lower Reservoir</w:t>
             </w:r>
           </w:p>
         </w:tc>
         <w:tc>
           <w:tcPr>
             <w:tcW w:type="dxa" w:w="1600"/>
-            <w:tcMar>
-              <w:top w:type="dxa" w:w="60"/>
-              <w:left w:type="dxa" w:w="80"/>
-              <w:bottom w:type="dxa" w:w="60"/>
-              <w:right w:type="dxa" w:w="80"/>
-            </w:tcMar>
-          </w:tcPr>
-          <w:p>
-            <w:pPr>
-              <w:spacing w:after="0"/>
-            </w:pPr>
-            <w:r>
-              <w:rPr>
-                <w:rFonts w:ascii="Arial" w:cs="Arial" w:eastAsia="Arial" w:hAnsi="Arial"/>
-                <w:b w:val="false"/>
-                <w:bCs w:val="false"/>
-                <w:color w:val="1A1A1A"/>
-                <w:sz w:val="15"/>
-                <w:szCs w:val="15"/>
-              </w:rPr>
-              <w:t xml:space="preserve">1×water  /  crew 1</w:t>
+            <w:shd w:fill="FFF2CC" w:color="auto" w:val="clear"/>
+            <w:tcMar>
+              <w:top w:type="dxa" w:w="60"/>
+              <w:left w:type="dxa" w:w="80"/>
+              <w:bottom w:type="dxa" w:w="60"/>
+              <w:right w:type="dxa" w:w="80"/>
+            </w:tcMar>
+          </w:tcPr>
+          <w:p>
+            <w:pPr>
+              <w:spacing w:after="0"/>
+            </w:pPr>
+            <w:r>
+              <w:rPr>
+                <w:rFonts w:ascii="Arial" w:cs="Arial" w:eastAsia="Arial" w:hAnsi="Arial"/>
+                <w:b w:val="false"/>
+                <w:bCs w:val="false"/>
+                <w:color w:val="1A1A1A"/>
+                <w:sz w:val="15"/>
+                <w:szCs w:val="15"/>
+              </w:rPr>
+              <w:t xml:space="preserve">2×parts, 1×water  /  crew 2</w:t>
             </w:r>
           </w:p>
         </w:tc>
         <w:tc>
           <w:tcPr>
             <w:tcW w:type="dxa" w:w="3600"/>
-            <w:tcMar>
-              <w:top w:type="dxa" w:w="60"/>
-              <w:left w:type="dxa" w:w="80"/>
-              <w:bottom w:type="dxa" w:w="60"/>
-              <w:right w:type="dxa" w:w="80"/>
-            </w:tcMar>
-          </w:tcPr>
-          <w:p>
-            <w:pPr>
-              <w:spacing w:after="0"/>
-            </w:pPr>
-            <w:r>
-              <w:rPr>
-                <w:rFonts w:ascii="Arial" w:cs="Arial" w:eastAsia="Arial" w:hAnsi="Arial"/>
-                <w:b w:val="false"/>
-                <w:bCs w:val="false"/>
-                <w:color w:val="1A1A1A"/>
-                <w:sz w:val="15"/>
-                <w:szCs w:val="15"/>
-              </w:rPr>
-              <w:t xml:space="preserve">—</w:t>
+            <w:shd w:fill="FFF2CC" w:color="auto" w:val="clear"/>
+            <w:tcMar>
+              <w:top w:type="dxa" w:w="60"/>
+              <w:left w:type="dxa" w:w="80"/>
+              <w:bottom w:type="dxa" w:w="60"/>
+              <w:right w:type="dxa" w:w="80"/>
+            </w:tcMar>
+          </w:tcPr>
+          <w:p>
+            <w:pPr>
+              <w:spacing w:after="0"/>
+            </w:pPr>
+            <w:r>
+              <w:rPr>
+                <w:rFonts w:ascii="Arial" w:cs="Arial" w:eastAsia="Arial" w:hAnsi="Arial"/>
+                <w:b w:val="false"/>
+                <w:bCs w:val="false"/>
+                <w:color w:val="1A1A1A"/>
+                <w:sz w:val="15"/>
+                <w:szCs w:val="15"/>
+              </w:rPr>
+              <w:t xml:space="preserve">DISCREPANCY LIVE: binder says 340, big screen says 290 — server accepts P-03-340 OR P-03-290</w:t>
             </w:r>
           </w:p>
         </w:tc>
@@ -3116,7 +3124,7 @@
                 <w:sz w:val="15"/>
                 <w:szCs w:val="15"/>
               </w:rPr>
-              <w:t xml:space="preserve">F-108</w:t>
+              <w:t xml:space="preserve">F-202</w:t>
             </w:r>
           </w:p>
         </w:tc>
@@ -3143,7 +3151,7 @@
                 <w:sz w:val="15"/>
                 <w:szCs w:val="15"/>
               </w:rPr>
-              <w:t xml:space="preserve">R1</w:t>
+              <w:t xml:space="preserve">R2</w:t>
             </w:r>
           </w:p>
         </w:tc>
@@ -3170,7 +3178,7 @@
                 <w:sz w:val="15"/>
                 <w:szCs w:val="15"/>
               </w:rPr>
-              <w:t xml:space="preserve">COM</w:t>
+              <w:t xml:space="preserve">POW</w:t>
             </w:r>
           </w:p>
         </w:tc>
@@ -3197,7 +3205,7 @@
                 <w:sz w:val="15"/>
                 <w:szCs w:val="15"/>
               </w:rPr>
-              <w:t xml:space="preserve">Antenna array desync</w:t>
+              <w:t xml:space="preserve">Grid harmonic surge</w:t>
             </w:r>
           </w:p>
         </w:tc>
@@ -3224,7 +3232,7 @@
                 <w:sz w:val="15"/>
                 <w:szCs w:val="15"/>
               </w:rPr>
-              <w:t xml:space="preserve">P-02-996</w:t>
+              <w:t xml:space="preserve">P-04-445</w:t>
             </w:r>
           </w:p>
         </w:tc>
@@ -3251,7 +3259,7 @@
                 <w:sz w:val="15"/>
                 <w:szCs w:val="15"/>
               </w:rPr>
-              <w:t xml:space="preserve">COM C-1 · Band Beta</w:t>
+              <w:t xml:space="preserve">WTR W-3 · Backup Pump</w:t>
             </w:r>
           </w:p>
         </w:tc>
@@ -3278,7 +3286,7 @@
                 <w:sz w:val="15"/>
                 <w:szCs w:val="15"/>
               </w:rPr>
-              <w:t xml:space="preserve">1×power  /  crew 1</w:t>
+              <w:t xml:space="preserve">1×parts, 1×water  /  crew 2</w:t>
             </w:r>
           </w:p>
         </w:tc>
@@ -3314,7 +3322,6 @@
         <w:tc>
           <w:tcPr>
             <w:tcW w:type="dxa" w:w="1100"/>
-            <w:shd w:fill="FFF2CC" w:color="auto" w:val="clear"/>
             <w:tcMar>
               <w:top w:type="dxa" w:w="60"/>
               <w:left w:type="dxa" w:w="80"/>
@@ -3335,14 +3342,13 @@
                 <w:sz w:val="15"/>
                 <w:szCs w:val="15"/>
               </w:rPr>
-              <w:t xml:space="preserve">F-201</w:t>
+              <w:t xml:space="preserve">F-203</w:t>
             </w:r>
           </w:p>
         </w:tc>
         <w:tc>
           <w:tcPr>
             <w:tcW w:type="dxa" w:w="700"/>
-            <w:shd w:fill="FFF2CC" w:color="auto" w:val="clear"/>
             <w:tcMar>
               <w:top w:type="dxa" w:w="60"/>
               <w:left w:type="dxa" w:w="80"/>
@@ -3370,63 +3376,60 @@
         <w:tc>
           <w:tcPr>
             <w:tcW w:type="dxa" w:w="700"/>
-            <w:shd w:fill="FFF2CC" w:color="auto" w:val="clear"/>
-            <w:tcMar>
-              <w:top w:type="dxa" w:w="60"/>
-              <w:left w:type="dxa" w:w="80"/>
-              <w:bottom w:type="dxa" w:w="60"/>
-              <w:right w:type="dxa" w:w="80"/>
-            </w:tcMar>
-          </w:tcPr>
-          <w:p>
-            <w:pPr>
-              <w:spacing w:after="0"/>
-            </w:pPr>
-            <w:r>
-              <w:rPr>
-                <w:rFonts w:ascii="Arial" w:cs="Arial" w:eastAsia="Arial" w:hAnsi="Arial"/>
-                <w:b w:val="false"/>
-                <w:bCs w:val="false"/>
-                <w:color w:val="1A1A1A"/>
-                <w:sz w:val="15"/>
-                <w:szCs w:val="15"/>
-              </w:rPr>
-              <w:t xml:space="preserve">POW</w:t>
+            <w:tcMar>
+              <w:top w:type="dxa" w:w="60"/>
+              <w:left w:type="dxa" w:w="80"/>
+              <w:bottom w:type="dxa" w:w="60"/>
+              <w:right w:type="dxa" w:w="80"/>
+            </w:tcMar>
+          </w:tcPr>
+          <w:p>
+            <w:pPr>
+              <w:spacing w:after="0"/>
+            </w:pPr>
+            <w:r>
+              <w:rPr>
+                <w:rFonts w:ascii="Arial" w:cs="Arial" w:eastAsia="Arial" w:hAnsi="Arial"/>
+                <w:b w:val="false"/>
+                <w:bCs w:val="false"/>
+                <w:color w:val="1A1A1A"/>
+                <w:sz w:val="15"/>
+                <w:szCs w:val="15"/>
+              </w:rPr>
+              <w:t xml:space="preserve">WTR</w:t>
             </w:r>
           </w:p>
         </w:tc>
         <w:tc>
           <w:tcPr>
             <w:tcW w:type="dxa" w:w="2400"/>
-            <w:shd w:fill="FFF2CC" w:color="auto" w:val="clear"/>
-            <w:tcMar>
-              <w:top w:type="dxa" w:w="60"/>
-              <w:left w:type="dxa" w:w="80"/>
-              <w:bottom w:type="dxa" w:w="60"/>
-              <w:right w:type="dxa" w:w="80"/>
-            </w:tcMar>
-          </w:tcPr>
-          <w:p>
-            <w:pPr>
-              <w:spacing w:after="0"/>
-            </w:pPr>
-            <w:r>
-              <w:rPr>
-                <w:rFonts w:ascii="Arial" w:cs="Arial" w:eastAsia="Arial" w:hAnsi="Arial"/>
-                <w:b w:val="false"/>
-                <w:bCs w:val="false"/>
-                <w:color w:val="1A1A1A"/>
-                <w:sz w:val="15"/>
-                <w:szCs w:val="15"/>
-              </w:rPr>
-              <w:t xml:space="preserve">Coolant loop failure</w:t>
+            <w:tcMar>
+              <w:top w:type="dxa" w:w="60"/>
+              <w:left w:type="dxa" w:w="80"/>
+              <w:bottom w:type="dxa" w:w="60"/>
+              <w:right w:type="dxa" w:w="80"/>
+            </w:tcMar>
+          </w:tcPr>
+          <w:p>
+            <w:pPr>
+              <w:spacing w:after="0"/>
+            </w:pPr>
+            <w:r>
+              <w:rPr>
+                <w:rFonts w:ascii="Arial" w:cs="Arial" w:eastAsia="Arial" w:hAnsi="Arial"/>
+                <w:b w:val="false"/>
+                <w:bCs w:val="false"/>
+                <w:color w:val="1A1A1A"/>
+                <w:sz w:val="15"/>
+                <w:szCs w:val="15"/>
+              </w:rPr>
+              <w:t xml:space="preserve">Reclaim plant fault</w:t>
             </w:r>
           </w:p>
         </w:tc>
         <w:tc>
           <w:tcPr>
             <w:tcW w:type="dxa" w:w="2200"/>
-            <w:shd w:fill="FFF2CC" w:color="auto" w:val="clear"/>
             <w:tcMar>
               <w:top w:type="dxa" w:w="60"/>
               <w:left w:type="dxa" w:w="80"/>
@@ -3447,91 +3450,88 @@
                 <w:sz w:val="15"/>
                 <w:szCs w:val="15"/>
               </w:rPr>
-              <w:t xml:space="preserve">P-04-340  OR  P-04-290</w:t>
+              <w:t xml:space="preserve">P-03-274</w:t>
             </w:r>
           </w:p>
         </w:tc>
         <w:tc>
           <w:tcPr>
             <w:tcW w:type="dxa" w:w="3000"/>
-            <w:shd w:fill="FFF2CC" w:color="auto" w:val="clear"/>
-            <w:tcMar>
-              <w:top w:type="dxa" w:w="60"/>
-              <w:left w:type="dxa" w:w="80"/>
-              <w:bottom w:type="dxa" w:w="60"/>
-              <w:right w:type="dxa" w:w="80"/>
-            </w:tcMar>
-          </w:tcPr>
-          <w:p>
-            <w:pPr>
-              <w:spacing w:after="0"/>
-            </w:pPr>
-            <w:r>
-              <w:rPr>
-                <w:rFonts w:ascii="Arial" w:cs="Arial" w:eastAsia="Arial" w:hAnsi="Arial"/>
-                <w:b w:val="false"/>
-                <w:bCs w:val="false"/>
-                <w:color w:val="1A1A1A"/>
-                <w:sz w:val="15"/>
-                <w:szCs w:val="15"/>
-              </w:rPr>
-              <w:t xml:space="preserve">WTR W-4 · Lower Reservoir</w:t>
+            <w:tcMar>
+              <w:top w:type="dxa" w:w="60"/>
+              <w:left w:type="dxa" w:w="80"/>
+              <w:bottom w:type="dxa" w:w="60"/>
+              <w:right w:type="dxa" w:w="80"/>
+            </w:tcMar>
+          </w:tcPr>
+          <w:p>
+            <w:pPr>
+              <w:spacing w:after="0"/>
+            </w:pPr>
+            <w:r>
+              <w:rPr>
+                <w:rFonts w:ascii="Arial" w:cs="Arial" w:eastAsia="Arial" w:hAnsi="Arial"/>
+                <w:b w:val="false"/>
+                <w:bCs w:val="false"/>
+                <w:color w:val="1A1A1A"/>
+                <w:sz w:val="15"/>
+                <w:szCs w:val="15"/>
+              </w:rPr>
+              <w:t xml:space="preserve">MED M-2 · Isolation Wing</w:t>
             </w:r>
           </w:p>
         </w:tc>
         <w:tc>
           <w:tcPr>
             <w:tcW w:type="dxa" w:w="1600"/>
-            <w:shd w:fill="FFF2CC" w:color="auto" w:val="clear"/>
-            <w:tcMar>
-              <w:top w:type="dxa" w:w="60"/>
-              <w:left w:type="dxa" w:w="80"/>
-              <w:bottom w:type="dxa" w:w="60"/>
-              <w:right w:type="dxa" w:w="80"/>
-            </w:tcMar>
-          </w:tcPr>
-          <w:p>
-            <w:pPr>
-              <w:spacing w:after="0"/>
-            </w:pPr>
-            <w:r>
-              <w:rPr>
-                <w:rFonts w:ascii="Arial" w:cs="Arial" w:eastAsia="Arial" w:hAnsi="Arial"/>
-                <w:b w:val="false"/>
-                <w:bCs w:val="false"/>
-                <w:color w:val="1A1A1A"/>
-                <w:sz w:val="15"/>
-                <w:szCs w:val="15"/>
-              </w:rPr>
-              <w:t xml:space="preserve">2×parts, 1×water  /  crew 2</w:t>
+            <w:tcMar>
+              <w:top w:type="dxa" w:w="60"/>
+              <w:left w:type="dxa" w:w="80"/>
+              <w:bottom w:type="dxa" w:w="60"/>
+              <w:right w:type="dxa" w:w="80"/>
+            </w:tcMar>
+          </w:tcPr>
+          <w:p>
+            <w:pPr>
+              <w:spacing w:after="0"/>
+            </w:pPr>
+            <w:r>
+              <w:rPr>
+                <w:rFonts w:ascii="Arial" w:cs="Arial" w:eastAsia="Arial" w:hAnsi="Arial"/>
+                <w:b w:val="false"/>
+                <w:bCs w:val="false"/>
+                <w:color w:val="1A1A1A"/>
+                <w:sz w:val="15"/>
+                <w:szCs w:val="15"/>
+              </w:rPr>
+              <w:t xml:space="preserve">1×power, 1×med  /  crew 2</w:t>
             </w:r>
           </w:p>
         </w:tc>
         <w:tc>
           <w:tcPr>
             <w:tcW w:type="dxa" w:w="3600"/>
-            <w:shd w:fill="FFF2CC" w:color="auto" w:val="clear"/>
-            <w:tcMar>
-              <w:top w:type="dxa" w:w="60"/>
-              <w:left w:type="dxa" w:w="80"/>
-              <w:bottom w:type="dxa" w:w="60"/>
-              <w:right w:type="dxa" w:w="80"/>
-            </w:tcMar>
-          </w:tcPr>
-          <w:p>
-            <w:pPr>
-              <w:spacing w:after="0"/>
-            </w:pPr>
-            <w:r>
-              <w:rPr>
-                <w:rFonts w:ascii="Arial" w:cs="Arial" w:eastAsia="Arial" w:hAnsi="Arial"/>
-                <w:b w:val="false"/>
-                <w:bCs w:val="false"/>
-                <w:color w:val="1A1A1A"/>
-                <w:sz w:val="15"/>
-                <w:szCs w:val="15"/>
-              </w:rPr>
-              <w:t xml:space="preserve">DISCREPANCY LIVE: binder says 340, big screen says 290 — server accepts P-04-340 OR P-04-290</w:t>
+            <w:tcMar>
+              <w:top w:type="dxa" w:w="60"/>
+              <w:left w:type="dxa" w:w="80"/>
+              <w:bottom w:type="dxa" w:w="60"/>
+              <w:right w:type="dxa" w:w="80"/>
+            </w:tcMar>
+          </w:tcPr>
+          <w:p>
+            <w:pPr>
+              <w:spacing w:after="0"/>
+            </w:pPr>
+            <w:r>
+              <w:rPr>
+                <w:rFonts w:ascii="Arial" w:cs="Arial" w:eastAsia="Arial" w:hAnsi="Arial"/>
+                <w:b w:val="false"/>
+                <w:bCs w:val="false"/>
+                <w:color w:val="1A1A1A"/>
+                <w:sz w:val="15"/>
+                <w:szCs w:val="15"/>
+              </w:rPr>
+              <w:t xml:space="preserve">—</w:t>
             </w:r>
           </w:p>
         </w:tc>
@@ -3560,7 +3560,7 @@
                 <w:sz w:val="15"/>
                 <w:szCs w:val="15"/>
               </w:rPr>
-              <w:t xml:space="preserve">F-202</w:t>
+              <w:t xml:space="preserve">F-204</w:t>
             </w:r>
           </w:p>
         </w:tc>
@@ -3614,7 +3614,7 @@
                 <w:sz w:val="15"/>
                 <w:szCs w:val="15"/>
               </w:rPr>
-              <w:t xml:space="preserve">POW</w:t>
+              <w:t xml:space="preserve">WTR</w:t>
             </w:r>
           </w:p>
         </w:tc>
@@ -3641,7 +3641,7 @@
                 <w:sz w:val="15"/>
                 <w:szCs w:val="15"/>
               </w:rPr>
-              <w:t xml:space="preserve">Grid harmonic surge</w:t>
+              <w:t xml:space="preserve">Sluice actuator jam</w:t>
             </w:r>
           </w:p>
         </w:tc>
@@ -3668,7 +3668,7 @@
                 <w:sz w:val="15"/>
                 <w:szCs w:val="15"/>
               </w:rPr>
-              <w:t xml:space="preserve">P-05-445</w:t>
+              <w:t xml:space="preserve">P-04-273</w:t>
             </w:r>
           </w:p>
         </w:tc>
@@ -3695,7 +3695,7 @@
                 <w:sz w:val="15"/>
                 <w:szCs w:val="15"/>
               </w:rPr>
-              <w:t xml:space="preserve">WTR W-3 · Backup Pump</w:t>
+              <w:t xml:space="preserve">MED M-5 · HEPA Array</w:t>
             </w:r>
           </w:p>
         </w:tc>
@@ -3722,7 +3722,7 @@
                 <w:sz w:val="15"/>
                 <w:szCs w:val="15"/>
               </w:rPr>
-              <w:t xml:space="preserve">1×parts, 1×water  /  crew 2</w:t>
+              <w:t xml:space="preserve">2×parts  /  crew 2</w:t>
             </w:r>
           </w:p>
         </w:tc>
@@ -3778,7 +3778,7 @@
                 <w:sz w:val="15"/>
                 <w:szCs w:val="15"/>
               </w:rPr>
-              <w:t xml:space="preserve">F-203</w:t>
+              <w:t xml:space="preserve">F-205</w:t>
             </w:r>
           </w:p>
         </w:tc>
@@ -3832,7 +3832,7 @@
                 <w:sz w:val="15"/>
                 <w:szCs w:val="15"/>
               </w:rPr>
-              <w:t xml:space="preserve">WTR</w:t>
+              <w:t xml:space="preserve">MED</w:t>
             </w:r>
           </w:p>
         </w:tc>
@@ -3859,7 +3859,7 @@
                 <w:sz w:val="15"/>
                 <w:szCs w:val="15"/>
               </w:rPr>
-              <w:t xml:space="preserve">Reclaim plant fault</w:t>
+              <w:t xml:space="preserve">Cold-chain failure</w:t>
             </w:r>
           </w:p>
         </w:tc>
@@ -3886,7 +3886,7 @@
                 <w:sz w:val="15"/>
                 <w:szCs w:val="15"/>
               </w:rPr>
-              <w:t xml:space="preserve">P-04-274</w:t>
+              <w:t xml:space="preserve">P-03-621</w:t>
             </w:r>
           </w:p>
         </w:tc>
@@ -3913,7 +3913,7 @@
                 <w:sz w:val="15"/>
                 <w:szCs w:val="15"/>
               </w:rPr>
-              <w:t xml:space="preserve">MED M-2 · Isolation Wing</w:t>
+              <w:t xml:space="preserve">TRN T-1 · Tunnel D</w:t>
             </w:r>
           </w:p>
         </w:tc>
@@ -3996,7 +3996,7 @@
                 <w:sz w:val="15"/>
                 <w:szCs w:val="15"/>
               </w:rPr>
-              <w:t xml:space="preserve">F-204</w:t>
+              <w:t xml:space="preserve">F-206</w:t>
             </w:r>
           </w:p>
         </w:tc>
@@ -4050,7 +4050,7 @@
                 <w:sz w:val="15"/>
                 <w:szCs w:val="15"/>
               </w:rPr>
-              <w:t xml:space="preserve">WTR</w:t>
+              <w:t xml:space="preserve">MED</w:t>
             </w:r>
           </w:p>
         </w:tc>
@@ -4077,7 +4077,7 @@
                 <w:sz w:val="15"/>
                 <w:szCs w:val="15"/>
               </w:rPr>
-              <w:t xml:space="preserve">Sluice actuator jam</w:t>
+              <w:t xml:space="preserve">Oxygen scrubber overload</w:t>
             </w:r>
           </w:p>
         </w:tc>
@@ -4104,7 +4104,7 @@
                 <w:sz w:val="15"/>
                 <w:szCs w:val="15"/>
               </w:rPr>
-              <w:t xml:space="preserve">P-05-273</w:t>
+              <w:t xml:space="preserve">P-04-895</w:t>
             </w:r>
           </w:p>
         </w:tc>
@@ -4131,7 +4131,7 @@
                 <w:sz w:val="15"/>
                 <w:szCs w:val="15"/>
               </w:rPr>
-              <w:t xml:space="preserve">MED M-5 · HEPA Array</w:t>
+              <w:t xml:space="preserve">TRN T-6 · Line 2</w:t>
             </w:r>
           </w:p>
         </w:tc>
@@ -4158,7 +4158,7 @@
                 <w:sz w:val="15"/>
                 <w:szCs w:val="15"/>
               </w:rPr>
-              <w:t xml:space="preserve">2×parts  /  crew 2</w:t>
+              <w:t xml:space="preserve">1×power, 1×parts  /  crew 2</w:t>
             </w:r>
           </w:p>
         </w:tc>
@@ -4214,7 +4214,7 @@
                 <w:sz w:val="15"/>
                 <w:szCs w:val="15"/>
               </w:rPr>
-              <w:t xml:space="preserve">F-205</w:t>
+              <w:t xml:space="preserve">F-207</w:t>
             </w:r>
           </w:p>
         </w:tc>
@@ -4268,7 +4268,7 @@
                 <w:sz w:val="15"/>
                 <w:szCs w:val="15"/>
               </w:rPr>
-              <w:t xml:space="preserve">MED</w:t>
+              <w:t xml:space="preserve">TRN</w:t>
             </w:r>
           </w:p>
         </w:tc>
@@ -4295,7 +4295,7 @@
                 <w:sz w:val="15"/>
                 <w:szCs w:val="15"/>
               </w:rPr>
-              <w:t xml:space="preserve">Cold-chain failure</w:t>
+              <w:t xml:space="preserve">Tunnel B partial collapse</w:t>
             </w:r>
           </w:p>
         </w:tc>
@@ -4322,7 +4322,7 @@
                 <w:sz w:val="15"/>
                 <w:szCs w:val="15"/>
               </w:rPr>
-              <w:t xml:space="preserve">P-04-621</w:t>
+              <w:t xml:space="preserve">P-03-311</w:t>
             </w:r>
           </w:p>
         </w:tc>
@@ -4349,7 +4349,7 @@
                 <w:sz w:val="15"/>
                 <w:szCs w:val="15"/>
               </w:rPr>
-              <w:t xml:space="preserve">TRN T-1 · Tunnel D</w:t>
+              <w:t xml:space="preserve">AGR A-2 · Bay 4</w:t>
             </w:r>
           </w:p>
         </w:tc>
@@ -4376,7 +4376,7 @@
                 <w:sz w:val="15"/>
                 <w:szCs w:val="15"/>
               </w:rPr>
-              <w:t xml:space="preserve">1×power, 1×med  /  crew 2</w:t>
+              <w:t xml:space="preserve">2×parts, 1×water  /  crew 3</w:t>
             </w:r>
           </w:p>
         </w:tc>
@@ -4403,7 +4403,7 @@
                 <w:sz w:val="15"/>
                 <w:szCs w:val="15"/>
               </w:rPr>
-              <w:t xml:space="preserve">—</w:t>
+              <w:t xml:space="preserve">INJURY: 2 workforce tokens to MED when fired</w:t>
             </w:r>
           </w:p>
         </w:tc>
@@ -4432,7 +4432,7 @@
                 <w:sz w:val="15"/>
                 <w:szCs w:val="15"/>
               </w:rPr>
-              <w:t xml:space="preserve">F-206</w:t>
+              <w:t xml:space="preserve">F-208</w:t>
             </w:r>
           </w:p>
         </w:tc>
@@ -4486,7 +4486,7 @@
                 <w:sz w:val="15"/>
                 <w:szCs w:val="15"/>
               </w:rPr>
-              <w:t xml:space="preserve">MED</w:t>
+              <w:t xml:space="preserve">TRN</w:t>
             </w:r>
           </w:p>
         </w:tc>
@@ -4513,7 +4513,7 @@
                 <w:sz w:val="15"/>
                 <w:szCs w:val="15"/>
               </w:rPr>
-              <w:t xml:space="preserve">Oxygen scrubber overload</w:t>
+              <w:t xml:space="preserve">Rail power flicker</w:t>
             </w:r>
           </w:p>
         </w:tc>
@@ -4540,7 +4540,7 @@
                 <w:sz w:val="15"/>
                 <w:szCs w:val="15"/>
               </w:rPr>
-              <w:t xml:space="preserve">P-05-895</w:t>
+              <w:t xml:space="preserve">P-04-915</w:t>
             </w:r>
           </w:p>
         </w:tc>
@@ -4567,7 +4567,7 @@
                 <w:sz w:val="15"/>
                 <w:szCs w:val="15"/>
               </w:rPr>
-              <w:t xml:space="preserve">TRN T-6 · Line 2</w:t>
+              <w:t xml:space="preserve">AGR A-4 · Array East</w:t>
             </w:r>
           </w:p>
         </w:tc>
@@ -4650,7 +4650,7 @@
                 <w:sz w:val="15"/>
                 <w:szCs w:val="15"/>
               </w:rPr>
-              <w:t xml:space="preserve">F-207</w:t>
+              <w:t xml:space="preserve">F-209</w:t>
             </w:r>
           </w:p>
         </w:tc>
@@ -4704,7 +4704,7 @@
                 <w:sz w:val="15"/>
                 <w:szCs w:val="15"/>
               </w:rPr>
-              <w:t xml:space="preserve">TRN</w:t>
+              <w:t xml:space="preserve">AGR</w:t>
             </w:r>
           </w:p>
         </w:tc>
@@ -4731,7 +4731,7 @@
                 <w:sz w:val="15"/>
                 <w:szCs w:val="15"/>
               </w:rPr>
-              <w:t xml:space="preserve">Tunnel B partial collapse</w:t>
+              <w:t xml:space="preserve">Grow-lamp bank failure</w:t>
             </w:r>
           </w:p>
         </w:tc>
@@ -4758,7 +4758,7 @@
                 <w:sz w:val="15"/>
                 <w:szCs w:val="15"/>
               </w:rPr>
-              <w:t xml:space="preserve">P-04-311</w:t>
+              <w:t xml:space="preserve">P-03-931</w:t>
             </w:r>
           </w:p>
         </w:tc>
@@ -4785,7 +4785,7 @@
                 <w:sz w:val="15"/>
                 <w:szCs w:val="15"/>
               </w:rPr>
-              <w:t xml:space="preserve">AGR A-2 · Bay 4</w:t>
+              <w:t xml:space="preserve">COM C-3 · Grid South</w:t>
             </w:r>
           </w:p>
         </w:tc>
@@ -4812,7 +4812,7 @@
                 <w:sz w:val="15"/>
                 <w:szCs w:val="15"/>
               </w:rPr>
-              <w:t xml:space="preserve">2×parts, 1×water  /  crew 3</w:t>
+              <w:t xml:space="preserve">1×power, 1×parts  /  crew 2</w:t>
             </w:r>
           </w:p>
         </w:tc>
@@ -4839,7 +4839,7 @@
                 <w:sz w:val="15"/>
                 <w:szCs w:val="15"/>
               </w:rPr>
-              <w:t xml:space="preserve">INJURY: 2 workforce tokens to MED when fired</w:t>
+              <w:t xml:space="preserve">—</w:t>
             </w:r>
           </w:p>
         </w:tc>
@@ -4868,7 +4868,7 @@
                 <w:sz w:val="15"/>
                 <w:szCs w:val="15"/>
               </w:rPr>
-              <w:t xml:space="preserve">F-208</w:t>
+              <w:t xml:space="preserve">F-210</w:t>
             </w:r>
           </w:p>
         </w:tc>
@@ -4922,7 +4922,7 @@
                 <w:sz w:val="15"/>
                 <w:szCs w:val="15"/>
               </w:rPr>
-              <w:t xml:space="preserve">TRN</w:t>
+              <w:t xml:space="preserve">AGR</w:t>
             </w:r>
           </w:p>
         </w:tc>
@@ -4949,7 +4949,7 @@
                 <w:sz w:val="15"/>
                 <w:szCs w:val="15"/>
               </w:rPr>
-              <w:t xml:space="preserve">Rail power flicker</w:t>
+              <w:t xml:space="preserve">Irrigation main breach</w:t>
             </w:r>
           </w:p>
         </w:tc>
@@ -4976,7 +4976,7 @@
                 <w:sz w:val="15"/>
                 <w:szCs w:val="15"/>
               </w:rPr>
-              <w:t xml:space="preserve">P-05-915</w:t>
+              <w:t xml:space="preserve">P-04-452</w:t>
             </w:r>
           </w:p>
         </w:tc>
@@ -5003,7 +5003,7 @@
                 <w:sz w:val="15"/>
                 <w:szCs w:val="15"/>
               </w:rPr>
-              <w:t xml:space="preserve">AGR A-4 · Array East</w:t>
+              <w:t xml:space="preserve">COM C-3 · Grid North</w:t>
             </w:r>
           </w:p>
         </w:tc>
@@ -5030,7 +5030,7 @@
                 <w:sz w:val="15"/>
                 <w:szCs w:val="15"/>
               </w:rPr>
-              <w:t xml:space="preserve">1×power, 1×parts  /  crew 2</w:t>
+              <w:t xml:space="preserve">1×water, 1×parts  /  crew 2</w:t>
             </w:r>
           </w:p>
         </w:tc>
@@ -5086,7 +5086,7 @@
                 <w:sz w:val="15"/>
                 <w:szCs w:val="15"/>
               </w:rPr>
-              <w:t xml:space="preserve">F-209</w:t>
+              <w:t xml:space="preserve">F-211</w:t>
             </w:r>
           </w:p>
         </w:tc>
@@ -5140,7 +5140,7 @@
                 <w:sz w:val="15"/>
                 <w:szCs w:val="15"/>
               </w:rPr>
-              <w:t xml:space="preserve">AGR</w:t>
+              <w:t xml:space="preserve">COM</w:t>
             </w:r>
           </w:p>
         </w:tc>
@@ -5167,7 +5167,7 @@
                 <w:sz w:val="15"/>
                 <w:szCs w:val="15"/>
               </w:rPr>
-              <w:t xml:space="preserve">Grow-lamp bank failure</w:t>
+              <w:t xml:space="preserve">Uplink power sag</w:t>
             </w:r>
           </w:p>
         </w:tc>
@@ -5194,7 +5194,7 @@
                 <w:sz w:val="15"/>
                 <w:szCs w:val="15"/>
               </w:rPr>
-              <w:t xml:space="preserve">P-04-931</w:t>
+              <w:t xml:space="preserve">P-03-107</w:t>
             </w:r>
           </w:p>
         </w:tc>
@@ -5221,7 +5221,7 @@
                 <w:sz w:val="15"/>
                 <w:szCs w:val="15"/>
               </w:rPr>
-              <w:t xml:space="preserve">COM C-3 · Grid South</w:t>
+              <w:t xml:space="preserve">POW P-2 · Sub-grid 3</w:t>
             </w:r>
           </w:p>
         </w:tc>
@@ -5284,7 +5284,6 @@
         <w:tc>
           <w:tcPr>
             <w:tcW w:type="dxa" w:w="1100"/>
-            <w:shd w:fill="FFF2CC" w:color="auto" w:val="clear"/>
             <w:tcMar>
               <w:top w:type="dxa" w:w="60"/>
               <w:left w:type="dxa" w:w="80"/>
@@ -5305,14 +5304,13 @@
                 <w:sz w:val="15"/>
                 <w:szCs w:val="15"/>
               </w:rPr>
-              <w:t xml:space="preserve">F-210</w:t>
+              <w:t xml:space="preserve">F-212</w:t>
             </w:r>
           </w:p>
         </w:tc>
         <w:tc>
           <w:tcPr>
             <w:tcW w:type="dxa" w:w="700"/>
-            <w:shd w:fill="FFF2CC" w:color="auto" w:val="clear"/>
             <w:tcMar>
               <w:top w:type="dxa" w:w="60"/>
               <w:left w:type="dxa" w:w="80"/>
@@ -5340,63 +5338,60 @@
         <w:tc>
           <w:tcPr>
             <w:tcW w:type="dxa" w:w="700"/>
-            <w:shd w:fill="FFF2CC" w:color="auto" w:val="clear"/>
-            <w:tcMar>
-              <w:top w:type="dxa" w:w="60"/>
-              <w:left w:type="dxa" w:w="80"/>
-              <w:bottom w:type="dxa" w:w="60"/>
-              <w:right w:type="dxa" w:w="80"/>
-            </w:tcMar>
-          </w:tcPr>
-          <w:p>
-            <w:pPr>
-              <w:spacing w:after="0"/>
-            </w:pPr>
-            <w:r>
-              <w:rPr>
-                <w:rFonts w:ascii="Arial" w:cs="Arial" w:eastAsia="Arial" w:hAnsi="Arial"/>
-                <w:b w:val="false"/>
-                <w:bCs w:val="false"/>
-                <w:color w:val="1A1A1A"/>
-                <w:sz w:val="15"/>
-                <w:szCs w:val="15"/>
-              </w:rPr>
-              <w:t xml:space="preserve">AGR</w:t>
+            <w:tcMar>
+              <w:top w:type="dxa" w:w="60"/>
+              <w:left w:type="dxa" w:w="80"/>
+              <w:bottom w:type="dxa" w:w="60"/>
+              <w:right w:type="dxa" w:w="80"/>
+            </w:tcMar>
+          </w:tcPr>
+          <w:p>
+            <w:pPr>
+              <w:spacing w:after="0"/>
+            </w:pPr>
+            <w:r>
+              <w:rPr>
+                <w:rFonts w:ascii="Arial" w:cs="Arial" w:eastAsia="Arial" w:hAnsi="Arial"/>
+                <w:b w:val="false"/>
+                <w:bCs w:val="false"/>
+                <w:color w:val="1A1A1A"/>
+                <w:sz w:val="15"/>
+                <w:szCs w:val="15"/>
+              </w:rPr>
+              <w:t xml:space="preserve">COM</w:t>
             </w:r>
           </w:p>
         </w:tc>
         <w:tc>
           <w:tcPr>
             <w:tcW w:type="dxa" w:w="2400"/>
-            <w:shd w:fill="FFF2CC" w:color="auto" w:val="clear"/>
-            <w:tcMar>
-              <w:top w:type="dxa" w:w="60"/>
-              <w:left w:type="dxa" w:w="80"/>
-              <w:bottom w:type="dxa" w:w="60"/>
-              <w:right w:type="dxa" w:w="80"/>
-            </w:tcMar>
-          </w:tcPr>
-          <w:p>
-            <w:pPr>
-              <w:spacing w:after="0"/>
-            </w:pPr>
-            <w:r>
-              <w:rPr>
-                <w:rFonts w:ascii="Arial" w:cs="Arial" w:eastAsia="Arial" w:hAnsi="Arial"/>
-                <w:b w:val="false"/>
-                <w:bCs w:val="false"/>
-                <w:color w:val="1A1A1A"/>
-                <w:sz w:val="15"/>
-                <w:szCs w:val="15"/>
-              </w:rPr>
-              <w:t xml:space="preserve">Sensor ghost: irrigation breach</w:t>
+            <w:tcMar>
+              <w:top w:type="dxa" w:w="60"/>
+              <w:left w:type="dxa" w:w="80"/>
+              <w:bottom w:type="dxa" w:w="60"/>
+              <w:right w:type="dxa" w:w="80"/>
+            </w:tcMar>
+          </w:tcPr>
+          <w:p>
+            <w:pPr>
+              <w:spacing w:after="0"/>
+            </w:pPr>
+            <w:r>
+              <w:rPr>
+                <w:rFonts w:ascii="Arial" w:cs="Arial" w:eastAsia="Arial" w:hAnsi="Arial"/>
+                <w:b w:val="false"/>
+                <w:bCs w:val="false"/>
+                <w:color w:val="1A1A1A"/>
+                <w:sz w:val="15"/>
+                <w:szCs w:val="15"/>
+              </w:rPr>
+              <w:t xml:space="preserve">Relay node blackout</w:t>
             </w:r>
           </w:p>
         </w:tc>
         <w:tc>
           <w:tcPr>
             <w:tcW w:type="dxa" w:w="2200"/>
-            <w:shd w:fill="FFF2CC" w:color="auto" w:val="clear"/>
             <w:tcMar>
               <w:top w:type="dxa" w:w="60"/>
               <w:left w:type="dxa" w:w="80"/>
@@ -5417,14 +5412,67 @@
                 <w:sz w:val="15"/>
                 <w:szCs w:val="15"/>
               </w:rPr>
-              <w:t xml:space="preserve">— NO CODE —</w:t>
+              <w:t xml:space="preserve">P-04-376</w:t>
             </w:r>
           </w:p>
         </w:tc>
         <w:tc>
           <w:tcPr>
             <w:tcW w:type="dxa" w:w="3000"/>
-            <w:shd w:fill="FFF2CC" w:color="auto" w:val="clear"/>
+            <w:tcMar>
+              <w:top w:type="dxa" w:w="60"/>
+              <w:left w:type="dxa" w:w="80"/>
+              <w:bottom w:type="dxa" w:w="60"/>
+              <w:right w:type="dxa" w:w="80"/>
+            </w:tcMar>
+          </w:tcPr>
+          <w:p>
+            <w:pPr>
+              <w:spacing w:after="0"/>
+            </w:pPr>
+            <w:r>
+              <w:rPr>
+                <w:rFonts w:ascii="Arial" w:cs="Arial" w:eastAsia="Arial" w:hAnsi="Arial"/>
+                <w:b w:val="false"/>
+                <w:bCs w:val="false"/>
+                <w:color w:val="1A1A1A"/>
+                <w:sz w:val="15"/>
+                <w:szCs w:val="15"/>
+              </w:rPr>
+              <w:t xml:space="preserve">POW P-1 · Turbine D</w:t>
+            </w:r>
+          </w:p>
+        </w:tc>
+        <w:tc>
+          <w:tcPr>
+            <w:tcW w:type="dxa" w:w="1600"/>
+            <w:tcMar>
+              <w:top w:type="dxa" w:w="60"/>
+              <w:left w:type="dxa" w:w="80"/>
+              <w:bottom w:type="dxa" w:w="60"/>
+              <w:right w:type="dxa" w:w="80"/>
+            </w:tcMar>
+          </w:tcPr>
+          <w:p>
+            <w:pPr>
+              <w:spacing w:after="0"/>
+            </w:pPr>
+            <w:r>
+              <w:rPr>
+                <w:rFonts w:ascii="Arial" w:cs="Arial" w:eastAsia="Arial" w:hAnsi="Arial"/>
+                <w:b w:val="false"/>
+                <w:bCs w:val="false"/>
+                <w:color w:val="1A1A1A"/>
+                <w:sz w:val="15"/>
+                <w:szCs w:val="15"/>
+              </w:rPr>
+              <w:t xml:space="preserve">1×power  /  crew 2</w:t>
+            </w:r>
+          </w:p>
+        </w:tc>
+        <w:tc>
+          <w:tcPr>
+            <w:tcW w:type="dxa" w:w="3600"/>
             <w:tcMar>
               <w:top w:type="dxa" w:w="60"/>
               <w:left w:type="dxa" w:w="80"/>
@@ -5446,62 +5494,6 @@
                 <w:szCs w:val="15"/>
               </w:rPr>
               <w:t xml:space="preserve">—</w:t>
-            </w:r>
-          </w:p>
-        </w:tc>
-        <w:tc>
-          <w:tcPr>
-            <w:tcW w:type="dxa" w:w="1600"/>
-            <w:shd w:fill="FFF2CC" w:color="auto" w:val="clear"/>
-            <w:tcMar>
-              <w:top w:type="dxa" w:w="60"/>
-              <w:left w:type="dxa" w:w="80"/>
-              <w:bottom w:type="dxa" w:w="60"/>
-              <w:right w:type="dxa" w:w="80"/>
-            </w:tcMar>
-          </w:tcPr>
-          <w:p>
-            <w:pPr>
-              <w:spacing w:after="0"/>
-            </w:pPr>
-            <w:r>
-              <w:rPr>
-                <w:rFonts w:ascii="Arial" w:cs="Arial" w:eastAsia="Arial" w:hAnsi="Arial"/>
-                <w:b w:val="false"/>
-                <w:bCs w:val="false"/>
-                <w:color w:val="1A1A1A"/>
-                <w:sz w:val="15"/>
-                <w:szCs w:val="15"/>
-              </w:rPr>
-              <w:t xml:space="preserve">—</w:t>
-            </w:r>
-          </w:p>
-        </w:tc>
-        <w:tc>
-          <w:tcPr>
-            <w:tcW w:type="dxa" w:w="3600"/>
-            <w:shd w:fill="FFF2CC" w:color="auto" w:val="clear"/>
-            <w:tcMar>
-              <w:top w:type="dxa" w:w="60"/>
-              <w:left w:type="dxa" w:w="80"/>
-              <w:bottom w:type="dxa" w:w="60"/>
-              <w:right w:type="dxa" w:w="80"/>
-            </w:tcMar>
-          </w:tcPr>
-          <w:p>
-            <w:pPr>
-              <w:spacing w:after="0"/>
-            </w:pPr>
-            <w:r>
-              <w:rPr>
-                <w:rFonts w:ascii="Arial" w:cs="Arial" w:eastAsia="Arial" w:hAnsi="Arial"/>
-                <w:b w:val="false"/>
-                <w:bCs w:val="false"/>
-                <w:color w:val="1A1A1A"/>
-                <w:sz w:val="15"/>
-                <w:szCs w:val="15"/>
-              </w:rPr>
-              <w:t xml:space="preserve">FALSE ALARM — binder index: 'verify telemetry with COM before committing resources'. No code exists; COM liaison confirms ghost to facilitator, who clears it</w:t>
             </w:r>
           </w:p>
         </w:tc>
@@ -5530,7 +5522,7 @@
                 <w:sz w:val="15"/>
                 <w:szCs w:val="15"/>
               </w:rPr>
-              <w:t xml:space="preserve">F-211</w:t>
+              <w:t xml:space="preserve">F-301</w:t>
             </w:r>
           </w:p>
         </w:tc>
@@ -5557,7 +5549,7 @@
                 <w:sz w:val="15"/>
                 <w:szCs w:val="15"/>
               </w:rPr>
-              <w:t xml:space="preserve">R2</w:t>
+              <w:t xml:space="preserve">R3</w:t>
             </w:r>
           </w:p>
         </w:tc>
@@ -5584,7 +5576,7 @@
                 <w:sz w:val="15"/>
                 <w:szCs w:val="15"/>
               </w:rPr>
-              <w:t xml:space="preserve">COM</w:t>
+              <w:t xml:space="preserve">POW</w:t>
             </w:r>
           </w:p>
         </w:tc>
@@ -5611,7 +5603,7 @@
                 <w:sz w:val="15"/>
                 <w:szCs w:val="15"/>
               </w:rPr>
-              <w:t xml:space="preserve">Uplink power sag</w:t>
+              <w:t xml:space="preserve">Core coupling misalignment</w:t>
             </w:r>
           </w:p>
         </w:tc>
@@ -5638,7 +5630,7 @@
                 <w:sz w:val="15"/>
                 <w:szCs w:val="15"/>
               </w:rPr>
-              <w:t xml:space="preserve">P-04-107</w:t>
+              <w:t xml:space="preserve">P-05-142-261</w:t>
             </w:r>
           </w:p>
         </w:tc>
@@ -5665,7 +5657,7 @@
                 <w:sz w:val="15"/>
                 <w:szCs w:val="15"/>
               </w:rPr>
-              <w:t xml:space="preserve">POW P-2 · Sub-grid 3</w:t>
+              <w:t xml:space="preserve">WTR W-4 · Emergency Tank   +   MED M-5 · Filter Bank 3</w:t>
             </w:r>
           </w:p>
         </w:tc>
@@ -5692,7 +5684,7 @@
                 <w:sz w:val="15"/>
                 <w:szCs w:val="15"/>
               </w:rPr>
-              <w:t xml:space="preserve">1×power, 1×parts  /  crew 2</w:t>
+              <w:t xml:space="preserve">3×parts, 2×water  /  crew 3</w:t>
             </w:r>
           </w:p>
         </w:tc>
@@ -5748,7 +5740,7 @@
                 <w:sz w:val="15"/>
                 <w:szCs w:val="15"/>
               </w:rPr>
-              <w:t xml:space="preserve">F-212</w:t>
+              <w:t xml:space="preserve">F-302</w:t>
             </w:r>
           </w:p>
         </w:tc>
@@ -5775,7 +5767,7 @@
                 <w:sz w:val="15"/>
                 <w:szCs w:val="15"/>
               </w:rPr>
-              <w:t xml:space="preserve">R2</w:t>
+              <w:t xml:space="preserve">R3</w:t>
             </w:r>
           </w:p>
         </w:tc>
@@ -5802,7 +5794,7 @@
                 <w:sz w:val="15"/>
                 <w:szCs w:val="15"/>
               </w:rPr>
-              <w:t xml:space="preserve">COM</w:t>
+              <w:t xml:space="preserve">WTR</w:t>
             </w:r>
           </w:p>
         </w:tc>
@@ -5829,7 +5821,7 @@
                 <w:sz w:val="15"/>
                 <w:szCs w:val="15"/>
               </w:rPr>
-              <w:t xml:space="preserve">Relay node blackout</w:t>
+              <w:t xml:space="preserve">Reservoir breach imminent</w:t>
             </w:r>
           </w:p>
         </w:tc>
@@ -5856,7 +5848,7 @@
                 <w:sz w:val="15"/>
                 <w:szCs w:val="15"/>
               </w:rPr>
-              <w:t xml:space="preserve">P-05-376</w:t>
+              <w:t xml:space="preserve">P-05-565-524</w:t>
             </w:r>
           </w:p>
         </w:tc>
@@ -5883,7 +5875,7 @@
                 <w:sz w:val="15"/>
                 <w:szCs w:val="15"/>
               </w:rPr>
-              <w:t xml:space="preserve">POW P-1 · Turbine D</w:t>
+              <w:t xml:space="preserve">MED M-2 · Surgical Suite   +   WTR App-C (buried) · Emergency Sluice Override</w:t>
             </w:r>
           </w:p>
         </w:tc>
@@ -5910,7 +5902,7 @@
                 <w:sz w:val="15"/>
                 <w:szCs w:val="15"/>
               </w:rPr>
-              <w:t xml:space="preserve">1×power  /  crew 2</w:t>
+              <w:t xml:space="preserve">2×parts, 1×power  /  crew 3</w:t>
             </w:r>
           </w:p>
         </w:tc>
@@ -5937,7 +5929,7 @@
                 <w:sz w:val="15"/>
                 <w:szCs w:val="15"/>
               </w:rPr>
-              <w:t xml:space="preserve">—</w:t>
+              <w:t xml:space="preserve">Uses WTR buried appendix</w:t>
             </w:r>
           </w:p>
         </w:tc>
@@ -5966,7 +5958,7 @@
                 <w:sz w:val="15"/>
                 <w:szCs w:val="15"/>
               </w:rPr>
-              <w:t xml:space="preserve">F-301</w:t>
+              <w:t xml:space="preserve">F-303</w:t>
             </w:r>
           </w:p>
         </w:tc>
@@ -6020,7 +6012,7 @@
                 <w:sz w:val="15"/>
                 <w:szCs w:val="15"/>
               </w:rPr>
-              <w:t xml:space="preserve">POW</w:t>
+              <w:t xml:space="preserve">MED</w:t>
             </w:r>
           </w:p>
         </w:tc>
@@ -6047,7 +6039,7 @@
                 <w:sz w:val="15"/>
                 <w:szCs w:val="15"/>
               </w:rPr>
-              <w:t xml:space="preserve">Core coupling misalignment</w:t>
+              <w:t xml:space="preserve">Life-support brownout</w:t>
             </w:r>
           </w:p>
         </w:tc>
@@ -6074,7 +6066,7 @@
                 <w:sz w:val="15"/>
                 <w:szCs w:val="15"/>
               </w:rPr>
-              <w:t xml:space="preserve">P-06-142-261</w:t>
+              <w:t xml:space="preserve">P-05-707-449</w:t>
             </w:r>
           </w:p>
         </w:tc>
@@ -6101,7 +6093,7 @@
                 <w:sz w:val="15"/>
                 <w:szCs w:val="15"/>
               </w:rPr>
-              <w:t xml:space="preserve">WTR W-4 · Emergency Tank   +   MED M-5 · Filter Bank 3</w:t>
+              <w:t xml:space="preserve">TRN T-1 · Freight Spur   +   POW P-2 · Emergency Bus</w:t>
             </w:r>
           </w:p>
         </w:tc>
@@ -6128,7 +6120,7 @@
                 <w:sz w:val="15"/>
                 <w:szCs w:val="15"/>
               </w:rPr>
-              <w:t xml:space="preserve">3×parts, 2×water  /  crew 3</w:t>
+              <w:t xml:space="preserve">2×power, 1×med  /  crew 3</w:t>
             </w:r>
           </w:p>
         </w:tc>
@@ -6155,7 +6147,7 @@
                 <w:sz w:val="15"/>
                 <w:szCs w:val="15"/>
               </w:rPr>
-              <w:t xml:space="preserve">—</w:t>
+              <w:t xml:space="preserve">Diagonal pair MED&lt;-&gt;POW · INJURES 1 WORKFORCE → tokens to MED</w:t>
             </w:r>
           </w:p>
         </w:tc>
@@ -6184,7 +6176,7 @@
                 <w:sz w:val="15"/>
                 <w:szCs w:val="15"/>
               </w:rPr>
-              <w:t xml:space="preserve">F-302</w:t>
+              <w:t xml:space="preserve">F-304</w:t>
             </w:r>
           </w:p>
         </w:tc>
@@ -6238,7 +6230,7 @@
                 <w:sz w:val="15"/>
                 <w:szCs w:val="15"/>
               </w:rPr>
-              <w:t xml:space="preserve">WTR</w:t>
+              <w:t xml:space="preserve">TRN</w:t>
             </w:r>
           </w:p>
         </w:tc>
@@ -6265,7 +6257,7 @@
                 <w:sz w:val="15"/>
                 <w:szCs w:val="15"/>
               </w:rPr>
-              <w:t xml:space="preserve">Reservoir breach imminent</w:t>
+              <w:t xml:space="preserve">Blast door failure — Sector 4</w:t>
             </w:r>
           </w:p>
         </w:tc>
@@ -6292,7 +6284,7 @@
                 <w:sz w:val="15"/>
                 <w:szCs w:val="15"/>
               </w:rPr>
-              <w:t xml:space="preserve">P-06-565-524</w:t>
+              <w:t xml:space="preserve">P-05-793-509</w:t>
             </w:r>
           </w:p>
         </w:tc>
@@ -6319,7 +6311,7 @@
                 <w:sz w:val="15"/>
                 <w:szCs w:val="15"/>
               </w:rPr>
-              <w:t xml:space="preserve">MED M-2 · Surgical Suite   +   WTR App-C (buried) · Emergency Sluice Override</w:t>
+              <w:t xml:space="preserve">AGR A-2 · Seedling Bay   +   COM C-1 · Band Delta</w:t>
             </w:r>
           </w:p>
         </w:tc>
@@ -6346,7 +6338,7 @@
                 <w:sz w:val="15"/>
                 <w:szCs w:val="15"/>
               </w:rPr>
-              <w:t xml:space="preserve">2×parts, 1×power  /  crew 3</w:t>
+              <w:t xml:space="preserve">2×parts, 1×power  /  crew 2</w:t>
             </w:r>
           </w:p>
         </w:tc>
@@ -6373,7 +6365,7 @@
                 <w:sz w:val="15"/>
                 <w:szCs w:val="15"/>
               </w:rPr>
-              <w:t xml:space="preserve">Uses WTR buried appendix</w:t>
+              <w:t xml:space="preserve">Diagonal pair TRN&lt;-&gt;COM · INJURES 1 WORKFORCE → tokens to MED</w:t>
             </w:r>
           </w:p>
         </w:tc>
@@ -6402,7 +6394,7 @@
                 <w:sz w:val="15"/>
                 <w:szCs w:val="15"/>
               </w:rPr>
-              <w:t xml:space="preserve">F-303</w:t>
+              <w:t xml:space="preserve">F-305</w:t>
             </w:r>
           </w:p>
         </w:tc>
@@ -6456,7 +6448,7 @@
                 <w:sz w:val="15"/>
                 <w:szCs w:val="15"/>
               </w:rPr>
-              <w:t xml:space="preserve">MED</w:t>
+              <w:t xml:space="preserve">AGR</w:t>
             </w:r>
           </w:p>
         </w:tc>
@@ -6483,7 +6475,7 @@
                 <w:sz w:val="15"/>
                 <w:szCs w:val="15"/>
               </w:rPr>
-              <w:t xml:space="preserve">Life-support brownout</w:t>
+              <w:t xml:space="preserve">Hydroponic root-rot bloom</w:t>
             </w:r>
           </w:p>
         </w:tc>
@@ -6510,7 +6502,7 @@
                 <w:sz w:val="15"/>
                 <w:szCs w:val="15"/>
               </w:rPr>
-              <w:t xml:space="preserve">P-06-707-449</w:t>
+              <w:t xml:space="preserve">P-05-306-606</w:t>
             </w:r>
           </w:p>
         </w:tc>
@@ -6537,7 +6529,7 @@
                 <w:sz w:val="15"/>
                 <w:szCs w:val="15"/>
               </w:rPr>
-              <w:t xml:space="preserve">TRN T-1 · Freight Spur   +   POW P-2 · Emergency Bus</w:t>
+              <w:t xml:space="preserve">COM C-3 · Perimeter   +   AGR App-C (buried) · Seed Vault Humidity Setpoint</w:t>
             </w:r>
           </w:p>
         </w:tc>
@@ -6564,7 +6556,7 @@
                 <w:sz w:val="15"/>
                 <w:szCs w:val="15"/>
               </w:rPr>
-              <w:t xml:space="preserve">2×power, 1×med  /  crew 3</w:t>
+              <w:t xml:space="preserve">2×water, 1×med  /  crew 2</w:t>
             </w:r>
           </w:p>
         </w:tc>
@@ -6591,7 +6583,7 @@
                 <w:sz w:val="15"/>
                 <w:szCs w:val="15"/>
               </w:rPr>
-              <w:t xml:space="preserve">Diagonal pair MED&lt;-&gt;POW · INJURES 1 WORKFORCE → tokens to MED</w:t>
+              <w:t xml:space="preserve">Uses AGR buried appendix</w:t>
             </w:r>
           </w:p>
         </w:tc>
@@ -6620,7 +6612,7 @@
                 <w:sz w:val="15"/>
                 <w:szCs w:val="15"/>
               </w:rPr>
-              <w:t xml:space="preserve">F-304</w:t>
+              <w:t xml:space="preserve">F-306</w:t>
             </w:r>
           </w:p>
         </w:tc>
@@ -6674,7 +6666,7 @@
                 <w:sz w:val="15"/>
                 <w:szCs w:val="15"/>
               </w:rPr>
-              <w:t xml:space="preserve">TRN</w:t>
+              <w:t xml:space="preserve">COM</w:t>
             </w:r>
           </w:p>
         </w:tc>
@@ -6701,7 +6693,7 @@
                 <w:sz w:val="15"/>
                 <w:szCs w:val="15"/>
               </w:rPr>
-              <w:t xml:space="preserve">Blast door failure — Sector 4</w:t>
+              <w:t xml:space="preserve">Master sensor grid collapse</w:t>
             </w:r>
           </w:p>
         </w:tc>
@@ -6728,7 +6720,7 @@
                 <w:sz w:val="15"/>
                 <w:szCs w:val="15"/>
               </w:rPr>
-              <w:t xml:space="preserve">P-06-793-509</w:t>
+              <w:t xml:space="preserve">P-05-242-495</w:t>
             </w:r>
           </w:p>
         </w:tc>
@@ -6755,7 +6747,7 @@
                 <w:sz w:val="15"/>
                 <w:szCs w:val="15"/>
               </w:rPr>
-              <w:t xml:space="preserve">AGR A-2 · Seedling Bay   +   COM C-1 · Band Delta</w:t>
+              <w:t xml:space="preserve">POW P-1 · Turbine E   +   TRN T-6 · Yard Loop</w:t>
             </w:r>
           </w:p>
         </w:tc>
@@ -6782,7 +6774,7 @@
                 <w:sz w:val="15"/>
                 <w:szCs w:val="15"/>
               </w:rPr>
-              <w:t xml:space="preserve">2×parts, 1×power  /  crew 2</w:t>
+              <w:t xml:space="preserve">2×power, 1×parts  /  crew 3</w:t>
             </w:r>
           </w:p>
         </w:tc>
@@ -6809,7 +6801,7 @@
                 <w:sz w:val="15"/>
                 <w:szCs w:val="15"/>
               </w:rPr>
-              <w:t xml:space="preserve">Diagonal pair TRN&lt;-&gt;COM · INJURES 1 WORKFORCE → tokens to MED</w:t>
+              <w:t xml:space="preserve">Diagonal pair COM&lt;-&gt;TRN</w:t>
             </w:r>
           </w:p>
         </w:tc>
@@ -6838,7 +6830,7 @@
                 <w:sz w:val="15"/>
                 <w:szCs w:val="15"/>
               </w:rPr>
-              <w:t xml:space="preserve">F-305</w:t>
+              <w:t xml:space="preserve">F-401</w:t>
             </w:r>
           </w:p>
         </w:tc>
@@ -6865,7 +6857,7 @@
                 <w:sz w:val="15"/>
                 <w:szCs w:val="15"/>
               </w:rPr>
-              <w:t xml:space="preserve">R3</w:t>
+              <w:t xml:space="preserve">R4</w:t>
             </w:r>
           </w:p>
         </w:tc>
@@ -6892,7 +6884,7 @@
                 <w:sz w:val="15"/>
                 <w:szCs w:val="15"/>
               </w:rPr>
-              <w:t xml:space="preserve">AGR</w:t>
+              <w:t xml:space="preserve">POW</w:t>
             </w:r>
           </w:p>
         </w:tc>
@@ -6919,7 +6911,7 @@
                 <w:sz w:val="15"/>
                 <w:szCs w:val="15"/>
               </w:rPr>
-              <w:t xml:space="preserve">Hydroponic root-rot bloom</w:t>
+              <w:t xml:space="preserve">Core restart sequence fault</w:t>
             </w:r>
           </w:p>
         </w:tc>
@@ -6946,7 +6938,7 @@
                 <w:sz w:val="15"/>
                 <w:szCs w:val="15"/>
               </w:rPr>
-              <w:t xml:space="preserve">P-06-306-606</w:t>
+              <w:t xml:space="preserve">P-06-243-534</w:t>
             </w:r>
           </w:p>
         </w:tc>
@@ -6973,7 +6965,7 @@
                 <w:sz w:val="15"/>
                 <w:szCs w:val="15"/>
               </w:rPr>
-              <w:t xml:space="preserve">COM C-3 · Perimeter   +   AGR App-C (buried) · Seed Vault Humidity Setpoint</w:t>
+              <w:t xml:space="preserve">COM App-C (buried) · Master Uplink Reset Key   +   AGR A-4 · Array West</w:t>
             </w:r>
           </w:p>
         </w:tc>
@@ -7000,7 +6992,7 @@
                 <w:sz w:val="15"/>
                 <w:szCs w:val="15"/>
               </w:rPr>
-              <w:t xml:space="preserve">2×water, 1×med  /  crew 2</w:t>
+              <w:t xml:space="preserve">2×power, 1×parts  /  crew 2</w:t>
             </w:r>
           </w:p>
         </w:tc>
@@ -7027,7 +7019,7 @@
                 <w:sz w:val="15"/>
                 <w:szCs w:val="15"/>
               </w:rPr>
-              <w:t xml:space="preserve">Uses AGR buried appendix</w:t>
+              <w:t xml:space="preserve">Uses COM buried appendix — reverse of R2 ring</w:t>
             </w:r>
           </w:p>
         </w:tc>
@@ -7056,7 +7048,7 @@
                 <w:sz w:val="15"/>
                 <w:szCs w:val="15"/>
               </w:rPr>
-              <w:t xml:space="preserve">F-306</w:t>
+              <w:t xml:space="preserve">F-402</w:t>
             </w:r>
           </w:p>
         </w:tc>
@@ -7083,7 +7075,7 @@
                 <w:sz w:val="15"/>
                 <w:szCs w:val="15"/>
               </w:rPr>
-              <w:t xml:space="preserve">R3</w:t>
+              <w:t xml:space="preserve">R4</w:t>
             </w:r>
           </w:p>
         </w:tc>
@@ -7110,7 +7102,7 @@
                 <w:sz w:val="15"/>
                 <w:szCs w:val="15"/>
               </w:rPr>
-              <w:t xml:space="preserve">COM</w:t>
+              <w:t xml:space="preserve">MED</w:t>
             </w:r>
           </w:p>
         </w:tc>
@@ -7137,7 +7129,7 @@
                 <w:sz w:val="15"/>
                 <w:szCs w:val="15"/>
               </w:rPr>
-              <w:t xml:space="preserve">Master sensor grid collapse</w:t>
+              <w:t xml:space="preserve">Cryo-store failover</w:t>
             </w:r>
           </w:p>
         </w:tc>
@@ -7164,7 +7156,7 @@
                 <w:sz w:val="15"/>
                 <w:szCs w:val="15"/>
               </w:rPr>
-              <w:t xml:space="preserve">P-06-242-495</w:t>
+              <w:t xml:space="preserve">P-06-106-722</w:t>
             </w:r>
           </w:p>
         </w:tc>
@@ -7191,7 +7183,7 @@
                 <w:sz w:val="15"/>
                 <w:szCs w:val="15"/>
               </w:rPr>
-              <w:t xml:space="preserve">POW P-1 · Turbine E   +   TRN T-6 · Yard Loop</w:t>
+              <w:t xml:space="preserve">POW App-C (buried) · Emergency Load-Shed Sequence   +   WTR W-3 · Pump Station 3</w:t>
             </w:r>
           </w:p>
         </w:tc>
@@ -7218,7 +7210,7 @@
                 <w:sz w:val="15"/>
                 <w:szCs w:val="15"/>
               </w:rPr>
-              <w:t xml:space="preserve">2×power, 1×parts  /  crew 3</w:t>
+              <w:t xml:space="preserve">1×power, 2×med  /  crew 2</w:t>
             </w:r>
           </w:p>
         </w:tc>
@@ -7245,7 +7237,7 @@
                 <w:sz w:val="15"/>
                 <w:szCs w:val="15"/>
               </w:rPr>
-              <w:t xml:space="preserve">Diagonal pair COM&lt;-&gt;TRN</w:t>
+              <w:t xml:space="preserve">Uses POW buried appendix</w:t>
             </w:r>
           </w:p>
         </w:tc>
@@ -7274,7 +7266,7 @@
                 <w:sz w:val="15"/>
                 <w:szCs w:val="15"/>
               </w:rPr>
-              <w:t xml:space="preserve">F-401</w:t>
+              <w:t xml:space="preserve">F-403</w:t>
             </w:r>
           </w:p>
         </w:tc>
@@ -7328,7 +7320,7 @@
                 <w:sz w:val="15"/>
                 <w:szCs w:val="15"/>
               </w:rPr>
-              <w:t xml:space="preserve">POW</w:t>
+              <w:t xml:space="preserve">WTR</w:t>
             </w:r>
           </w:p>
         </w:tc>
@@ -7355,7 +7347,7 @@
                 <w:sz w:val="15"/>
                 <w:szCs w:val="15"/>
               </w:rPr>
-              <w:t xml:space="preserve">Core restart sequence fault</w:t>
+              <w:t xml:space="preserve">Aquifer pressure spike</w:t>
             </w:r>
           </w:p>
         </w:tc>
@@ -7382,7 +7374,7 @@
                 <w:sz w:val="15"/>
                 <w:szCs w:val="15"/>
               </w:rPr>
-              <w:t xml:space="preserve">P-07-243-534</w:t>
+              <w:t xml:space="preserve">P-06-490-795</w:t>
             </w:r>
           </w:p>
         </w:tc>
@@ -7409,7 +7401,7 @@
                 <w:sz w:val="15"/>
                 <w:szCs w:val="15"/>
               </w:rPr>
-              <w:t xml:space="preserve">COM App-C (buried) · Master Uplink Reset Key   +   AGR A-4 · Array West</w:t>
+              <w:t xml:space="preserve">TRN App-C (buried) · Deep-Tunnel Pressure Rating   +   POW P-2 · Sub-grid 2</w:t>
             </w:r>
           </w:p>
         </w:tc>
@@ -7436,7 +7428,7 @@
                 <w:sz w:val="15"/>
                 <w:szCs w:val="15"/>
               </w:rPr>
-              <w:t xml:space="preserve">2×power, 1×parts  /  crew 2</w:t>
+              <w:t xml:space="preserve">2×parts  /  crew 2</w:t>
             </w:r>
           </w:p>
         </w:tc>
@@ -7463,7 +7455,7 @@
                 <w:sz w:val="15"/>
                 <w:szCs w:val="15"/>
               </w:rPr>
-              <w:t xml:space="preserve">Uses COM buried appendix — reverse of R2 ring</w:t>
+              <w:t xml:space="preserve">Uses TRN buried appendix</w:t>
             </w:r>
           </w:p>
         </w:tc>
@@ -7492,7 +7484,7 @@
                 <w:sz w:val="15"/>
                 <w:szCs w:val="15"/>
               </w:rPr>
-              <w:t xml:space="preserve">F-402</w:t>
+              <w:t xml:space="preserve">F-404</w:t>
             </w:r>
           </w:p>
         </w:tc>
@@ -7546,7 +7538,7 @@
                 <w:sz w:val="15"/>
                 <w:szCs w:val="15"/>
               </w:rPr>
-              <w:t xml:space="preserve">MED</w:t>
+              <w:t xml:space="preserve">TRN</w:t>
             </w:r>
           </w:p>
         </w:tc>
@@ -7573,7 +7565,7 @@
                 <w:sz w:val="15"/>
                 <w:szCs w:val="15"/>
               </w:rPr>
-              <w:t xml:space="preserve">Cryo-store failover</w:t>
+              <w:t xml:space="preserve">Evacuation route rerouting</w:t>
             </w:r>
           </w:p>
         </w:tc>
@@ -7600,7 +7592,7 @@
                 <w:sz w:val="15"/>
                 <w:szCs w:val="15"/>
               </w:rPr>
-              <w:t xml:space="preserve">P-07-106-722</w:t>
+              <w:t xml:space="preserve">P-06-157-390</w:t>
             </w:r>
           </w:p>
         </w:tc>
@@ -7627,7 +7619,7 @@
                 <w:sz w:val="15"/>
                 <w:szCs w:val="15"/>
               </w:rPr>
-              <w:t xml:space="preserve">POW App-C (buried) · Emergency Load-Shed Sequence   +   WTR W-3 · Pump Station 3</w:t>
+              <w:t xml:space="preserve">MED App-C (buried) · Mass-Casualty Evac Protocol Code   +   COM C-1 · Emergency Band</w:t>
             </w:r>
           </w:p>
         </w:tc>
@@ -7654,7 +7646,7 @@
                 <w:sz w:val="15"/>
                 <w:szCs w:val="15"/>
               </w:rPr>
-              <w:t xml:space="preserve">1×power, 2×med  /  crew 2</w:t>
+              <w:t xml:space="preserve">1×power, 1×parts  /  crew 2</w:t>
             </w:r>
           </w:p>
         </w:tc>
@@ -7681,7 +7673,7 @@
                 <w:sz w:val="15"/>
                 <w:szCs w:val="15"/>
               </w:rPr>
-              <w:t xml:space="preserve">Uses POW buried appendix</w:t>
+              <w:t xml:space="preserve">Uses MED buried appendix — feeds the R4 mini-triage</w:t>
             </w:r>
           </w:p>
         </w:tc>
@@ -7710,7 +7702,7 @@
                 <w:sz w:val="15"/>
                 <w:szCs w:val="15"/>
               </w:rPr>
-              <w:t xml:space="preserve">F-403</w:t>
+              <w:t xml:space="preserve">F-405</w:t>
             </w:r>
           </w:p>
         </w:tc>
@@ -7764,7 +7756,7 @@
                 <w:sz w:val="15"/>
                 <w:szCs w:val="15"/>
               </w:rPr>
-              <w:t xml:space="preserve">WTR</w:t>
+              <w:t xml:space="preserve">AGR</w:t>
             </w:r>
           </w:p>
         </w:tc>
@@ -7791,7 +7783,7 @@
                 <w:sz w:val="15"/>
                 <w:szCs w:val="15"/>
               </w:rPr>
-              <w:t xml:space="preserve">Aquifer pressure spike</w:t>
+              <w:t xml:space="preserve">Flood-gate lockout</w:t>
             </w:r>
           </w:p>
         </w:tc>
@@ -7818,7 +7810,7 @@
                 <w:sz w:val="15"/>
                 <w:szCs w:val="15"/>
               </w:rPr>
-              <w:t xml:space="preserve">P-07-490-795</w:t>
+              <w:t xml:space="preserve">P-06-524-911</w:t>
             </w:r>
           </w:p>
         </w:tc>
@@ -7845,7 +7837,7 @@
                 <w:sz w:val="15"/>
                 <w:szCs w:val="15"/>
               </w:rPr>
-              <w:t xml:space="preserve">TRN App-C (buried) · Deep-Tunnel Pressure Rating   +   POW P-2 · Sub-grid 2</w:t>
+              <w:t xml:space="preserve">WTR App-C (buried) · Emergency Sluice Override   +   TRN T-6 · Emergency Line</w:t>
             </w:r>
           </w:p>
         </w:tc>
@@ -7872,7 +7864,7 @@
                 <w:sz w:val="15"/>
                 <w:szCs w:val="15"/>
               </w:rPr>
-              <w:t xml:space="preserve">2×parts  /  crew 2</w:t>
+              <w:t xml:space="preserve">2×water, 1×parts  /  crew 2</w:t>
             </w:r>
           </w:p>
         </w:tc>
@@ -7899,7 +7891,7 @@
                 <w:sz w:val="15"/>
                 <w:szCs w:val="15"/>
               </w:rPr>
-              <w:t xml:space="preserve">Uses TRN buried appendix</w:t>
+              <w:t xml:space="preserve">Uses WTR buried appendix</w:t>
             </w:r>
           </w:p>
         </w:tc>
@@ -7928,7 +7920,7 @@
                 <w:sz w:val="15"/>
                 <w:szCs w:val="15"/>
               </w:rPr>
-              <w:t xml:space="preserve">F-404</w:t>
+              <w:t xml:space="preserve">F-406</w:t>
             </w:r>
           </w:p>
         </w:tc>
@@ -7982,7 +7974,7 @@
                 <w:sz w:val="15"/>
                 <w:szCs w:val="15"/>
               </w:rPr>
-              <w:t xml:space="preserve">TRN</w:t>
+              <w:t xml:space="preserve">COM</w:t>
             </w:r>
           </w:p>
         </w:tc>
@@ -8009,7 +8001,7 @@
                 <w:sz w:val="15"/>
                 <w:szCs w:val="15"/>
               </w:rPr>
-              <w:t xml:space="preserve">Evacuation route rerouting</w:t>
+              <w:t xml:space="preserve">Perimeter mesh cold restart</w:t>
             </w:r>
           </w:p>
         </w:tc>
@@ -8036,7 +8028,7 @@
                 <w:sz w:val="15"/>
                 <w:szCs w:val="15"/>
               </w:rPr>
-              <w:t xml:space="preserve">P-07-157-390</w:t>
+              <w:t xml:space="preserve">P-06-606-346</w:t>
             </w:r>
           </w:p>
         </w:tc>
@@ -8063,7 +8055,7 @@
                 <w:sz w:val="15"/>
                 <w:szCs w:val="15"/>
               </w:rPr>
-              <w:t xml:space="preserve">MED App-C (buried) · Mass-Casualty Evac Protocol Code   +   COM C-1 · Emergency Band</w:t>
+              <w:t xml:space="preserve">AGR App-C (buried) · Seed Vault Humidity Setpoint   +   MED M-5 · Scrubber Unit</w:t>
             </w:r>
           </w:p>
         </w:tc>
@@ -8090,7 +8082,7 @@
                 <w:sz w:val="15"/>
                 <w:szCs w:val="15"/>
               </w:rPr>
-              <w:t xml:space="preserve">1×power, 1×parts  /  crew 2</w:t>
+              <w:t xml:space="preserve">2×power, 1×parts  /  crew 2</w:t>
             </w:r>
           </w:p>
         </w:tc>
@@ -8117,7 +8109,7 @@
                 <w:sz w:val="15"/>
                 <w:szCs w:val="15"/>
               </w:rPr>
-              <w:t xml:space="preserve">Uses MED buried appendix — feeds the R4 mini-triage</w:t>
+              <w:t xml:space="preserve">Uses AGR buried appendix</w:t>
             </w:r>
           </w:p>
         </w:tc>
@@ -8136,7 +8128,7 @@
           <w:sz w:val="16"/>
           <w:szCs w:val="16"/>
         </w:rPr>
-        <w:t xml:space="preserve">Shaded rows are the two structural exceptions: F-201 accepts either 340 (WTR binder) or 290 (big screen telemetry) — never reconcile these. F-210 has no code at all; clear it manually once COM confirms the ghost.</w:t>
+        <w:t xml:space="preserve">The shaded row is the one structural exception: F-201 accepts either 340 (WTR binder) or 290 (big screen telemetry) — never reconcile these.</w:t>
       </w:r>
     </w:p>
     <w:sectPr>

--- a/kit/UNDERCITY_AnswerKey.docx
+++ b/kit/UNDERCITY_AnswerKey.docx
@@ -8110,6 +8110,2622 @@
                 <w:szCs w:val="15"/>
               </w:rPr>
               <w:t xml:space="preserve">Uses AGR buried appendix</w:t>
+            </w:r>
+          </w:p>
+        </w:tc>
+      </w:tr>
+      <w:tr>
+        <w:tc>
+          <w:tcPr>
+            <w:tcW w:type="dxa" w:w="1100"/>
+            <w:tcMar>
+              <w:top w:type="dxa" w:w="60"/>
+              <w:left w:type="dxa" w:w="80"/>
+              <w:bottom w:type="dxa" w:w="60"/>
+              <w:right w:type="dxa" w:w="80"/>
+            </w:tcMar>
+          </w:tcPr>
+          <w:p>
+            <w:pPr>
+              <w:spacing w:after="0"/>
+            </w:pPr>
+            <w:r>
+              <w:rPr>
+                <w:rFonts w:ascii="Courier New" w:cs="Courier New" w:eastAsia="Courier New" w:hAnsi="Courier New"/>
+                <w:b w:val="false"/>
+                <w:bCs w:val="false"/>
+                <w:color w:val="1A1A1A"/>
+                <w:sz w:val="15"/>
+                <w:szCs w:val="15"/>
+              </w:rPr>
+              <w:t xml:space="preserve">F-501</w:t>
+            </w:r>
+          </w:p>
+        </w:tc>
+        <w:tc>
+          <w:tcPr>
+            <w:tcW w:type="dxa" w:w="700"/>
+            <w:tcMar>
+              <w:top w:type="dxa" w:w="60"/>
+              <w:left w:type="dxa" w:w="80"/>
+              <w:bottom w:type="dxa" w:w="60"/>
+              <w:right w:type="dxa" w:w="80"/>
+            </w:tcMar>
+          </w:tcPr>
+          <w:p>
+            <w:pPr>
+              <w:spacing w:after="0"/>
+            </w:pPr>
+            <w:r>
+              <w:rPr>
+                <w:rFonts w:ascii="Arial" w:cs="Arial" w:eastAsia="Arial" w:hAnsi="Arial"/>
+                <w:b w:val="false"/>
+                <w:bCs w:val="false"/>
+                <w:color w:val="1A1A1A"/>
+                <w:sz w:val="15"/>
+                <w:szCs w:val="15"/>
+              </w:rPr>
+              <w:t xml:space="preserve">null</w:t>
+            </w:r>
+          </w:p>
+        </w:tc>
+        <w:tc>
+          <w:tcPr>
+            <w:tcW w:type="dxa" w:w="700"/>
+            <w:tcMar>
+              <w:top w:type="dxa" w:w="60"/>
+              <w:left w:type="dxa" w:w="80"/>
+              <w:bottom w:type="dxa" w:w="60"/>
+              <w:right w:type="dxa" w:w="80"/>
+            </w:tcMar>
+          </w:tcPr>
+          <w:p>
+            <w:pPr>
+              <w:spacing w:after="0"/>
+            </w:pPr>
+            <w:r>
+              <w:rPr>
+                <w:rFonts w:ascii="Arial" w:cs="Arial" w:eastAsia="Arial" w:hAnsi="Arial"/>
+                <w:b w:val="false"/>
+                <w:bCs w:val="false"/>
+                <w:color w:val="1A1A1A"/>
+                <w:sz w:val="15"/>
+                <w:szCs w:val="15"/>
+              </w:rPr>
+              <w:t xml:space="preserve">POW</w:t>
+            </w:r>
+          </w:p>
+        </w:tc>
+        <w:tc>
+          <w:tcPr>
+            <w:tcW w:type="dxa" w:w="2400"/>
+            <w:tcMar>
+              <w:top w:type="dxa" w:w="60"/>
+              <w:left w:type="dxa" w:w="80"/>
+              <w:bottom w:type="dxa" w:w="60"/>
+              <w:right w:type="dxa" w:w="80"/>
+            </w:tcMar>
+          </w:tcPr>
+          <w:p>
+            <w:pPr>
+              <w:spacing w:after="0"/>
+            </w:pPr>
+            <w:r>
+              <w:rPr>
+                <w:rFonts w:ascii="Arial" w:cs="Arial" w:eastAsia="Arial" w:hAnsi="Arial"/>
+                <w:b w:val="false"/>
+                <w:bCs w:val="false"/>
+                <w:color w:val="1A1A1A"/>
+                <w:sz w:val="15"/>
+                <w:szCs w:val="15"/>
+              </w:rPr>
+              <w:t xml:space="preserve">Turbine coolant interlock mismatch</w:t>
+            </w:r>
+          </w:p>
+        </w:tc>
+        <w:tc>
+          <w:tcPr>
+            <w:tcW w:type="dxa" w:w="2200"/>
+            <w:tcMar>
+              <w:top w:type="dxa" w:w="60"/>
+              <w:left w:type="dxa" w:w="80"/>
+              <w:bottom w:type="dxa" w:w="60"/>
+              <w:right w:type="dxa" w:w="80"/>
+            </w:tcMar>
+          </w:tcPr>
+          <w:p>
+            <w:pPr>
+              <w:spacing w:after="0"/>
+            </w:pPr>
+            <w:r>
+              <w:rPr>
+                <w:rFonts w:ascii="Courier New" w:cs="Courier New" w:eastAsia="Courier New" w:hAnsi="Courier New"/>
+                <w:b/>
+                <w:bCs/>
+                <w:color w:val="1A1A1A"/>
+                <w:sz w:val="15"/>
+                <w:szCs w:val="15"/>
+              </w:rPr>
+              <w:t xml:space="preserve">P-07-236</w:t>
+            </w:r>
+          </w:p>
+        </w:tc>
+        <w:tc>
+          <w:tcPr>
+            <w:tcW w:type="dxa" w:w="3000"/>
+            <w:tcMar>
+              <w:top w:type="dxa" w:w="60"/>
+              <w:left w:type="dxa" w:w="80"/>
+              <w:bottom w:type="dxa" w:w="60"/>
+              <w:right w:type="dxa" w:w="80"/>
+            </w:tcMar>
+          </w:tcPr>
+          <w:p>
+            <w:pPr>
+              <w:spacing w:after="0"/>
+            </w:pPr>
+            <w:r>
+              <w:rPr>
+                <w:rFonts w:ascii="Arial" w:cs="Arial" w:eastAsia="Arial" w:hAnsi="Arial"/>
+                <w:b w:val="false"/>
+                <w:bCs w:val="false"/>
+                <w:color w:val="1A1A1A"/>
+                <w:sz w:val="15"/>
+                <w:szCs w:val="15"/>
+              </w:rPr>
+              <w:t xml:space="preserve">TRN T-1 · Tunnel C</w:t>
+            </w:r>
+          </w:p>
+        </w:tc>
+        <w:tc>
+          <w:tcPr>
+            <w:tcW w:type="dxa" w:w="1600"/>
+            <w:tcMar>
+              <w:top w:type="dxa" w:w="60"/>
+              <w:left w:type="dxa" w:w="80"/>
+              <w:bottom w:type="dxa" w:w="60"/>
+              <w:right w:type="dxa" w:w="80"/>
+            </w:tcMar>
+          </w:tcPr>
+          <w:p>
+            <w:pPr>
+              <w:spacing w:after="0"/>
+            </w:pPr>
+            <w:r>
+              <w:rPr>
+                <w:rFonts w:ascii="Arial" w:cs="Arial" w:eastAsia="Arial" w:hAnsi="Arial"/>
+                <w:b w:val="false"/>
+                <w:bCs w:val="false"/>
+                <w:color w:val="1A1A1A"/>
+                <w:sz w:val="15"/>
+                <w:szCs w:val="15"/>
+              </w:rPr>
+              <w:t xml:space="preserve">1×parts, 1×water  /  crew 2</w:t>
+            </w:r>
+          </w:p>
+        </w:tc>
+        <w:tc>
+          <w:tcPr>
+            <w:tcW w:type="dxa" w:w="3600"/>
+            <w:tcMar>
+              <w:top w:type="dxa" w:w="60"/>
+              <w:left w:type="dxa" w:w="80"/>
+              <w:bottom w:type="dxa" w:w="60"/>
+              <w:right w:type="dxa" w:w="80"/>
+            </w:tcMar>
+          </w:tcPr>
+          <w:p>
+            <w:pPr>
+              <w:spacing w:after="0"/>
+            </w:pPr>
+            <w:r>
+              <w:rPr>
+                <w:rFonts w:ascii="Arial" w:cs="Arial" w:eastAsia="Arial" w:hAnsi="Arial"/>
+                <w:b w:val="false"/>
+                <w:bCs w:val="false"/>
+                <w:color w:val="1A1A1A"/>
+                <w:sz w:val="15"/>
+                <w:szCs w:val="15"/>
+              </w:rPr>
+              <w:t xml:space="preserve">Reference chain · SINGLE REFERENCE CHAIN</w:t>
+            </w:r>
+          </w:p>
+        </w:tc>
+      </w:tr>
+      <w:tr>
+        <w:tc>
+          <w:tcPr>
+            <w:tcW w:type="dxa" w:w="1100"/>
+            <w:tcMar>
+              <w:top w:type="dxa" w:w="60"/>
+              <w:left w:type="dxa" w:w="80"/>
+              <w:bottom w:type="dxa" w:w="60"/>
+              <w:right w:type="dxa" w:w="80"/>
+            </w:tcMar>
+          </w:tcPr>
+          <w:p>
+            <w:pPr>
+              <w:spacing w:after="0"/>
+            </w:pPr>
+            <w:r>
+              <w:rPr>
+                <w:rFonts w:ascii="Courier New" w:cs="Courier New" w:eastAsia="Courier New" w:hAnsi="Courier New"/>
+                <w:b w:val="false"/>
+                <w:bCs w:val="false"/>
+                <w:color w:val="1A1A1A"/>
+                <w:sz w:val="15"/>
+                <w:szCs w:val="15"/>
+              </w:rPr>
+              <w:t xml:space="preserve">F-502</w:t>
+            </w:r>
+          </w:p>
+        </w:tc>
+        <w:tc>
+          <w:tcPr>
+            <w:tcW w:type="dxa" w:w="700"/>
+            <w:tcMar>
+              <w:top w:type="dxa" w:w="60"/>
+              <w:left w:type="dxa" w:w="80"/>
+              <w:bottom w:type="dxa" w:w="60"/>
+              <w:right w:type="dxa" w:w="80"/>
+            </w:tcMar>
+          </w:tcPr>
+          <w:p>
+            <w:pPr>
+              <w:spacing w:after="0"/>
+            </w:pPr>
+            <w:r>
+              <w:rPr>
+                <w:rFonts w:ascii="Arial" w:cs="Arial" w:eastAsia="Arial" w:hAnsi="Arial"/>
+                <w:b w:val="false"/>
+                <w:bCs w:val="false"/>
+                <w:color w:val="1A1A1A"/>
+                <w:sz w:val="15"/>
+                <w:szCs w:val="15"/>
+              </w:rPr>
+              <w:t xml:space="preserve">null</w:t>
+            </w:r>
+          </w:p>
+        </w:tc>
+        <w:tc>
+          <w:tcPr>
+            <w:tcW w:type="dxa" w:w="700"/>
+            <w:tcMar>
+              <w:top w:type="dxa" w:w="60"/>
+              <w:left w:type="dxa" w:w="80"/>
+              <w:bottom w:type="dxa" w:w="60"/>
+              <w:right w:type="dxa" w:w="80"/>
+            </w:tcMar>
+          </w:tcPr>
+          <w:p>
+            <w:pPr>
+              <w:spacing w:after="0"/>
+            </w:pPr>
+            <w:r>
+              <w:rPr>
+                <w:rFonts w:ascii="Arial" w:cs="Arial" w:eastAsia="Arial" w:hAnsi="Arial"/>
+                <w:b w:val="false"/>
+                <w:bCs w:val="false"/>
+                <w:color w:val="1A1A1A"/>
+                <w:sz w:val="15"/>
+                <w:szCs w:val="15"/>
+              </w:rPr>
+              <w:t xml:space="preserve">POW</w:t>
+            </w:r>
+          </w:p>
+        </w:tc>
+        <w:tc>
+          <w:tcPr>
+            <w:tcW w:type="dxa" w:w="2400"/>
+            <w:tcMar>
+              <w:top w:type="dxa" w:w="60"/>
+              <w:left w:type="dxa" w:w="80"/>
+              <w:bottom w:type="dxa" w:w="60"/>
+              <w:right w:type="dxa" w:w="80"/>
+            </w:tcMar>
+          </w:tcPr>
+          <w:p>
+            <w:pPr>
+              <w:spacing w:after="0"/>
+            </w:pPr>
+            <w:r>
+              <w:rPr>
+                <w:rFonts w:ascii="Arial" w:cs="Arial" w:eastAsia="Arial" w:hAnsi="Arial"/>
+                <w:b w:val="false"/>
+                <w:bCs w:val="false"/>
+                <w:color w:val="1A1A1A"/>
+                <w:sz w:val="15"/>
+                <w:szCs w:val="15"/>
+              </w:rPr>
+              <w:t xml:space="preserve">Core auxiliary feed mismatch</w:t>
+            </w:r>
+          </w:p>
+        </w:tc>
+        <w:tc>
+          <w:tcPr>
+            <w:tcW w:type="dxa" w:w="2200"/>
+            <w:tcMar>
+              <w:top w:type="dxa" w:w="60"/>
+              <w:left w:type="dxa" w:w="80"/>
+              <w:bottom w:type="dxa" w:w="60"/>
+              <w:right w:type="dxa" w:w="80"/>
+            </w:tcMar>
+          </w:tcPr>
+          <w:p>
+            <w:pPr>
+              <w:spacing w:after="0"/>
+            </w:pPr>
+            <w:r>
+              <w:rPr>
+                <w:rFonts w:ascii="Courier New" w:cs="Courier New" w:eastAsia="Courier New" w:hAnsi="Courier New"/>
+                <w:b/>
+                <w:bCs/>
+                <w:color w:val="1A1A1A"/>
+                <w:sz w:val="15"/>
+                <w:szCs w:val="15"/>
+              </w:rPr>
+              <w:t xml:space="preserve">P-08-390-183</w:t>
+            </w:r>
+          </w:p>
+        </w:tc>
+        <w:tc>
+          <w:tcPr>
+            <w:tcW w:type="dxa" w:w="3000"/>
+            <w:tcMar>
+              <w:top w:type="dxa" w:w="60"/>
+              <w:left w:type="dxa" w:w="80"/>
+              <w:bottom w:type="dxa" w:w="60"/>
+              <w:right w:type="dxa" w:w="80"/>
+            </w:tcMar>
+          </w:tcPr>
+          <w:p>
+            <w:pPr>
+              <w:spacing w:after="0"/>
+            </w:pPr>
+            <w:r>
+              <w:rPr>
+                <w:rFonts w:ascii="Arial" w:cs="Arial" w:eastAsia="Arial" w:hAnsi="Arial"/>
+                <w:b w:val="false"/>
+                <w:bCs w:val="false"/>
+                <w:color w:val="1A1A1A"/>
+                <w:sz w:val="15"/>
+                <w:szCs w:val="15"/>
+              </w:rPr>
+              <w:t xml:space="preserve">COM C-1 · Emergency Band   +   WTR W-3 · Pump Station 4</w:t>
+            </w:r>
+          </w:p>
+        </w:tc>
+        <w:tc>
+          <w:tcPr>
+            <w:tcW w:type="dxa" w:w="1600"/>
+            <w:tcMar>
+              <w:top w:type="dxa" w:w="60"/>
+              <w:left w:type="dxa" w:w="80"/>
+              <w:bottom w:type="dxa" w:w="60"/>
+              <w:right w:type="dxa" w:w="80"/>
+            </w:tcMar>
+          </w:tcPr>
+          <w:p>
+            <w:pPr>
+              <w:spacing w:after="0"/>
+            </w:pPr>
+            <w:r>
+              <w:rPr>
+                <w:rFonts w:ascii="Arial" w:cs="Arial" w:eastAsia="Arial" w:hAnsi="Arial"/>
+                <w:b w:val="false"/>
+                <w:bCs w:val="false"/>
+                <w:color w:val="1A1A1A"/>
+                <w:sz w:val="15"/>
+                <w:szCs w:val="15"/>
+              </w:rPr>
+              <w:t xml:space="preserve">2×parts, 1×water  /  crew 3</w:t>
+            </w:r>
+          </w:p>
+        </w:tc>
+        <w:tc>
+          <w:tcPr>
+            <w:tcW w:type="dxa" w:w="3600"/>
+            <w:tcMar>
+              <w:top w:type="dxa" w:w="60"/>
+              <w:left w:type="dxa" w:w="80"/>
+              <w:bottom w:type="dxa" w:w="60"/>
+              <w:right w:type="dxa" w:w="80"/>
+            </w:tcMar>
+          </w:tcPr>
+          <w:p>
+            <w:pPr>
+              <w:spacing w:after="0"/>
+            </w:pPr>
+            <w:r>
+              <w:rPr>
+                <w:rFonts w:ascii="Arial" w:cs="Arial" w:eastAsia="Arial" w:hAnsi="Arial"/>
+                <w:b w:val="false"/>
+                <w:bCs w:val="false"/>
+                <w:color w:val="1A1A1A"/>
+                <w:sz w:val="15"/>
+                <w:szCs w:val="15"/>
+              </w:rPr>
+              <w:t xml:space="preserve">Reference chain · DUAL REFERENCE CHAIN</w:t>
+            </w:r>
+          </w:p>
+        </w:tc>
+      </w:tr>
+      <w:tr>
+        <w:tc>
+          <w:tcPr>
+            <w:tcW w:type="dxa" w:w="1100"/>
+            <w:tcMar>
+              <w:top w:type="dxa" w:w="60"/>
+              <w:left w:type="dxa" w:w="80"/>
+              <w:bottom w:type="dxa" w:w="60"/>
+              <w:right w:type="dxa" w:w="80"/>
+            </w:tcMar>
+          </w:tcPr>
+          <w:p>
+            <w:pPr>
+              <w:spacing w:after="0"/>
+            </w:pPr>
+            <w:r>
+              <w:rPr>
+                <w:rFonts w:ascii="Courier New" w:cs="Courier New" w:eastAsia="Courier New" w:hAnsi="Courier New"/>
+                <w:b w:val="false"/>
+                <w:bCs w:val="false"/>
+                <w:color w:val="1A1A1A"/>
+                <w:sz w:val="15"/>
+                <w:szCs w:val="15"/>
+              </w:rPr>
+              <w:t xml:space="preserve">F-503</w:t>
+            </w:r>
+          </w:p>
+        </w:tc>
+        <w:tc>
+          <w:tcPr>
+            <w:tcW w:type="dxa" w:w="700"/>
+            <w:tcMar>
+              <w:top w:type="dxa" w:w="60"/>
+              <w:left w:type="dxa" w:w="80"/>
+              <w:bottom w:type="dxa" w:w="60"/>
+              <w:right w:type="dxa" w:w="80"/>
+            </w:tcMar>
+          </w:tcPr>
+          <w:p>
+            <w:pPr>
+              <w:spacing w:after="0"/>
+            </w:pPr>
+            <w:r>
+              <w:rPr>
+                <w:rFonts w:ascii="Arial" w:cs="Arial" w:eastAsia="Arial" w:hAnsi="Arial"/>
+                <w:b w:val="false"/>
+                <w:bCs w:val="false"/>
+                <w:color w:val="1A1A1A"/>
+                <w:sz w:val="15"/>
+                <w:szCs w:val="15"/>
+              </w:rPr>
+              <w:t xml:space="preserve">null</w:t>
+            </w:r>
+          </w:p>
+        </w:tc>
+        <w:tc>
+          <w:tcPr>
+            <w:tcW w:type="dxa" w:w="700"/>
+            <w:tcMar>
+              <w:top w:type="dxa" w:w="60"/>
+              <w:left w:type="dxa" w:w="80"/>
+              <w:bottom w:type="dxa" w:w="60"/>
+              <w:right w:type="dxa" w:w="80"/>
+            </w:tcMar>
+          </w:tcPr>
+          <w:p>
+            <w:pPr>
+              <w:spacing w:after="0"/>
+            </w:pPr>
+            <w:r>
+              <w:rPr>
+                <w:rFonts w:ascii="Arial" w:cs="Arial" w:eastAsia="Arial" w:hAnsi="Arial"/>
+                <w:b w:val="false"/>
+                <w:bCs w:val="false"/>
+                <w:color w:val="1A1A1A"/>
+                <w:sz w:val="15"/>
+                <w:szCs w:val="15"/>
+              </w:rPr>
+              <w:t xml:space="preserve">WTR</w:t>
+            </w:r>
+          </w:p>
+        </w:tc>
+        <w:tc>
+          <w:tcPr>
+            <w:tcW w:type="dxa" w:w="2400"/>
+            <w:tcMar>
+              <w:top w:type="dxa" w:w="60"/>
+              <w:left w:type="dxa" w:w="80"/>
+              <w:bottom w:type="dxa" w:w="60"/>
+              <w:right w:type="dxa" w:w="80"/>
+            </w:tcMar>
+          </w:tcPr>
+          <w:p>
+            <w:pPr>
+              <w:spacing w:after="0"/>
+            </w:pPr>
+            <w:r>
+              <w:rPr>
+                <w:rFonts w:ascii="Arial" w:cs="Arial" w:eastAsia="Arial" w:hAnsi="Arial"/>
+                <w:b w:val="false"/>
+                <w:bCs w:val="false"/>
+                <w:color w:val="1A1A1A"/>
+                <w:sz w:val="15"/>
+                <w:szCs w:val="15"/>
+              </w:rPr>
+              <w:t xml:space="preserve">Intake pump control desync</w:t>
+            </w:r>
+          </w:p>
+        </w:tc>
+        <w:tc>
+          <w:tcPr>
+            <w:tcW w:type="dxa" w:w="2200"/>
+            <w:tcMar>
+              <w:top w:type="dxa" w:w="60"/>
+              <w:left w:type="dxa" w:w="80"/>
+              <w:bottom w:type="dxa" w:w="60"/>
+              <w:right w:type="dxa" w:w="80"/>
+            </w:tcMar>
+          </w:tcPr>
+          <w:p>
+            <w:pPr>
+              <w:spacing w:after="0"/>
+            </w:pPr>
+            <w:r>
+              <w:rPr>
+                <w:rFonts w:ascii="Courier New" w:cs="Courier New" w:eastAsia="Courier New" w:hAnsi="Courier New"/>
+                <w:b/>
+                <w:bCs/>
+                <w:color w:val="1A1A1A"/>
+                <w:sz w:val="15"/>
+                <w:szCs w:val="15"/>
+              </w:rPr>
+              <w:t xml:space="preserve">P-07-990</w:t>
+            </w:r>
+          </w:p>
+        </w:tc>
+        <w:tc>
+          <w:tcPr>
+            <w:tcW w:type="dxa" w:w="3000"/>
+            <w:tcMar>
+              <w:top w:type="dxa" w:w="60"/>
+              <w:left w:type="dxa" w:w="80"/>
+              <w:bottom w:type="dxa" w:w="60"/>
+              <w:right w:type="dxa" w:w="80"/>
+            </w:tcMar>
+          </w:tcPr>
+          <w:p>
+            <w:pPr>
+              <w:spacing w:after="0"/>
+            </w:pPr>
+            <w:r>
+              <w:rPr>
+                <w:rFonts w:ascii="Arial" w:cs="Arial" w:eastAsia="Arial" w:hAnsi="Arial"/>
+                <w:b w:val="false"/>
+                <w:bCs w:val="false"/>
+                <w:color w:val="1A1A1A"/>
+                <w:sz w:val="15"/>
+                <w:szCs w:val="15"/>
+              </w:rPr>
+              <w:t xml:space="preserve">POW P-2 · Sub-grid 1</w:t>
+            </w:r>
+          </w:p>
+        </w:tc>
+        <w:tc>
+          <w:tcPr>
+            <w:tcW w:type="dxa" w:w="1600"/>
+            <w:tcMar>
+              <w:top w:type="dxa" w:w="60"/>
+              <w:left w:type="dxa" w:w="80"/>
+              <w:bottom w:type="dxa" w:w="60"/>
+              <w:right w:type="dxa" w:w="80"/>
+            </w:tcMar>
+          </w:tcPr>
+          <w:p>
+            <w:pPr>
+              <w:spacing w:after="0"/>
+            </w:pPr>
+            <w:r>
+              <w:rPr>
+                <w:rFonts w:ascii="Arial" w:cs="Arial" w:eastAsia="Arial" w:hAnsi="Arial"/>
+                <w:b w:val="false"/>
+                <w:bCs w:val="false"/>
+                <w:color w:val="1A1A1A"/>
+                <w:sz w:val="15"/>
+                <w:szCs w:val="15"/>
+              </w:rPr>
+              <w:t xml:space="preserve">1×power, 1×parts  /  crew 2</w:t>
+            </w:r>
+          </w:p>
+        </w:tc>
+        <w:tc>
+          <w:tcPr>
+            <w:tcW w:type="dxa" w:w="3600"/>
+            <w:tcMar>
+              <w:top w:type="dxa" w:w="60"/>
+              <w:left w:type="dxa" w:w="80"/>
+              <w:bottom w:type="dxa" w:w="60"/>
+              <w:right w:type="dxa" w:w="80"/>
+            </w:tcMar>
+          </w:tcPr>
+          <w:p>
+            <w:pPr>
+              <w:spacing w:after="0"/>
+            </w:pPr>
+            <w:r>
+              <w:rPr>
+                <w:rFonts w:ascii="Arial" w:cs="Arial" w:eastAsia="Arial" w:hAnsi="Arial"/>
+                <w:b w:val="false"/>
+                <w:bCs w:val="false"/>
+                <w:color w:val="1A1A1A"/>
+                <w:sz w:val="15"/>
+                <w:szCs w:val="15"/>
+              </w:rPr>
+              <w:t xml:space="preserve">Reference chain · SINGLE REFERENCE CHAIN</w:t>
+            </w:r>
+          </w:p>
+        </w:tc>
+      </w:tr>
+      <w:tr>
+        <w:tc>
+          <w:tcPr>
+            <w:tcW w:type="dxa" w:w="1100"/>
+            <w:tcMar>
+              <w:top w:type="dxa" w:w="60"/>
+              <w:left w:type="dxa" w:w="80"/>
+              <w:bottom w:type="dxa" w:w="60"/>
+              <w:right w:type="dxa" w:w="80"/>
+            </w:tcMar>
+          </w:tcPr>
+          <w:p>
+            <w:pPr>
+              <w:spacing w:after="0"/>
+            </w:pPr>
+            <w:r>
+              <w:rPr>
+                <w:rFonts w:ascii="Courier New" w:cs="Courier New" w:eastAsia="Courier New" w:hAnsi="Courier New"/>
+                <w:b w:val="false"/>
+                <w:bCs w:val="false"/>
+                <w:color w:val="1A1A1A"/>
+                <w:sz w:val="15"/>
+                <w:szCs w:val="15"/>
+              </w:rPr>
+              <w:t xml:space="preserve">F-504</w:t>
+            </w:r>
+          </w:p>
+        </w:tc>
+        <w:tc>
+          <w:tcPr>
+            <w:tcW w:type="dxa" w:w="700"/>
+            <w:tcMar>
+              <w:top w:type="dxa" w:w="60"/>
+              <w:left w:type="dxa" w:w="80"/>
+              <w:bottom w:type="dxa" w:w="60"/>
+              <w:right w:type="dxa" w:w="80"/>
+            </w:tcMar>
+          </w:tcPr>
+          <w:p>
+            <w:pPr>
+              <w:spacing w:after="0"/>
+            </w:pPr>
+            <w:r>
+              <w:rPr>
+                <w:rFonts w:ascii="Arial" w:cs="Arial" w:eastAsia="Arial" w:hAnsi="Arial"/>
+                <w:b w:val="false"/>
+                <w:bCs w:val="false"/>
+                <w:color w:val="1A1A1A"/>
+                <w:sz w:val="15"/>
+                <w:szCs w:val="15"/>
+              </w:rPr>
+              <w:t xml:space="preserve">null</w:t>
+            </w:r>
+          </w:p>
+        </w:tc>
+        <w:tc>
+          <w:tcPr>
+            <w:tcW w:type="dxa" w:w="700"/>
+            <w:tcMar>
+              <w:top w:type="dxa" w:w="60"/>
+              <w:left w:type="dxa" w:w="80"/>
+              <w:bottom w:type="dxa" w:w="60"/>
+              <w:right w:type="dxa" w:w="80"/>
+            </w:tcMar>
+          </w:tcPr>
+          <w:p>
+            <w:pPr>
+              <w:spacing w:after="0"/>
+            </w:pPr>
+            <w:r>
+              <w:rPr>
+                <w:rFonts w:ascii="Arial" w:cs="Arial" w:eastAsia="Arial" w:hAnsi="Arial"/>
+                <w:b w:val="false"/>
+                <w:bCs w:val="false"/>
+                <w:color w:val="1A1A1A"/>
+                <w:sz w:val="15"/>
+                <w:szCs w:val="15"/>
+              </w:rPr>
+              <w:t xml:space="preserve">WTR</w:t>
+            </w:r>
+          </w:p>
+        </w:tc>
+        <w:tc>
+          <w:tcPr>
+            <w:tcW w:type="dxa" w:w="2400"/>
+            <w:tcMar>
+              <w:top w:type="dxa" w:w="60"/>
+              <w:left w:type="dxa" w:w="80"/>
+              <w:bottom w:type="dxa" w:w="60"/>
+              <w:right w:type="dxa" w:w="80"/>
+            </w:tcMar>
+          </w:tcPr>
+          <w:p>
+            <w:pPr>
+              <w:spacing w:after="0"/>
+            </w:pPr>
+            <w:r>
+              <w:rPr>
+                <w:rFonts w:ascii="Arial" w:cs="Arial" w:eastAsia="Arial" w:hAnsi="Arial"/>
+                <w:b w:val="false"/>
+                <w:bCs w:val="false"/>
+                <w:color w:val="1A1A1A"/>
+                <w:sz w:val="15"/>
+                <w:szCs w:val="15"/>
+              </w:rPr>
+              <w:t xml:space="preserve">Reclaim sterilisation lock</w:t>
+            </w:r>
+          </w:p>
+        </w:tc>
+        <w:tc>
+          <w:tcPr>
+            <w:tcW w:type="dxa" w:w="2200"/>
+            <w:tcMar>
+              <w:top w:type="dxa" w:w="60"/>
+              <w:left w:type="dxa" w:w="80"/>
+              <w:bottom w:type="dxa" w:w="60"/>
+              <w:right w:type="dxa" w:w="80"/>
+            </w:tcMar>
+          </w:tcPr>
+          <w:p>
+            <w:pPr>
+              <w:spacing w:after="0"/>
+            </w:pPr>
+            <w:r>
+              <w:rPr>
+                <w:rFonts w:ascii="Courier New" w:cs="Courier New" w:eastAsia="Courier New" w:hAnsi="Courier New"/>
+                <w:b/>
+                <w:bCs/>
+                <w:color w:val="1A1A1A"/>
+                <w:sz w:val="15"/>
+                <w:szCs w:val="15"/>
+              </w:rPr>
+              <w:t xml:space="preserve">P-08-915-449</w:t>
+            </w:r>
+          </w:p>
+        </w:tc>
+        <w:tc>
+          <w:tcPr>
+            <w:tcW w:type="dxa" w:w="3000"/>
+            <w:tcMar>
+              <w:top w:type="dxa" w:w="60"/>
+              <w:left w:type="dxa" w:w="80"/>
+              <w:bottom w:type="dxa" w:w="60"/>
+              <w:right w:type="dxa" w:w="80"/>
+            </w:tcMar>
+          </w:tcPr>
+          <w:p>
+            <w:pPr>
+              <w:spacing w:after="0"/>
+            </w:pPr>
+            <w:r>
+              <w:rPr>
+                <w:rFonts w:ascii="Arial" w:cs="Arial" w:eastAsia="Arial" w:hAnsi="Arial"/>
+                <w:b w:val="false"/>
+                <w:bCs w:val="false"/>
+                <w:color w:val="1A1A1A"/>
+                <w:sz w:val="15"/>
+                <w:szCs w:val="15"/>
+              </w:rPr>
+              <w:t xml:space="preserve">AGR A-4 · Array East   +   POW P-2 · Emergency Bus</w:t>
+            </w:r>
+          </w:p>
+        </w:tc>
+        <w:tc>
+          <w:tcPr>
+            <w:tcW w:type="dxa" w:w="1600"/>
+            <w:tcMar>
+              <w:top w:type="dxa" w:w="60"/>
+              <w:left w:type="dxa" w:w="80"/>
+              <w:bottom w:type="dxa" w:w="60"/>
+              <w:right w:type="dxa" w:w="80"/>
+            </w:tcMar>
+          </w:tcPr>
+          <w:p>
+            <w:pPr>
+              <w:spacing w:after="0"/>
+            </w:pPr>
+            <w:r>
+              <w:rPr>
+                <w:rFonts w:ascii="Arial" w:cs="Arial" w:eastAsia="Arial" w:hAnsi="Arial"/>
+                <w:b w:val="false"/>
+                <w:bCs w:val="false"/>
+                <w:color w:val="1A1A1A"/>
+                <w:sz w:val="15"/>
+                <w:szCs w:val="15"/>
+              </w:rPr>
+              <w:t xml:space="preserve">1×power, 1×med, 1×parts  /  crew 3</w:t>
+            </w:r>
+          </w:p>
+        </w:tc>
+        <w:tc>
+          <w:tcPr>
+            <w:tcW w:type="dxa" w:w="3600"/>
+            <w:tcMar>
+              <w:top w:type="dxa" w:w="60"/>
+              <w:left w:type="dxa" w:w="80"/>
+              <w:bottom w:type="dxa" w:w="60"/>
+              <w:right w:type="dxa" w:w="80"/>
+            </w:tcMar>
+          </w:tcPr>
+          <w:p>
+            <w:pPr>
+              <w:spacing w:after="0"/>
+            </w:pPr>
+            <w:r>
+              <w:rPr>
+                <w:rFonts w:ascii="Arial" w:cs="Arial" w:eastAsia="Arial" w:hAnsi="Arial"/>
+                <w:b w:val="false"/>
+                <w:bCs w:val="false"/>
+                <w:color w:val="1A1A1A"/>
+                <w:sz w:val="15"/>
+                <w:szCs w:val="15"/>
+              </w:rPr>
+              <w:t xml:space="preserve">Reference chain · DUAL REFERENCE CHAIN</w:t>
+            </w:r>
+          </w:p>
+        </w:tc>
+      </w:tr>
+      <w:tr>
+        <w:tc>
+          <w:tcPr>
+            <w:tcW w:type="dxa" w:w="1100"/>
+            <w:tcMar>
+              <w:top w:type="dxa" w:w="60"/>
+              <w:left w:type="dxa" w:w="80"/>
+              <w:bottom w:type="dxa" w:w="60"/>
+              <w:right w:type="dxa" w:w="80"/>
+            </w:tcMar>
+          </w:tcPr>
+          <w:p>
+            <w:pPr>
+              <w:spacing w:after="0"/>
+            </w:pPr>
+            <w:r>
+              <w:rPr>
+                <w:rFonts w:ascii="Courier New" w:cs="Courier New" w:eastAsia="Courier New" w:hAnsi="Courier New"/>
+                <w:b w:val="false"/>
+                <w:bCs w:val="false"/>
+                <w:color w:val="1A1A1A"/>
+                <w:sz w:val="15"/>
+                <w:szCs w:val="15"/>
+              </w:rPr>
+              <w:t xml:space="preserve">F-505</w:t>
+            </w:r>
+          </w:p>
+        </w:tc>
+        <w:tc>
+          <w:tcPr>
+            <w:tcW w:type="dxa" w:w="700"/>
+            <w:tcMar>
+              <w:top w:type="dxa" w:w="60"/>
+              <w:left w:type="dxa" w:w="80"/>
+              <w:bottom w:type="dxa" w:w="60"/>
+              <w:right w:type="dxa" w:w="80"/>
+            </w:tcMar>
+          </w:tcPr>
+          <w:p>
+            <w:pPr>
+              <w:spacing w:after="0"/>
+            </w:pPr>
+            <w:r>
+              <w:rPr>
+                <w:rFonts w:ascii="Arial" w:cs="Arial" w:eastAsia="Arial" w:hAnsi="Arial"/>
+                <w:b w:val="false"/>
+                <w:bCs w:val="false"/>
+                <w:color w:val="1A1A1A"/>
+                <w:sz w:val="15"/>
+                <w:szCs w:val="15"/>
+              </w:rPr>
+              <w:t xml:space="preserve">null</w:t>
+            </w:r>
+          </w:p>
+        </w:tc>
+        <w:tc>
+          <w:tcPr>
+            <w:tcW w:type="dxa" w:w="700"/>
+            <w:tcMar>
+              <w:top w:type="dxa" w:w="60"/>
+              <w:left w:type="dxa" w:w="80"/>
+              <w:bottom w:type="dxa" w:w="60"/>
+              <w:right w:type="dxa" w:w="80"/>
+            </w:tcMar>
+          </w:tcPr>
+          <w:p>
+            <w:pPr>
+              <w:spacing w:after="0"/>
+            </w:pPr>
+            <w:r>
+              <w:rPr>
+                <w:rFonts w:ascii="Arial" w:cs="Arial" w:eastAsia="Arial" w:hAnsi="Arial"/>
+                <w:b w:val="false"/>
+                <w:bCs w:val="false"/>
+                <w:color w:val="1A1A1A"/>
+                <w:sz w:val="15"/>
+                <w:szCs w:val="15"/>
+              </w:rPr>
+              <w:t xml:space="preserve">MED</w:t>
+            </w:r>
+          </w:p>
+        </w:tc>
+        <w:tc>
+          <w:tcPr>
+            <w:tcW w:type="dxa" w:w="2400"/>
+            <w:tcMar>
+              <w:top w:type="dxa" w:w="60"/>
+              <w:left w:type="dxa" w:w="80"/>
+              <w:bottom w:type="dxa" w:w="60"/>
+              <w:right w:type="dxa" w:w="80"/>
+            </w:tcMar>
+          </w:tcPr>
+          <w:p>
+            <w:pPr>
+              <w:spacing w:after="0"/>
+            </w:pPr>
+            <w:r>
+              <w:rPr>
+                <w:rFonts w:ascii="Arial" w:cs="Arial" w:eastAsia="Arial" w:hAnsi="Arial"/>
+                <w:b w:val="false"/>
+                <w:bCs w:val="false"/>
+                <w:color w:val="1A1A1A"/>
+                <w:sz w:val="15"/>
+                <w:szCs w:val="15"/>
+              </w:rPr>
+              <w:t xml:space="preserve">Ward pressure isolation mismatch</w:t>
+            </w:r>
+          </w:p>
+        </w:tc>
+        <w:tc>
+          <w:tcPr>
+            <w:tcW w:type="dxa" w:w="2200"/>
+            <w:tcMar>
+              <w:top w:type="dxa" w:w="60"/>
+              <w:left w:type="dxa" w:w="80"/>
+              <w:bottom w:type="dxa" w:w="60"/>
+              <w:right w:type="dxa" w:w="80"/>
+            </w:tcMar>
+          </w:tcPr>
+          <w:p>
+            <w:pPr>
+              <w:spacing w:after="0"/>
+            </w:pPr>
+            <w:r>
+              <w:rPr>
+                <w:rFonts w:ascii="Courier New" w:cs="Courier New" w:eastAsia="Courier New" w:hAnsi="Courier New"/>
+                <w:b/>
+                <w:bCs/>
+                <w:color w:val="1A1A1A"/>
+                <w:sz w:val="15"/>
+                <w:szCs w:val="15"/>
+              </w:rPr>
+              <w:t xml:space="preserve">P-07-807</w:t>
+            </w:r>
+          </w:p>
+        </w:tc>
+        <w:tc>
+          <w:tcPr>
+            <w:tcW w:type="dxa" w:w="3000"/>
+            <w:tcMar>
+              <w:top w:type="dxa" w:w="60"/>
+              <w:left w:type="dxa" w:w="80"/>
+              <w:bottom w:type="dxa" w:w="60"/>
+              <w:right w:type="dxa" w:w="80"/>
+            </w:tcMar>
+          </w:tcPr>
+          <w:p>
+            <w:pPr>
+              <w:spacing w:after="0"/>
+            </w:pPr>
+            <w:r>
+              <w:rPr>
+                <w:rFonts w:ascii="Arial" w:cs="Arial" w:eastAsia="Arial" w:hAnsi="Arial"/>
+                <w:b w:val="false"/>
+                <w:bCs w:val="false"/>
+                <w:color w:val="1A1A1A"/>
+                <w:sz w:val="15"/>
+                <w:szCs w:val="15"/>
+              </w:rPr>
+              <w:t xml:space="preserve">TRN T-6 · Line 3</w:t>
+            </w:r>
+          </w:p>
+        </w:tc>
+        <w:tc>
+          <w:tcPr>
+            <w:tcW w:type="dxa" w:w="1600"/>
+            <w:tcMar>
+              <w:top w:type="dxa" w:w="60"/>
+              <w:left w:type="dxa" w:w="80"/>
+              <w:bottom w:type="dxa" w:w="60"/>
+              <w:right w:type="dxa" w:w="80"/>
+            </w:tcMar>
+          </w:tcPr>
+          <w:p>
+            <w:pPr>
+              <w:spacing w:after="0"/>
+            </w:pPr>
+            <w:r>
+              <w:rPr>
+                <w:rFonts w:ascii="Arial" w:cs="Arial" w:eastAsia="Arial" w:hAnsi="Arial"/>
+                <w:b w:val="false"/>
+                <w:bCs w:val="false"/>
+                <w:color w:val="1A1A1A"/>
+                <w:sz w:val="15"/>
+                <w:szCs w:val="15"/>
+              </w:rPr>
+              <w:t xml:space="preserve">1×power, 1×water  /  crew 2</w:t>
+            </w:r>
+          </w:p>
+        </w:tc>
+        <w:tc>
+          <w:tcPr>
+            <w:tcW w:type="dxa" w:w="3600"/>
+            <w:tcMar>
+              <w:top w:type="dxa" w:w="60"/>
+              <w:left w:type="dxa" w:w="80"/>
+              <w:bottom w:type="dxa" w:w="60"/>
+              <w:right w:type="dxa" w:w="80"/>
+            </w:tcMar>
+          </w:tcPr>
+          <w:p>
+            <w:pPr>
+              <w:spacing w:after="0"/>
+            </w:pPr>
+            <w:r>
+              <w:rPr>
+                <w:rFonts w:ascii="Arial" w:cs="Arial" w:eastAsia="Arial" w:hAnsi="Arial"/>
+                <w:b w:val="false"/>
+                <w:bCs w:val="false"/>
+                <w:color w:val="1A1A1A"/>
+                <w:sz w:val="15"/>
+                <w:szCs w:val="15"/>
+              </w:rPr>
+              <w:t xml:space="preserve">Reference chain · SINGLE REFERENCE CHAIN</w:t>
+            </w:r>
+          </w:p>
+        </w:tc>
+      </w:tr>
+      <w:tr>
+        <w:tc>
+          <w:tcPr>
+            <w:tcW w:type="dxa" w:w="1100"/>
+            <w:tcMar>
+              <w:top w:type="dxa" w:w="60"/>
+              <w:left w:type="dxa" w:w="80"/>
+              <w:bottom w:type="dxa" w:w="60"/>
+              <w:right w:type="dxa" w:w="80"/>
+            </w:tcMar>
+          </w:tcPr>
+          <w:p>
+            <w:pPr>
+              <w:spacing w:after="0"/>
+            </w:pPr>
+            <w:r>
+              <w:rPr>
+                <w:rFonts w:ascii="Courier New" w:cs="Courier New" w:eastAsia="Courier New" w:hAnsi="Courier New"/>
+                <w:b w:val="false"/>
+                <w:bCs w:val="false"/>
+                <w:color w:val="1A1A1A"/>
+                <w:sz w:val="15"/>
+                <w:szCs w:val="15"/>
+              </w:rPr>
+              <w:t xml:space="preserve">F-506</w:t>
+            </w:r>
+          </w:p>
+        </w:tc>
+        <w:tc>
+          <w:tcPr>
+            <w:tcW w:type="dxa" w:w="700"/>
+            <w:tcMar>
+              <w:top w:type="dxa" w:w="60"/>
+              <w:left w:type="dxa" w:w="80"/>
+              <w:bottom w:type="dxa" w:w="60"/>
+              <w:right w:type="dxa" w:w="80"/>
+            </w:tcMar>
+          </w:tcPr>
+          <w:p>
+            <w:pPr>
+              <w:spacing w:after="0"/>
+            </w:pPr>
+            <w:r>
+              <w:rPr>
+                <w:rFonts w:ascii="Arial" w:cs="Arial" w:eastAsia="Arial" w:hAnsi="Arial"/>
+                <w:b w:val="false"/>
+                <w:bCs w:val="false"/>
+                <w:color w:val="1A1A1A"/>
+                <w:sz w:val="15"/>
+                <w:szCs w:val="15"/>
+              </w:rPr>
+              <w:t xml:space="preserve">null</w:t>
+            </w:r>
+          </w:p>
+        </w:tc>
+        <w:tc>
+          <w:tcPr>
+            <w:tcW w:type="dxa" w:w="700"/>
+            <w:tcMar>
+              <w:top w:type="dxa" w:w="60"/>
+              <w:left w:type="dxa" w:w="80"/>
+              <w:bottom w:type="dxa" w:w="60"/>
+              <w:right w:type="dxa" w:w="80"/>
+            </w:tcMar>
+          </w:tcPr>
+          <w:p>
+            <w:pPr>
+              <w:spacing w:after="0"/>
+            </w:pPr>
+            <w:r>
+              <w:rPr>
+                <w:rFonts w:ascii="Arial" w:cs="Arial" w:eastAsia="Arial" w:hAnsi="Arial"/>
+                <w:b w:val="false"/>
+                <w:bCs w:val="false"/>
+                <w:color w:val="1A1A1A"/>
+                <w:sz w:val="15"/>
+                <w:szCs w:val="15"/>
+              </w:rPr>
+              <w:t xml:space="preserve">MED</w:t>
+            </w:r>
+          </w:p>
+        </w:tc>
+        <w:tc>
+          <w:tcPr>
+            <w:tcW w:type="dxa" w:w="2400"/>
+            <w:tcMar>
+              <w:top w:type="dxa" w:w="60"/>
+              <w:left w:type="dxa" w:w="80"/>
+              <w:bottom w:type="dxa" w:w="60"/>
+              <w:right w:type="dxa" w:w="80"/>
+            </w:tcMar>
+          </w:tcPr>
+          <w:p>
+            <w:pPr>
+              <w:spacing w:after="0"/>
+            </w:pPr>
+            <w:r>
+              <w:rPr>
+                <w:rFonts w:ascii="Arial" w:cs="Arial" w:eastAsia="Arial" w:hAnsi="Arial"/>
+                <w:b w:val="false"/>
+                <w:bCs w:val="false"/>
+                <w:color w:val="1A1A1A"/>
+                <w:sz w:val="15"/>
+                <w:szCs w:val="15"/>
+              </w:rPr>
+              <w:t xml:space="preserve">ICU failover routing conflict</w:t>
+            </w:r>
+          </w:p>
+        </w:tc>
+        <w:tc>
+          <w:tcPr>
+            <w:tcW w:type="dxa" w:w="2200"/>
+            <w:tcMar>
+              <w:top w:type="dxa" w:w="60"/>
+              <w:left w:type="dxa" w:w="80"/>
+              <w:bottom w:type="dxa" w:w="60"/>
+              <w:right w:type="dxa" w:w="80"/>
+            </w:tcMar>
+          </w:tcPr>
+          <w:p>
+            <w:pPr>
+              <w:spacing w:after="0"/>
+            </w:pPr>
+            <w:r>
+              <w:rPr>
+                <w:rFonts w:ascii="Courier New" w:cs="Courier New" w:eastAsia="Courier New" w:hAnsi="Courier New"/>
+                <w:b/>
+                <w:bCs/>
+                <w:color w:val="1A1A1A"/>
+                <w:sz w:val="15"/>
+                <w:szCs w:val="15"/>
+              </w:rPr>
+              <w:t xml:space="preserve">P-08-107-261</w:t>
+            </w:r>
+          </w:p>
+        </w:tc>
+        <w:tc>
+          <w:tcPr>
+            <w:tcW w:type="dxa" w:w="3000"/>
+            <w:tcMar>
+              <w:top w:type="dxa" w:w="60"/>
+              <w:left w:type="dxa" w:w="80"/>
+              <w:bottom w:type="dxa" w:w="60"/>
+              <w:right w:type="dxa" w:w="80"/>
+            </w:tcMar>
+          </w:tcPr>
+          <w:p>
+            <w:pPr>
+              <w:spacing w:after="0"/>
+            </w:pPr>
+            <w:r>
+              <w:rPr>
+                <w:rFonts w:ascii="Arial" w:cs="Arial" w:eastAsia="Arial" w:hAnsi="Arial"/>
+                <w:b w:val="false"/>
+                <w:bCs w:val="false"/>
+                <w:color w:val="1A1A1A"/>
+                <w:sz w:val="15"/>
+                <w:szCs w:val="15"/>
+              </w:rPr>
+              <w:t xml:space="preserve">POW P-2 · Sub-grid 3   +   MED M-5 · Filter Bank 3</w:t>
+            </w:r>
+          </w:p>
+        </w:tc>
+        <w:tc>
+          <w:tcPr>
+            <w:tcW w:type="dxa" w:w="1600"/>
+            <w:tcMar>
+              <w:top w:type="dxa" w:w="60"/>
+              <w:left w:type="dxa" w:w="80"/>
+              <w:bottom w:type="dxa" w:w="60"/>
+              <w:right w:type="dxa" w:w="80"/>
+            </w:tcMar>
+          </w:tcPr>
+          <w:p>
+            <w:pPr>
+              <w:spacing w:after="0"/>
+            </w:pPr>
+            <w:r>
+              <w:rPr>
+                <w:rFonts w:ascii="Arial" w:cs="Arial" w:eastAsia="Arial" w:hAnsi="Arial"/>
+                <w:b w:val="false"/>
+                <w:bCs w:val="false"/>
+                <w:color w:val="1A1A1A"/>
+                <w:sz w:val="15"/>
+                <w:szCs w:val="15"/>
+              </w:rPr>
+              <w:t xml:space="preserve">2×power, 1×med  /  crew 3</w:t>
+            </w:r>
+          </w:p>
+        </w:tc>
+        <w:tc>
+          <w:tcPr>
+            <w:tcW w:type="dxa" w:w="3600"/>
+            <w:tcMar>
+              <w:top w:type="dxa" w:w="60"/>
+              <w:left w:type="dxa" w:w="80"/>
+              <w:bottom w:type="dxa" w:w="60"/>
+              <w:right w:type="dxa" w:w="80"/>
+            </w:tcMar>
+          </w:tcPr>
+          <w:p>
+            <w:pPr>
+              <w:spacing w:after="0"/>
+            </w:pPr>
+            <w:r>
+              <w:rPr>
+                <w:rFonts w:ascii="Arial" w:cs="Arial" w:eastAsia="Arial" w:hAnsi="Arial"/>
+                <w:b w:val="false"/>
+                <w:bCs w:val="false"/>
+                <w:color w:val="1A1A1A"/>
+                <w:sz w:val="15"/>
+                <w:szCs w:val="15"/>
+              </w:rPr>
+              <w:t xml:space="preserve">Reference chain · DUAL REFERENCE CHAIN</w:t>
+            </w:r>
+          </w:p>
+        </w:tc>
+      </w:tr>
+      <w:tr>
+        <w:tc>
+          <w:tcPr>
+            <w:tcW w:type="dxa" w:w="1100"/>
+            <w:tcMar>
+              <w:top w:type="dxa" w:w="60"/>
+              <w:left w:type="dxa" w:w="80"/>
+              <w:bottom w:type="dxa" w:w="60"/>
+              <w:right w:type="dxa" w:w="80"/>
+            </w:tcMar>
+          </w:tcPr>
+          <w:p>
+            <w:pPr>
+              <w:spacing w:after="0"/>
+            </w:pPr>
+            <w:r>
+              <w:rPr>
+                <w:rFonts w:ascii="Courier New" w:cs="Courier New" w:eastAsia="Courier New" w:hAnsi="Courier New"/>
+                <w:b w:val="false"/>
+                <w:bCs w:val="false"/>
+                <w:color w:val="1A1A1A"/>
+                <w:sz w:val="15"/>
+                <w:szCs w:val="15"/>
+              </w:rPr>
+              <w:t xml:space="preserve">F-507</w:t>
+            </w:r>
+          </w:p>
+        </w:tc>
+        <w:tc>
+          <w:tcPr>
+            <w:tcW w:type="dxa" w:w="700"/>
+            <w:tcMar>
+              <w:top w:type="dxa" w:w="60"/>
+              <w:left w:type="dxa" w:w="80"/>
+              <w:bottom w:type="dxa" w:w="60"/>
+              <w:right w:type="dxa" w:w="80"/>
+            </w:tcMar>
+          </w:tcPr>
+          <w:p>
+            <w:pPr>
+              <w:spacing w:after="0"/>
+            </w:pPr>
+            <w:r>
+              <w:rPr>
+                <w:rFonts w:ascii="Arial" w:cs="Arial" w:eastAsia="Arial" w:hAnsi="Arial"/>
+                <w:b w:val="false"/>
+                <w:bCs w:val="false"/>
+                <w:color w:val="1A1A1A"/>
+                <w:sz w:val="15"/>
+                <w:szCs w:val="15"/>
+              </w:rPr>
+              <w:t xml:space="preserve">null</w:t>
+            </w:r>
+          </w:p>
+        </w:tc>
+        <w:tc>
+          <w:tcPr>
+            <w:tcW w:type="dxa" w:w="700"/>
+            <w:tcMar>
+              <w:top w:type="dxa" w:w="60"/>
+              <w:left w:type="dxa" w:w="80"/>
+              <w:bottom w:type="dxa" w:w="60"/>
+              <w:right w:type="dxa" w:w="80"/>
+            </w:tcMar>
+          </w:tcPr>
+          <w:p>
+            <w:pPr>
+              <w:spacing w:after="0"/>
+            </w:pPr>
+            <w:r>
+              <w:rPr>
+                <w:rFonts w:ascii="Arial" w:cs="Arial" w:eastAsia="Arial" w:hAnsi="Arial"/>
+                <w:b w:val="false"/>
+                <w:bCs w:val="false"/>
+                <w:color w:val="1A1A1A"/>
+                <w:sz w:val="15"/>
+                <w:szCs w:val="15"/>
+              </w:rPr>
+              <w:t xml:space="preserve">TRN</w:t>
+            </w:r>
+          </w:p>
+        </w:tc>
+        <w:tc>
+          <w:tcPr>
+            <w:tcW w:type="dxa" w:w="2400"/>
+            <w:tcMar>
+              <w:top w:type="dxa" w:w="60"/>
+              <w:left w:type="dxa" w:w="80"/>
+              <w:bottom w:type="dxa" w:w="60"/>
+              <w:right w:type="dxa" w:w="80"/>
+            </w:tcMar>
+          </w:tcPr>
+          <w:p>
+            <w:pPr>
+              <w:spacing w:after="0"/>
+            </w:pPr>
+            <w:r>
+              <w:rPr>
+                <w:rFonts w:ascii="Arial" w:cs="Arial" w:eastAsia="Arial" w:hAnsi="Arial"/>
+                <w:b w:val="false"/>
+                <w:bCs w:val="false"/>
+                <w:color w:val="1A1A1A"/>
+                <w:sz w:val="15"/>
+                <w:szCs w:val="15"/>
+              </w:rPr>
+              <w:t xml:space="preserve">Freight spur cooling signal mismatch</w:t>
+            </w:r>
+          </w:p>
+        </w:tc>
+        <w:tc>
+          <w:tcPr>
+            <w:tcW w:type="dxa" w:w="2200"/>
+            <w:tcMar>
+              <w:top w:type="dxa" w:w="60"/>
+              <w:left w:type="dxa" w:w="80"/>
+              <w:bottom w:type="dxa" w:w="60"/>
+              <w:right w:type="dxa" w:w="80"/>
+            </w:tcMar>
+          </w:tcPr>
+          <w:p>
+            <w:pPr>
+              <w:spacing w:after="0"/>
+            </w:pPr>
+            <w:r>
+              <w:rPr>
+                <w:rFonts w:ascii="Courier New" w:cs="Courier New" w:eastAsia="Courier New" w:hAnsi="Courier New"/>
+                <w:b/>
+                <w:bCs/>
+                <w:color w:val="1A1A1A"/>
+                <w:sz w:val="15"/>
+                <w:szCs w:val="15"/>
+              </w:rPr>
+              <w:t xml:space="preserve">P-07-376</w:t>
+            </w:r>
+          </w:p>
+        </w:tc>
+        <w:tc>
+          <w:tcPr>
+            <w:tcW w:type="dxa" w:w="3000"/>
+            <w:tcMar>
+              <w:top w:type="dxa" w:w="60"/>
+              <w:left w:type="dxa" w:w="80"/>
+              <w:bottom w:type="dxa" w:w="60"/>
+              <w:right w:type="dxa" w:w="80"/>
+            </w:tcMar>
+          </w:tcPr>
+          <w:p>
+            <w:pPr>
+              <w:spacing w:after="0"/>
+            </w:pPr>
+            <w:r>
+              <w:rPr>
+                <w:rFonts w:ascii="Arial" w:cs="Arial" w:eastAsia="Arial" w:hAnsi="Arial"/>
+                <w:b w:val="false"/>
+                <w:bCs w:val="false"/>
+                <w:color w:val="1A1A1A"/>
+                <w:sz w:val="15"/>
+                <w:szCs w:val="15"/>
+              </w:rPr>
+              <w:t xml:space="preserve">POW P-1 · Turbine D</w:t>
+            </w:r>
+          </w:p>
+        </w:tc>
+        <w:tc>
+          <w:tcPr>
+            <w:tcW w:type="dxa" w:w="1600"/>
+            <w:tcMar>
+              <w:top w:type="dxa" w:w="60"/>
+              <w:left w:type="dxa" w:w="80"/>
+              <w:bottom w:type="dxa" w:w="60"/>
+              <w:right w:type="dxa" w:w="80"/>
+            </w:tcMar>
+          </w:tcPr>
+          <w:p>
+            <w:pPr>
+              <w:spacing w:after="0"/>
+            </w:pPr>
+            <w:r>
+              <w:rPr>
+                <w:rFonts w:ascii="Arial" w:cs="Arial" w:eastAsia="Arial" w:hAnsi="Arial"/>
+                <w:b w:val="false"/>
+                <w:bCs w:val="false"/>
+                <w:color w:val="1A1A1A"/>
+                <w:sz w:val="15"/>
+                <w:szCs w:val="15"/>
+              </w:rPr>
+              <w:t xml:space="preserve">1×power, 1×parts  /  crew 2</w:t>
+            </w:r>
+          </w:p>
+        </w:tc>
+        <w:tc>
+          <w:tcPr>
+            <w:tcW w:type="dxa" w:w="3600"/>
+            <w:tcMar>
+              <w:top w:type="dxa" w:w="60"/>
+              <w:left w:type="dxa" w:w="80"/>
+              <w:bottom w:type="dxa" w:w="60"/>
+              <w:right w:type="dxa" w:w="80"/>
+            </w:tcMar>
+          </w:tcPr>
+          <w:p>
+            <w:pPr>
+              <w:spacing w:after="0"/>
+            </w:pPr>
+            <w:r>
+              <w:rPr>
+                <w:rFonts w:ascii="Arial" w:cs="Arial" w:eastAsia="Arial" w:hAnsi="Arial"/>
+                <w:b w:val="false"/>
+                <w:bCs w:val="false"/>
+                <w:color w:val="1A1A1A"/>
+                <w:sz w:val="15"/>
+                <w:szCs w:val="15"/>
+              </w:rPr>
+              <w:t xml:space="preserve">Reference chain · SINGLE REFERENCE CHAIN</w:t>
+            </w:r>
+          </w:p>
+        </w:tc>
+      </w:tr>
+      <w:tr>
+        <w:tc>
+          <w:tcPr>
+            <w:tcW w:type="dxa" w:w="1100"/>
+            <w:tcMar>
+              <w:top w:type="dxa" w:w="60"/>
+              <w:left w:type="dxa" w:w="80"/>
+              <w:bottom w:type="dxa" w:w="60"/>
+              <w:right w:type="dxa" w:w="80"/>
+            </w:tcMar>
+          </w:tcPr>
+          <w:p>
+            <w:pPr>
+              <w:spacing w:after="0"/>
+            </w:pPr>
+            <w:r>
+              <w:rPr>
+                <w:rFonts w:ascii="Courier New" w:cs="Courier New" w:eastAsia="Courier New" w:hAnsi="Courier New"/>
+                <w:b w:val="false"/>
+                <w:bCs w:val="false"/>
+                <w:color w:val="1A1A1A"/>
+                <w:sz w:val="15"/>
+                <w:szCs w:val="15"/>
+              </w:rPr>
+              <w:t xml:space="preserve">F-508</w:t>
+            </w:r>
+          </w:p>
+        </w:tc>
+        <w:tc>
+          <w:tcPr>
+            <w:tcW w:type="dxa" w:w="700"/>
+            <w:tcMar>
+              <w:top w:type="dxa" w:w="60"/>
+              <w:left w:type="dxa" w:w="80"/>
+              <w:bottom w:type="dxa" w:w="60"/>
+              <w:right w:type="dxa" w:w="80"/>
+            </w:tcMar>
+          </w:tcPr>
+          <w:p>
+            <w:pPr>
+              <w:spacing w:after="0"/>
+            </w:pPr>
+            <w:r>
+              <w:rPr>
+                <w:rFonts w:ascii="Arial" w:cs="Arial" w:eastAsia="Arial" w:hAnsi="Arial"/>
+                <w:b w:val="false"/>
+                <w:bCs w:val="false"/>
+                <w:color w:val="1A1A1A"/>
+                <w:sz w:val="15"/>
+                <w:szCs w:val="15"/>
+              </w:rPr>
+              <w:t xml:space="preserve">null</w:t>
+            </w:r>
+          </w:p>
+        </w:tc>
+        <w:tc>
+          <w:tcPr>
+            <w:tcW w:type="dxa" w:w="700"/>
+            <w:tcMar>
+              <w:top w:type="dxa" w:w="60"/>
+              <w:left w:type="dxa" w:w="80"/>
+              <w:bottom w:type="dxa" w:w="60"/>
+              <w:right w:type="dxa" w:w="80"/>
+            </w:tcMar>
+          </w:tcPr>
+          <w:p>
+            <w:pPr>
+              <w:spacing w:after="0"/>
+            </w:pPr>
+            <w:r>
+              <w:rPr>
+                <w:rFonts w:ascii="Arial" w:cs="Arial" w:eastAsia="Arial" w:hAnsi="Arial"/>
+                <w:b w:val="false"/>
+                <w:bCs w:val="false"/>
+                <w:color w:val="1A1A1A"/>
+                <w:sz w:val="15"/>
+                <w:szCs w:val="15"/>
+              </w:rPr>
+              <w:t xml:space="preserve">TRN</w:t>
+            </w:r>
+          </w:p>
+        </w:tc>
+        <w:tc>
+          <w:tcPr>
+            <w:tcW w:type="dxa" w:w="2400"/>
+            <w:tcMar>
+              <w:top w:type="dxa" w:w="60"/>
+              <w:left w:type="dxa" w:w="80"/>
+              <w:bottom w:type="dxa" w:w="60"/>
+              <w:right w:type="dxa" w:w="80"/>
+            </w:tcMar>
+          </w:tcPr>
+          <w:p>
+            <w:pPr>
+              <w:spacing w:after="0"/>
+            </w:pPr>
+            <w:r>
+              <w:rPr>
+                <w:rFonts w:ascii="Arial" w:cs="Arial" w:eastAsia="Arial" w:hAnsi="Arial"/>
+                <w:b w:val="false"/>
+                <w:bCs w:val="false"/>
+                <w:color w:val="1A1A1A"/>
+                <w:sz w:val="15"/>
+                <w:szCs w:val="15"/>
+              </w:rPr>
+              <w:t xml:space="preserve">Emergency tunnel routing blackout</w:t>
+            </w:r>
+          </w:p>
+        </w:tc>
+        <w:tc>
+          <w:tcPr>
+            <w:tcW w:type="dxa" w:w="2200"/>
+            <w:tcMar>
+              <w:top w:type="dxa" w:w="60"/>
+              <w:left w:type="dxa" w:w="80"/>
+              <w:bottom w:type="dxa" w:w="60"/>
+              <w:right w:type="dxa" w:w="80"/>
+            </w:tcMar>
+          </w:tcPr>
+          <w:p>
+            <w:pPr>
+              <w:spacing w:after="0"/>
+            </w:pPr>
+            <w:r>
+              <w:rPr>
+                <w:rFonts w:ascii="Courier New" w:cs="Courier New" w:eastAsia="Courier New" w:hAnsi="Courier New"/>
+                <w:b/>
+                <w:bCs/>
+                <w:color w:val="1A1A1A"/>
+                <w:sz w:val="15"/>
+                <w:szCs w:val="15"/>
+              </w:rPr>
+              <w:t xml:space="preserve">P-08-331-621</w:t>
+            </w:r>
+          </w:p>
+        </w:tc>
+        <w:tc>
+          <w:tcPr>
+            <w:tcW w:type="dxa" w:w="3000"/>
+            <w:tcMar>
+              <w:top w:type="dxa" w:w="60"/>
+              <w:left w:type="dxa" w:w="80"/>
+              <w:bottom w:type="dxa" w:w="60"/>
+              <w:right w:type="dxa" w:w="80"/>
+            </w:tcMar>
+          </w:tcPr>
+          <w:p>
+            <w:pPr>
+              <w:spacing w:after="0"/>
+            </w:pPr>
+            <w:r>
+              <w:rPr>
+                <w:rFonts w:ascii="Arial" w:cs="Arial" w:eastAsia="Arial" w:hAnsi="Arial"/>
+                <w:b w:val="false"/>
+                <w:bCs w:val="false"/>
+                <w:color w:val="1A1A1A"/>
+                <w:sz w:val="15"/>
+                <w:szCs w:val="15"/>
+              </w:rPr>
+              <w:t xml:space="preserve">AGR A-4 · Array North   +   TRN T-1 · Tunnel D</w:t>
+            </w:r>
+          </w:p>
+        </w:tc>
+        <w:tc>
+          <w:tcPr>
+            <w:tcW w:type="dxa" w:w="1600"/>
+            <w:tcMar>
+              <w:top w:type="dxa" w:w="60"/>
+              <w:left w:type="dxa" w:w="80"/>
+              <w:bottom w:type="dxa" w:w="60"/>
+              <w:right w:type="dxa" w:w="80"/>
+            </w:tcMar>
+          </w:tcPr>
+          <w:p>
+            <w:pPr>
+              <w:spacing w:after="0"/>
+            </w:pPr>
+            <w:r>
+              <w:rPr>
+                <w:rFonts w:ascii="Arial" w:cs="Arial" w:eastAsia="Arial" w:hAnsi="Arial"/>
+                <w:b w:val="false"/>
+                <w:bCs w:val="false"/>
+                <w:color w:val="1A1A1A"/>
+                <w:sz w:val="15"/>
+                <w:szCs w:val="15"/>
+              </w:rPr>
+              <w:t xml:space="preserve">2×parts, 1×power  /  crew 3</w:t>
+            </w:r>
+          </w:p>
+        </w:tc>
+        <w:tc>
+          <w:tcPr>
+            <w:tcW w:type="dxa" w:w="3600"/>
+            <w:tcMar>
+              <w:top w:type="dxa" w:w="60"/>
+              <w:left w:type="dxa" w:w="80"/>
+              <w:bottom w:type="dxa" w:w="60"/>
+              <w:right w:type="dxa" w:w="80"/>
+            </w:tcMar>
+          </w:tcPr>
+          <w:p>
+            <w:pPr>
+              <w:spacing w:after="0"/>
+            </w:pPr>
+            <w:r>
+              <w:rPr>
+                <w:rFonts w:ascii="Arial" w:cs="Arial" w:eastAsia="Arial" w:hAnsi="Arial"/>
+                <w:b w:val="false"/>
+                <w:bCs w:val="false"/>
+                <w:color w:val="1A1A1A"/>
+                <w:sz w:val="15"/>
+                <w:szCs w:val="15"/>
+              </w:rPr>
+              <w:t xml:space="preserve">Reference chain · DUAL REFERENCE CHAIN</w:t>
+            </w:r>
+          </w:p>
+        </w:tc>
+      </w:tr>
+      <w:tr>
+        <w:tc>
+          <w:tcPr>
+            <w:tcW w:type="dxa" w:w="1100"/>
+            <w:tcMar>
+              <w:top w:type="dxa" w:w="60"/>
+              <w:left w:type="dxa" w:w="80"/>
+              <w:bottom w:type="dxa" w:w="60"/>
+              <w:right w:type="dxa" w:w="80"/>
+            </w:tcMar>
+          </w:tcPr>
+          <w:p>
+            <w:pPr>
+              <w:spacing w:after="0"/>
+            </w:pPr>
+            <w:r>
+              <w:rPr>
+                <w:rFonts w:ascii="Courier New" w:cs="Courier New" w:eastAsia="Courier New" w:hAnsi="Courier New"/>
+                <w:b w:val="false"/>
+                <w:bCs w:val="false"/>
+                <w:color w:val="1A1A1A"/>
+                <w:sz w:val="15"/>
+                <w:szCs w:val="15"/>
+              </w:rPr>
+              <w:t xml:space="preserve">F-509</w:t>
+            </w:r>
+          </w:p>
+        </w:tc>
+        <w:tc>
+          <w:tcPr>
+            <w:tcW w:type="dxa" w:w="700"/>
+            <w:tcMar>
+              <w:top w:type="dxa" w:w="60"/>
+              <w:left w:type="dxa" w:w="80"/>
+              <w:bottom w:type="dxa" w:w="60"/>
+              <w:right w:type="dxa" w:w="80"/>
+            </w:tcMar>
+          </w:tcPr>
+          <w:p>
+            <w:pPr>
+              <w:spacing w:after="0"/>
+            </w:pPr>
+            <w:r>
+              <w:rPr>
+                <w:rFonts w:ascii="Arial" w:cs="Arial" w:eastAsia="Arial" w:hAnsi="Arial"/>
+                <w:b w:val="false"/>
+                <w:bCs w:val="false"/>
+                <w:color w:val="1A1A1A"/>
+                <w:sz w:val="15"/>
+                <w:szCs w:val="15"/>
+              </w:rPr>
+              <w:t xml:space="preserve">null</w:t>
+            </w:r>
+          </w:p>
+        </w:tc>
+        <w:tc>
+          <w:tcPr>
+            <w:tcW w:type="dxa" w:w="700"/>
+            <w:tcMar>
+              <w:top w:type="dxa" w:w="60"/>
+              <w:left w:type="dxa" w:w="80"/>
+              <w:bottom w:type="dxa" w:w="60"/>
+              <w:right w:type="dxa" w:w="80"/>
+            </w:tcMar>
+          </w:tcPr>
+          <w:p>
+            <w:pPr>
+              <w:spacing w:after="0"/>
+            </w:pPr>
+            <w:r>
+              <w:rPr>
+                <w:rFonts w:ascii="Arial" w:cs="Arial" w:eastAsia="Arial" w:hAnsi="Arial"/>
+                <w:b w:val="false"/>
+                <w:bCs w:val="false"/>
+                <w:color w:val="1A1A1A"/>
+                <w:sz w:val="15"/>
+                <w:szCs w:val="15"/>
+              </w:rPr>
+              <w:t xml:space="preserve">AGR</w:t>
+            </w:r>
+          </w:p>
+        </w:tc>
+        <w:tc>
+          <w:tcPr>
+            <w:tcW w:type="dxa" w:w="2400"/>
+            <w:tcMar>
+              <w:top w:type="dxa" w:w="60"/>
+              <w:left w:type="dxa" w:w="80"/>
+              <w:bottom w:type="dxa" w:w="60"/>
+              <w:right w:type="dxa" w:w="80"/>
+            </w:tcMar>
+          </w:tcPr>
+          <w:p>
+            <w:pPr>
+              <w:spacing w:after="0"/>
+            </w:pPr>
+            <w:r>
+              <w:rPr>
+                <w:rFonts w:ascii="Arial" w:cs="Arial" w:eastAsia="Arial" w:hAnsi="Arial"/>
+                <w:b w:val="false"/>
+                <w:bCs w:val="false"/>
+                <w:color w:val="1A1A1A"/>
+                <w:sz w:val="15"/>
+                <w:szCs w:val="15"/>
+              </w:rPr>
+              <w:t xml:space="preserve">Nutrient loop sensor mismatch</w:t>
+            </w:r>
+          </w:p>
+        </w:tc>
+        <w:tc>
+          <w:tcPr>
+            <w:tcW w:type="dxa" w:w="2200"/>
+            <w:tcMar>
+              <w:top w:type="dxa" w:w="60"/>
+              <w:left w:type="dxa" w:w="80"/>
+              <w:bottom w:type="dxa" w:w="60"/>
+              <w:right w:type="dxa" w:w="80"/>
+            </w:tcMar>
+          </w:tcPr>
+          <w:p>
+            <w:pPr>
+              <w:spacing w:after="0"/>
+            </w:pPr>
+            <w:r>
+              <w:rPr>
+                <w:rFonts w:ascii="Courier New" w:cs="Courier New" w:eastAsia="Courier New" w:hAnsi="Courier New"/>
+                <w:b/>
+                <w:bCs/>
+                <w:color w:val="1A1A1A"/>
+                <w:sz w:val="15"/>
+                <w:szCs w:val="15"/>
+              </w:rPr>
+              <w:t xml:space="preserve">P-07-722</w:t>
+            </w:r>
+          </w:p>
+        </w:tc>
+        <w:tc>
+          <w:tcPr>
+            <w:tcW w:type="dxa" w:w="3000"/>
+            <w:tcMar>
+              <w:top w:type="dxa" w:w="60"/>
+              <w:left w:type="dxa" w:w="80"/>
+              <w:bottom w:type="dxa" w:w="60"/>
+              <w:right w:type="dxa" w:w="80"/>
+            </w:tcMar>
+          </w:tcPr>
+          <w:p>
+            <w:pPr>
+              <w:spacing w:after="0"/>
+            </w:pPr>
+            <w:r>
+              <w:rPr>
+                <w:rFonts w:ascii="Arial" w:cs="Arial" w:eastAsia="Arial" w:hAnsi="Arial"/>
+                <w:b w:val="false"/>
+                <w:bCs w:val="false"/>
+                <w:color w:val="1A1A1A"/>
+                <w:sz w:val="15"/>
+                <w:szCs w:val="15"/>
+              </w:rPr>
+              <w:t xml:space="preserve">WTR W-3 · Pump Station 3</w:t>
+            </w:r>
+          </w:p>
+        </w:tc>
+        <w:tc>
+          <w:tcPr>
+            <w:tcW w:type="dxa" w:w="1600"/>
+            <w:tcMar>
+              <w:top w:type="dxa" w:w="60"/>
+              <w:left w:type="dxa" w:w="80"/>
+              <w:bottom w:type="dxa" w:w="60"/>
+              <w:right w:type="dxa" w:w="80"/>
+            </w:tcMar>
+          </w:tcPr>
+          <w:p>
+            <w:pPr>
+              <w:spacing w:after="0"/>
+            </w:pPr>
+            <w:r>
+              <w:rPr>
+                <w:rFonts w:ascii="Arial" w:cs="Arial" w:eastAsia="Arial" w:hAnsi="Arial"/>
+                <w:b w:val="false"/>
+                <w:bCs w:val="false"/>
+                <w:color w:val="1A1A1A"/>
+                <w:sz w:val="15"/>
+                <w:szCs w:val="15"/>
+              </w:rPr>
+              <w:t xml:space="preserve">1×water, 1×parts  /  crew 2</w:t>
+            </w:r>
+          </w:p>
+        </w:tc>
+        <w:tc>
+          <w:tcPr>
+            <w:tcW w:type="dxa" w:w="3600"/>
+            <w:tcMar>
+              <w:top w:type="dxa" w:w="60"/>
+              <w:left w:type="dxa" w:w="80"/>
+              <w:bottom w:type="dxa" w:w="60"/>
+              <w:right w:type="dxa" w:w="80"/>
+            </w:tcMar>
+          </w:tcPr>
+          <w:p>
+            <w:pPr>
+              <w:spacing w:after="0"/>
+            </w:pPr>
+            <w:r>
+              <w:rPr>
+                <w:rFonts w:ascii="Arial" w:cs="Arial" w:eastAsia="Arial" w:hAnsi="Arial"/>
+                <w:b w:val="false"/>
+                <w:bCs w:val="false"/>
+                <w:color w:val="1A1A1A"/>
+                <w:sz w:val="15"/>
+                <w:szCs w:val="15"/>
+              </w:rPr>
+              <w:t xml:space="preserve">Reference chain · SINGLE REFERENCE CHAIN</w:t>
+            </w:r>
+          </w:p>
+        </w:tc>
+      </w:tr>
+      <w:tr>
+        <w:tc>
+          <w:tcPr>
+            <w:tcW w:type="dxa" w:w="1100"/>
+            <w:tcMar>
+              <w:top w:type="dxa" w:w="60"/>
+              <w:left w:type="dxa" w:w="80"/>
+              <w:bottom w:type="dxa" w:w="60"/>
+              <w:right w:type="dxa" w:w="80"/>
+            </w:tcMar>
+          </w:tcPr>
+          <w:p>
+            <w:pPr>
+              <w:spacing w:after="0"/>
+            </w:pPr>
+            <w:r>
+              <w:rPr>
+                <w:rFonts w:ascii="Courier New" w:cs="Courier New" w:eastAsia="Courier New" w:hAnsi="Courier New"/>
+                <w:b w:val="false"/>
+                <w:bCs w:val="false"/>
+                <w:color w:val="1A1A1A"/>
+                <w:sz w:val="15"/>
+                <w:szCs w:val="15"/>
+              </w:rPr>
+              <w:t xml:space="preserve">F-510</w:t>
+            </w:r>
+          </w:p>
+        </w:tc>
+        <w:tc>
+          <w:tcPr>
+            <w:tcW w:type="dxa" w:w="700"/>
+            <w:tcMar>
+              <w:top w:type="dxa" w:w="60"/>
+              <w:left w:type="dxa" w:w="80"/>
+              <w:bottom w:type="dxa" w:w="60"/>
+              <w:right w:type="dxa" w:w="80"/>
+            </w:tcMar>
+          </w:tcPr>
+          <w:p>
+            <w:pPr>
+              <w:spacing w:after="0"/>
+            </w:pPr>
+            <w:r>
+              <w:rPr>
+                <w:rFonts w:ascii="Arial" w:cs="Arial" w:eastAsia="Arial" w:hAnsi="Arial"/>
+                <w:b w:val="false"/>
+                <w:bCs w:val="false"/>
+                <w:color w:val="1A1A1A"/>
+                <w:sz w:val="15"/>
+                <w:szCs w:val="15"/>
+              </w:rPr>
+              <w:t xml:space="preserve">null</w:t>
+            </w:r>
+          </w:p>
+        </w:tc>
+        <w:tc>
+          <w:tcPr>
+            <w:tcW w:type="dxa" w:w="700"/>
+            <w:tcMar>
+              <w:top w:type="dxa" w:w="60"/>
+              <w:left w:type="dxa" w:w="80"/>
+              <w:bottom w:type="dxa" w:w="60"/>
+              <w:right w:type="dxa" w:w="80"/>
+            </w:tcMar>
+          </w:tcPr>
+          <w:p>
+            <w:pPr>
+              <w:spacing w:after="0"/>
+            </w:pPr>
+            <w:r>
+              <w:rPr>
+                <w:rFonts w:ascii="Arial" w:cs="Arial" w:eastAsia="Arial" w:hAnsi="Arial"/>
+                <w:b w:val="false"/>
+                <w:bCs w:val="false"/>
+                <w:color w:val="1A1A1A"/>
+                <w:sz w:val="15"/>
+                <w:szCs w:val="15"/>
+              </w:rPr>
+              <w:t xml:space="preserve">AGR</w:t>
+            </w:r>
+          </w:p>
+        </w:tc>
+        <w:tc>
+          <w:tcPr>
+            <w:tcW w:type="dxa" w:w="2400"/>
+            <w:tcMar>
+              <w:top w:type="dxa" w:w="60"/>
+              <w:left w:type="dxa" w:w="80"/>
+              <w:bottom w:type="dxa" w:w="60"/>
+              <w:right w:type="dxa" w:w="80"/>
+            </w:tcMar>
+          </w:tcPr>
+          <w:p>
+            <w:pPr>
+              <w:spacing w:after="0"/>
+            </w:pPr>
+            <w:r>
+              <w:rPr>
+                <w:rFonts w:ascii="Arial" w:cs="Arial" w:eastAsia="Arial" w:hAnsi="Arial"/>
+                <w:b w:val="false"/>
+                <w:bCs w:val="false"/>
+                <w:color w:val="1A1A1A"/>
+                <w:sz w:val="15"/>
+                <w:szCs w:val="15"/>
+              </w:rPr>
+              <w:t xml:space="preserve">Seed vault climate interlock</w:t>
+            </w:r>
+          </w:p>
+        </w:tc>
+        <w:tc>
+          <w:tcPr>
+            <w:tcW w:type="dxa" w:w="2200"/>
+            <w:tcMar>
+              <w:top w:type="dxa" w:w="60"/>
+              <w:left w:type="dxa" w:w="80"/>
+              <w:bottom w:type="dxa" w:w="60"/>
+              <w:right w:type="dxa" w:w="80"/>
+            </w:tcMar>
+          </w:tcPr>
+          <w:p>
+            <w:pPr>
+              <w:spacing w:after="0"/>
+            </w:pPr>
+            <w:r>
+              <w:rPr>
+                <w:rFonts w:ascii="Courier New" w:cs="Courier New" w:eastAsia="Courier New" w:hAnsi="Courier New"/>
+                <w:b/>
+                <w:bCs/>
+                <w:color w:val="1A1A1A"/>
+                <w:sz w:val="15"/>
+                <w:szCs w:val="15"/>
+              </w:rPr>
+              <w:t xml:space="preserve">P-08-390-346</w:t>
+            </w:r>
+          </w:p>
+        </w:tc>
+        <w:tc>
+          <w:tcPr>
+            <w:tcW w:type="dxa" w:w="3000"/>
+            <w:tcMar>
+              <w:top w:type="dxa" w:w="60"/>
+              <w:left w:type="dxa" w:w="80"/>
+              <w:bottom w:type="dxa" w:w="60"/>
+              <w:right w:type="dxa" w:w="80"/>
+            </w:tcMar>
+          </w:tcPr>
+          <w:p>
+            <w:pPr>
+              <w:spacing w:after="0"/>
+            </w:pPr>
+            <w:r>
+              <w:rPr>
+                <w:rFonts w:ascii="Arial" w:cs="Arial" w:eastAsia="Arial" w:hAnsi="Arial"/>
+                <w:b w:val="false"/>
+                <w:bCs w:val="false"/>
+                <w:color w:val="1A1A1A"/>
+                <w:sz w:val="15"/>
+                <w:szCs w:val="15"/>
+              </w:rPr>
+              <w:t xml:space="preserve">COM C-1 · Emergency Band   +   MED M-5 · Scrubber Unit</w:t>
+            </w:r>
+          </w:p>
+        </w:tc>
+        <w:tc>
+          <w:tcPr>
+            <w:tcW w:type="dxa" w:w="1600"/>
+            <w:tcMar>
+              <w:top w:type="dxa" w:w="60"/>
+              <w:left w:type="dxa" w:w="80"/>
+              <w:bottom w:type="dxa" w:w="60"/>
+              <w:right w:type="dxa" w:w="80"/>
+            </w:tcMar>
+          </w:tcPr>
+          <w:p>
+            <w:pPr>
+              <w:spacing w:after="0"/>
+            </w:pPr>
+            <w:r>
+              <w:rPr>
+                <w:rFonts w:ascii="Arial" w:cs="Arial" w:eastAsia="Arial" w:hAnsi="Arial"/>
+                <w:b w:val="false"/>
+                <w:bCs w:val="false"/>
+                <w:color w:val="1A1A1A"/>
+                <w:sz w:val="15"/>
+                <w:szCs w:val="15"/>
+              </w:rPr>
+              <w:t xml:space="preserve">2×water, 1×power, 1×med  /  crew 3</w:t>
+            </w:r>
+          </w:p>
+        </w:tc>
+        <w:tc>
+          <w:tcPr>
+            <w:tcW w:type="dxa" w:w="3600"/>
+            <w:tcMar>
+              <w:top w:type="dxa" w:w="60"/>
+              <w:left w:type="dxa" w:w="80"/>
+              <w:bottom w:type="dxa" w:w="60"/>
+              <w:right w:type="dxa" w:w="80"/>
+            </w:tcMar>
+          </w:tcPr>
+          <w:p>
+            <w:pPr>
+              <w:spacing w:after="0"/>
+            </w:pPr>
+            <w:r>
+              <w:rPr>
+                <w:rFonts w:ascii="Arial" w:cs="Arial" w:eastAsia="Arial" w:hAnsi="Arial"/>
+                <w:b w:val="false"/>
+                <w:bCs w:val="false"/>
+                <w:color w:val="1A1A1A"/>
+                <w:sz w:val="15"/>
+                <w:szCs w:val="15"/>
+              </w:rPr>
+              <w:t xml:space="preserve">Reference chain · DUAL REFERENCE CHAIN</w:t>
+            </w:r>
+          </w:p>
+        </w:tc>
+      </w:tr>
+      <w:tr>
+        <w:tc>
+          <w:tcPr>
+            <w:tcW w:type="dxa" w:w="1100"/>
+            <w:tcMar>
+              <w:top w:type="dxa" w:w="60"/>
+              <w:left w:type="dxa" w:w="80"/>
+              <w:bottom w:type="dxa" w:w="60"/>
+              <w:right w:type="dxa" w:w="80"/>
+            </w:tcMar>
+          </w:tcPr>
+          <w:p>
+            <w:pPr>
+              <w:spacing w:after="0"/>
+            </w:pPr>
+            <w:r>
+              <w:rPr>
+                <w:rFonts w:ascii="Courier New" w:cs="Courier New" w:eastAsia="Courier New" w:hAnsi="Courier New"/>
+                <w:b w:val="false"/>
+                <w:bCs w:val="false"/>
+                <w:color w:val="1A1A1A"/>
+                <w:sz w:val="15"/>
+                <w:szCs w:val="15"/>
+              </w:rPr>
+              <w:t xml:space="preserve">F-511</w:t>
+            </w:r>
+          </w:p>
+        </w:tc>
+        <w:tc>
+          <w:tcPr>
+            <w:tcW w:type="dxa" w:w="700"/>
+            <w:tcMar>
+              <w:top w:type="dxa" w:w="60"/>
+              <w:left w:type="dxa" w:w="80"/>
+              <w:bottom w:type="dxa" w:w="60"/>
+              <w:right w:type="dxa" w:w="80"/>
+            </w:tcMar>
+          </w:tcPr>
+          <w:p>
+            <w:pPr>
+              <w:spacing w:after="0"/>
+            </w:pPr>
+            <w:r>
+              <w:rPr>
+                <w:rFonts w:ascii="Arial" w:cs="Arial" w:eastAsia="Arial" w:hAnsi="Arial"/>
+                <w:b w:val="false"/>
+                <w:bCs w:val="false"/>
+                <w:color w:val="1A1A1A"/>
+                <w:sz w:val="15"/>
+                <w:szCs w:val="15"/>
+              </w:rPr>
+              <w:t xml:space="preserve">null</w:t>
+            </w:r>
+          </w:p>
+        </w:tc>
+        <w:tc>
+          <w:tcPr>
+            <w:tcW w:type="dxa" w:w="700"/>
+            <w:tcMar>
+              <w:top w:type="dxa" w:w="60"/>
+              <w:left w:type="dxa" w:w="80"/>
+              <w:bottom w:type="dxa" w:w="60"/>
+              <w:right w:type="dxa" w:w="80"/>
+            </w:tcMar>
+          </w:tcPr>
+          <w:p>
+            <w:pPr>
+              <w:spacing w:after="0"/>
+            </w:pPr>
+            <w:r>
+              <w:rPr>
+                <w:rFonts w:ascii="Arial" w:cs="Arial" w:eastAsia="Arial" w:hAnsi="Arial"/>
+                <w:b w:val="false"/>
+                <w:bCs w:val="false"/>
+                <w:color w:val="1A1A1A"/>
+                <w:sz w:val="15"/>
+                <w:szCs w:val="15"/>
+              </w:rPr>
+              <w:t xml:space="preserve">COM</w:t>
+            </w:r>
+          </w:p>
+        </w:tc>
+        <w:tc>
+          <w:tcPr>
+            <w:tcW w:type="dxa" w:w="2400"/>
+            <w:tcMar>
+              <w:top w:type="dxa" w:w="60"/>
+              <w:left w:type="dxa" w:w="80"/>
+              <w:bottom w:type="dxa" w:w="60"/>
+              <w:right w:type="dxa" w:w="80"/>
+            </w:tcMar>
+          </w:tcPr>
+          <w:p>
+            <w:pPr>
+              <w:spacing w:after="0"/>
+            </w:pPr>
+            <w:r>
+              <w:rPr>
+                <w:rFonts w:ascii="Arial" w:cs="Arial" w:eastAsia="Arial" w:hAnsi="Arial"/>
+                <w:b w:val="false"/>
+                <w:bCs w:val="false"/>
+                <w:color w:val="1A1A1A"/>
+                <w:sz w:val="15"/>
+                <w:szCs w:val="15"/>
+              </w:rPr>
+              <w:t xml:space="preserve">Relay cooling telemetry mismatch</w:t>
+            </w:r>
+          </w:p>
+        </w:tc>
+        <w:tc>
+          <w:tcPr>
+            <w:tcW w:type="dxa" w:w="2200"/>
+            <w:tcMar>
+              <w:top w:type="dxa" w:w="60"/>
+              <w:left w:type="dxa" w:w="80"/>
+              <w:bottom w:type="dxa" w:w="60"/>
+              <w:right w:type="dxa" w:w="80"/>
+            </w:tcMar>
+          </w:tcPr>
+          <w:p>
+            <w:pPr>
+              <w:spacing w:after="0"/>
+            </w:pPr>
+            <w:r>
+              <w:rPr>
+                <w:rFonts w:ascii="Courier New" w:cs="Courier New" w:eastAsia="Courier New" w:hAnsi="Courier New"/>
+                <w:b/>
+                <w:bCs/>
+                <w:color w:val="1A1A1A"/>
+                <w:sz w:val="15"/>
+                <w:szCs w:val="15"/>
+              </w:rPr>
+              <w:t xml:space="preserve">P-07-617</w:t>
+            </w:r>
+          </w:p>
+        </w:tc>
+        <w:tc>
+          <w:tcPr>
+            <w:tcW w:type="dxa" w:w="3000"/>
+            <w:tcMar>
+              <w:top w:type="dxa" w:w="60"/>
+              <w:left w:type="dxa" w:w="80"/>
+              <w:bottom w:type="dxa" w:w="60"/>
+              <w:right w:type="dxa" w:w="80"/>
+            </w:tcMar>
+          </w:tcPr>
+          <w:p>
+            <w:pPr>
+              <w:spacing w:after="0"/>
+            </w:pPr>
+            <w:r>
+              <w:rPr>
+                <w:rFonts w:ascii="Arial" w:cs="Arial" w:eastAsia="Arial" w:hAnsi="Arial"/>
+                <w:b w:val="false"/>
+                <w:bCs w:val="false"/>
+                <w:color w:val="1A1A1A"/>
+                <w:sz w:val="15"/>
+                <w:szCs w:val="15"/>
+              </w:rPr>
+              <w:t xml:space="preserve">WTR W-3 · Pump Station 1</w:t>
+            </w:r>
+          </w:p>
+        </w:tc>
+        <w:tc>
+          <w:tcPr>
+            <w:tcW w:type="dxa" w:w="1600"/>
+            <w:tcMar>
+              <w:top w:type="dxa" w:w="60"/>
+              <w:left w:type="dxa" w:w="80"/>
+              <w:bottom w:type="dxa" w:w="60"/>
+              <w:right w:type="dxa" w:w="80"/>
+            </w:tcMar>
+          </w:tcPr>
+          <w:p>
+            <w:pPr>
+              <w:spacing w:after="0"/>
+            </w:pPr>
+            <w:r>
+              <w:rPr>
+                <w:rFonts w:ascii="Arial" w:cs="Arial" w:eastAsia="Arial" w:hAnsi="Arial"/>
+                <w:b w:val="false"/>
+                <w:bCs w:val="false"/>
+                <w:color w:val="1A1A1A"/>
+                <w:sz w:val="15"/>
+                <w:szCs w:val="15"/>
+              </w:rPr>
+              <w:t xml:space="preserve">1×power, 1×parts  /  crew 2</w:t>
+            </w:r>
+          </w:p>
+        </w:tc>
+        <w:tc>
+          <w:tcPr>
+            <w:tcW w:type="dxa" w:w="3600"/>
+            <w:tcMar>
+              <w:top w:type="dxa" w:w="60"/>
+              <w:left w:type="dxa" w:w="80"/>
+              <w:bottom w:type="dxa" w:w="60"/>
+              <w:right w:type="dxa" w:w="80"/>
+            </w:tcMar>
+          </w:tcPr>
+          <w:p>
+            <w:pPr>
+              <w:spacing w:after="0"/>
+            </w:pPr>
+            <w:r>
+              <w:rPr>
+                <w:rFonts w:ascii="Arial" w:cs="Arial" w:eastAsia="Arial" w:hAnsi="Arial"/>
+                <w:b w:val="false"/>
+                <w:bCs w:val="false"/>
+                <w:color w:val="1A1A1A"/>
+                <w:sz w:val="15"/>
+                <w:szCs w:val="15"/>
+              </w:rPr>
+              <w:t xml:space="preserve">Reference chain · SINGLE REFERENCE CHAIN</w:t>
+            </w:r>
+          </w:p>
+        </w:tc>
+      </w:tr>
+      <w:tr>
+        <w:tc>
+          <w:tcPr>
+            <w:tcW w:type="dxa" w:w="1100"/>
+            <w:tcMar>
+              <w:top w:type="dxa" w:w="60"/>
+              <w:left w:type="dxa" w:w="80"/>
+              <w:bottom w:type="dxa" w:w="60"/>
+              <w:right w:type="dxa" w:w="80"/>
+            </w:tcMar>
+          </w:tcPr>
+          <w:p>
+            <w:pPr>
+              <w:spacing w:after="0"/>
+            </w:pPr>
+            <w:r>
+              <w:rPr>
+                <w:rFonts w:ascii="Courier New" w:cs="Courier New" w:eastAsia="Courier New" w:hAnsi="Courier New"/>
+                <w:b w:val="false"/>
+                <w:bCs w:val="false"/>
+                <w:color w:val="1A1A1A"/>
+                <w:sz w:val="15"/>
+                <w:szCs w:val="15"/>
+              </w:rPr>
+              <w:t xml:space="preserve">F-512</w:t>
+            </w:r>
+          </w:p>
+        </w:tc>
+        <w:tc>
+          <w:tcPr>
+            <w:tcW w:type="dxa" w:w="700"/>
+            <w:tcMar>
+              <w:top w:type="dxa" w:w="60"/>
+              <w:left w:type="dxa" w:w="80"/>
+              <w:bottom w:type="dxa" w:w="60"/>
+              <w:right w:type="dxa" w:w="80"/>
+            </w:tcMar>
+          </w:tcPr>
+          <w:p>
+            <w:pPr>
+              <w:spacing w:after="0"/>
+            </w:pPr>
+            <w:r>
+              <w:rPr>
+                <w:rFonts w:ascii="Arial" w:cs="Arial" w:eastAsia="Arial" w:hAnsi="Arial"/>
+                <w:b w:val="false"/>
+                <w:bCs w:val="false"/>
+                <w:color w:val="1A1A1A"/>
+                <w:sz w:val="15"/>
+                <w:szCs w:val="15"/>
+              </w:rPr>
+              <w:t xml:space="preserve">null</w:t>
+            </w:r>
+          </w:p>
+        </w:tc>
+        <w:tc>
+          <w:tcPr>
+            <w:tcW w:type="dxa" w:w="700"/>
+            <w:tcMar>
+              <w:top w:type="dxa" w:w="60"/>
+              <w:left w:type="dxa" w:w="80"/>
+              <w:bottom w:type="dxa" w:w="60"/>
+              <w:right w:type="dxa" w:w="80"/>
+            </w:tcMar>
+          </w:tcPr>
+          <w:p>
+            <w:pPr>
+              <w:spacing w:after="0"/>
+            </w:pPr>
+            <w:r>
+              <w:rPr>
+                <w:rFonts w:ascii="Arial" w:cs="Arial" w:eastAsia="Arial" w:hAnsi="Arial"/>
+                <w:b w:val="false"/>
+                <w:bCs w:val="false"/>
+                <w:color w:val="1A1A1A"/>
+                <w:sz w:val="15"/>
+                <w:szCs w:val="15"/>
+              </w:rPr>
+              <w:t xml:space="preserve">COM</w:t>
+            </w:r>
+          </w:p>
+        </w:tc>
+        <w:tc>
+          <w:tcPr>
+            <w:tcW w:type="dxa" w:w="2400"/>
+            <w:tcMar>
+              <w:top w:type="dxa" w:w="60"/>
+              <w:left w:type="dxa" w:w="80"/>
+              <w:bottom w:type="dxa" w:w="60"/>
+              <w:right w:type="dxa" w:w="80"/>
+            </w:tcMar>
+          </w:tcPr>
+          <w:p>
+            <w:pPr>
+              <w:spacing w:after="0"/>
+            </w:pPr>
+            <w:r>
+              <w:rPr>
+                <w:rFonts w:ascii="Arial" w:cs="Arial" w:eastAsia="Arial" w:hAnsi="Arial"/>
+                <w:b w:val="false"/>
+                <w:bCs w:val="false"/>
+                <w:color w:val="1A1A1A"/>
+                <w:sz w:val="15"/>
+                <w:szCs w:val="15"/>
+              </w:rPr>
+              <w:t xml:space="preserve">Uplink emergency power-route conflict</w:t>
+            </w:r>
+          </w:p>
+        </w:tc>
+        <w:tc>
+          <w:tcPr>
+            <w:tcW w:type="dxa" w:w="2200"/>
+            <w:tcMar>
+              <w:top w:type="dxa" w:w="60"/>
+              <w:left w:type="dxa" w:w="80"/>
+              <w:bottom w:type="dxa" w:w="60"/>
+              <w:right w:type="dxa" w:w="80"/>
+            </w:tcMar>
+          </w:tcPr>
+          <w:p>
+            <w:pPr>
+              <w:spacing w:after="0"/>
+            </w:pPr>
+            <w:r>
+              <w:rPr>
+                <w:rFonts w:ascii="Courier New" w:cs="Courier New" w:eastAsia="Courier New" w:hAnsi="Courier New"/>
+                <w:b/>
+                <w:bCs/>
+                <w:color w:val="1A1A1A"/>
+                <w:sz w:val="15"/>
+                <w:szCs w:val="15"/>
+              </w:rPr>
+              <w:t xml:space="preserve">P-08-911-273</w:t>
+            </w:r>
+          </w:p>
+        </w:tc>
+        <w:tc>
+          <w:tcPr>
+            <w:tcW w:type="dxa" w:w="3000"/>
+            <w:tcMar>
+              <w:top w:type="dxa" w:w="60"/>
+              <w:left w:type="dxa" w:w="80"/>
+              <w:bottom w:type="dxa" w:w="60"/>
+              <w:right w:type="dxa" w:w="80"/>
+            </w:tcMar>
+          </w:tcPr>
+          <w:p>
+            <w:pPr>
+              <w:spacing w:after="0"/>
+            </w:pPr>
+            <w:r>
+              <w:rPr>
+                <w:rFonts w:ascii="Arial" w:cs="Arial" w:eastAsia="Arial" w:hAnsi="Arial"/>
+                <w:b w:val="false"/>
+                <w:bCs w:val="false"/>
+                <w:color w:val="1A1A1A"/>
+                <w:sz w:val="15"/>
+                <w:szCs w:val="15"/>
+              </w:rPr>
+              <w:t xml:space="preserve">TRN T-6 · Emergency Line   +   MED M-5 · HEPA Array</w:t>
+            </w:r>
+          </w:p>
+        </w:tc>
+        <w:tc>
+          <w:tcPr>
+            <w:tcW w:type="dxa" w:w="1600"/>
+            <w:tcMar>
+              <w:top w:type="dxa" w:w="60"/>
+              <w:left w:type="dxa" w:w="80"/>
+              <w:bottom w:type="dxa" w:w="60"/>
+              <w:right w:type="dxa" w:w="80"/>
+            </w:tcMar>
+          </w:tcPr>
+          <w:p>
+            <w:pPr>
+              <w:spacing w:after="0"/>
+            </w:pPr>
+            <w:r>
+              <w:rPr>
+                <w:rFonts w:ascii="Arial" w:cs="Arial" w:eastAsia="Arial" w:hAnsi="Arial"/>
+                <w:b w:val="false"/>
+                <w:bCs w:val="false"/>
+                <w:color w:val="1A1A1A"/>
+                <w:sz w:val="15"/>
+                <w:szCs w:val="15"/>
+              </w:rPr>
+              <w:t xml:space="preserve">2×power, 1×parts  /  crew 3</w:t>
+            </w:r>
+          </w:p>
+        </w:tc>
+        <w:tc>
+          <w:tcPr>
+            <w:tcW w:type="dxa" w:w="3600"/>
+            <w:tcMar>
+              <w:top w:type="dxa" w:w="60"/>
+              <w:left w:type="dxa" w:w="80"/>
+              <w:bottom w:type="dxa" w:w="60"/>
+              <w:right w:type="dxa" w:w="80"/>
+            </w:tcMar>
+          </w:tcPr>
+          <w:p>
+            <w:pPr>
+              <w:spacing w:after="0"/>
+            </w:pPr>
+            <w:r>
+              <w:rPr>
+                <w:rFonts w:ascii="Arial" w:cs="Arial" w:eastAsia="Arial" w:hAnsi="Arial"/>
+                <w:b w:val="false"/>
+                <w:bCs w:val="false"/>
+                <w:color w:val="1A1A1A"/>
+                <w:sz w:val="15"/>
+                <w:szCs w:val="15"/>
+              </w:rPr>
+              <w:t xml:space="preserve">Reference chain · DUAL REFERENCE CHAIN</w:t>
             </w:r>
           </w:p>
         </w:tc>

--- a/kit/UNDERCITY_AnswerKey.docx
+++ b/kit/UNDERCITY_AnswerKey.docx
@@ -8165,7 +8165,7 @@
                 <w:sz w:val="15"/>
                 <w:szCs w:val="15"/>
               </w:rPr>
-              <w:t xml:space="preserve">null</w:t>
+              <w:t xml:space="preserve">CHAIN</w:t>
             </w:r>
           </w:p>
         </w:tc>
@@ -8383,7 +8383,7 @@
                 <w:sz w:val="15"/>
                 <w:szCs w:val="15"/>
               </w:rPr>
-              <w:t xml:space="preserve">null</w:t>
+              <w:t xml:space="preserve">CHAIN</w:t>
             </w:r>
           </w:p>
         </w:tc>
@@ -8601,7 +8601,7 @@
                 <w:sz w:val="15"/>
                 <w:szCs w:val="15"/>
               </w:rPr>
-              <w:t xml:space="preserve">null</w:t>
+              <w:t xml:space="preserve">CHAIN</w:t>
             </w:r>
           </w:p>
         </w:tc>
@@ -8819,7 +8819,7 @@
                 <w:sz w:val="15"/>
                 <w:szCs w:val="15"/>
               </w:rPr>
-              <w:t xml:space="preserve">null</w:t>
+              <w:t xml:space="preserve">CHAIN</w:t>
             </w:r>
           </w:p>
         </w:tc>
@@ -9037,7 +9037,7 @@
                 <w:sz w:val="15"/>
                 <w:szCs w:val="15"/>
               </w:rPr>
-              <w:t xml:space="preserve">null</w:t>
+              <w:t xml:space="preserve">CHAIN</w:t>
             </w:r>
           </w:p>
         </w:tc>
@@ -9255,7 +9255,7 @@
                 <w:sz w:val="15"/>
                 <w:szCs w:val="15"/>
               </w:rPr>
-              <w:t xml:space="preserve">null</w:t>
+              <w:t xml:space="preserve">CHAIN</w:t>
             </w:r>
           </w:p>
         </w:tc>
@@ -9473,7 +9473,7 @@
                 <w:sz w:val="15"/>
                 <w:szCs w:val="15"/>
               </w:rPr>
-              <w:t xml:space="preserve">null</w:t>
+              <w:t xml:space="preserve">CHAIN</w:t>
             </w:r>
           </w:p>
         </w:tc>
@@ -9691,7 +9691,7 @@
                 <w:sz w:val="15"/>
                 <w:szCs w:val="15"/>
               </w:rPr>
-              <w:t xml:space="preserve">null</w:t>
+              <w:t xml:space="preserve">CHAIN</w:t>
             </w:r>
           </w:p>
         </w:tc>
@@ -9909,7 +9909,7 @@
                 <w:sz w:val="15"/>
                 <w:szCs w:val="15"/>
               </w:rPr>
-              <w:t xml:space="preserve">null</w:t>
+              <w:t xml:space="preserve">CHAIN</w:t>
             </w:r>
           </w:p>
         </w:tc>
@@ -10127,7 +10127,7 @@
                 <w:sz w:val="15"/>
                 <w:szCs w:val="15"/>
               </w:rPr>
-              <w:t xml:space="preserve">null</w:t>
+              <w:t xml:space="preserve">CHAIN</w:t>
             </w:r>
           </w:p>
         </w:tc>
@@ -10345,7 +10345,7 @@
                 <w:sz w:val="15"/>
                 <w:szCs w:val="15"/>
               </w:rPr>
-              <w:t xml:space="preserve">null</w:t>
+              <w:t xml:space="preserve">CHAIN</w:t>
             </w:r>
           </w:p>
         </w:tc>
@@ -10563,7 +10563,7 @@
                 <w:sz w:val="15"/>
                 <w:szCs w:val="15"/>
               </w:rPr>
-              <w:t xml:space="preserve">null</w:t>
+              <w:t xml:space="preserve">CHAIN</w:t>
             </w:r>
           </w:p>
         </w:tc>
@@ -10726,6 +10726,2622 @@
                 <w:szCs w:val="15"/>
               </w:rPr>
               <w:t xml:space="preserve">Reference chain · DUAL REFERENCE CHAIN</w:t>
+            </w:r>
+          </w:p>
+        </w:tc>
+      </w:tr>
+      <w:tr>
+        <w:tc>
+          <w:tcPr>
+            <w:tcW w:type="dxa" w:w="1100"/>
+            <w:tcMar>
+              <w:top w:type="dxa" w:w="60"/>
+              <w:left w:type="dxa" w:w="80"/>
+              <w:bottom w:type="dxa" w:w="60"/>
+              <w:right w:type="dxa" w:w="80"/>
+            </w:tcMar>
+          </w:tcPr>
+          <w:p>
+            <w:pPr>
+              <w:spacing w:after="0"/>
+            </w:pPr>
+            <w:r>
+              <w:rPr>
+                <w:rFonts w:ascii="Courier New" w:cs="Courier New" w:eastAsia="Courier New" w:hAnsi="Courier New"/>
+                <w:b w:val="false"/>
+                <w:bCs w:val="false"/>
+                <w:color w:val="1A1A1A"/>
+                <w:sz w:val="15"/>
+                <w:szCs w:val="15"/>
+              </w:rPr>
+              <w:t xml:space="preserve">F-601</w:t>
+            </w:r>
+          </w:p>
+        </w:tc>
+        <w:tc>
+          <w:tcPr>
+            <w:tcW w:type="dxa" w:w="700"/>
+            <w:tcMar>
+              <w:top w:type="dxa" w:w="60"/>
+              <w:left w:type="dxa" w:w="80"/>
+              <w:bottom w:type="dxa" w:w="60"/>
+              <w:right w:type="dxa" w:w="80"/>
+            </w:tcMar>
+          </w:tcPr>
+          <w:p>
+            <w:pPr>
+              <w:spacing w:after="0"/>
+            </w:pPr>
+            <w:r>
+              <w:rPr>
+                <w:rFonts w:ascii="Arial" w:cs="Arial" w:eastAsia="Arial" w:hAnsi="Arial"/>
+                <w:b w:val="false"/>
+                <w:bCs w:val="false"/>
+                <w:color w:val="1A1A1A"/>
+                <w:sz w:val="15"/>
+                <w:szCs w:val="15"/>
+              </w:rPr>
+              <w:t xml:space="preserve">LATE</w:t>
+            </w:r>
+          </w:p>
+        </w:tc>
+        <w:tc>
+          <w:tcPr>
+            <w:tcW w:type="dxa" w:w="700"/>
+            <w:tcMar>
+              <w:top w:type="dxa" w:w="60"/>
+              <w:left w:type="dxa" w:w="80"/>
+              <w:bottom w:type="dxa" w:w="60"/>
+              <w:right w:type="dxa" w:w="80"/>
+            </w:tcMar>
+          </w:tcPr>
+          <w:p>
+            <w:pPr>
+              <w:spacing w:after="0"/>
+            </w:pPr>
+            <w:r>
+              <w:rPr>
+                <w:rFonts w:ascii="Arial" w:cs="Arial" w:eastAsia="Arial" w:hAnsi="Arial"/>
+                <w:b w:val="false"/>
+                <w:bCs w:val="false"/>
+                <w:color w:val="1A1A1A"/>
+                <w:sz w:val="15"/>
+                <w:szCs w:val="15"/>
+              </w:rPr>
+              <w:t xml:space="preserve">POW</w:t>
+            </w:r>
+          </w:p>
+        </w:tc>
+        <w:tc>
+          <w:tcPr>
+            <w:tcW w:type="dxa" w:w="2400"/>
+            <w:tcMar>
+              <w:top w:type="dxa" w:w="60"/>
+              <w:left w:type="dxa" w:w="80"/>
+              <w:bottom w:type="dxa" w:w="60"/>
+              <w:right w:type="dxa" w:w="80"/>
+            </w:tcMar>
+          </w:tcPr>
+          <w:p>
+            <w:pPr>
+              <w:spacing w:after="0"/>
+            </w:pPr>
+            <w:r>
+              <w:rPr>
+                <w:rFonts w:ascii="Arial" w:cs="Arial" w:eastAsia="Arial" w:hAnsi="Arial"/>
+                <w:b w:val="false"/>
+                <w:bCs w:val="false"/>
+                <w:color w:val="1A1A1A"/>
+                <w:sz w:val="15"/>
+                <w:szCs w:val="15"/>
+              </w:rPr>
+              <w:t xml:space="preserve">Turbine manifold pressure imbalance</w:t>
+            </w:r>
+          </w:p>
+        </w:tc>
+        <w:tc>
+          <w:tcPr>
+            <w:tcW w:type="dxa" w:w="2200"/>
+            <w:tcMar>
+              <w:top w:type="dxa" w:w="60"/>
+              <w:left w:type="dxa" w:w="80"/>
+              <w:bottom w:type="dxa" w:w="60"/>
+              <w:right w:type="dxa" w:w="80"/>
+            </w:tcMar>
+          </w:tcPr>
+          <w:p>
+            <w:pPr>
+              <w:spacing w:after="0"/>
+            </w:pPr>
+            <w:r>
+              <w:rPr>
+                <w:rFonts w:ascii="Courier New" w:cs="Courier New" w:eastAsia="Courier New" w:hAnsi="Courier New"/>
+                <w:b/>
+                <w:bCs/>
+                <w:color w:val="1A1A1A"/>
+                <w:sz w:val="15"/>
+                <w:szCs w:val="15"/>
+              </w:rPr>
+              <w:t xml:space="preserve">P-09-670-730</w:t>
+            </w:r>
+          </w:p>
+        </w:tc>
+        <w:tc>
+          <w:tcPr>
+            <w:tcW w:type="dxa" w:w="3000"/>
+            <w:tcMar>
+              <w:top w:type="dxa" w:w="60"/>
+              <w:left w:type="dxa" w:w="80"/>
+              <w:bottom w:type="dxa" w:w="60"/>
+              <w:right w:type="dxa" w:w="80"/>
+            </w:tcMar>
+          </w:tcPr>
+          <w:p>
+            <w:pPr>
+              <w:spacing w:after="0"/>
+            </w:pPr>
+            <w:r>
+              <w:rPr>
+                <w:rFonts w:ascii="Arial" w:cs="Arial" w:eastAsia="Arial" w:hAnsi="Arial"/>
+                <w:b w:val="false"/>
+                <w:bCs w:val="false"/>
+                <w:color w:val="1A1A1A"/>
+                <w:sz w:val="15"/>
+                <w:szCs w:val="15"/>
+              </w:rPr>
+              <w:t xml:space="preserve">WTR W-4 · Upper Reservoir   +   POW P-1 · Turbine B</w:t>
+            </w:r>
+          </w:p>
+        </w:tc>
+        <w:tc>
+          <w:tcPr>
+            <w:tcW w:type="dxa" w:w="1600"/>
+            <w:tcMar>
+              <w:top w:type="dxa" w:w="60"/>
+              <w:left w:type="dxa" w:w="80"/>
+              <w:bottom w:type="dxa" w:w="60"/>
+              <w:right w:type="dxa" w:w="80"/>
+            </w:tcMar>
+          </w:tcPr>
+          <w:p>
+            <w:pPr>
+              <w:spacing w:after="0"/>
+            </w:pPr>
+            <w:r>
+              <w:rPr>
+                <w:rFonts w:ascii="Arial" w:cs="Arial" w:eastAsia="Arial" w:hAnsi="Arial"/>
+                <w:b w:val="false"/>
+                <w:bCs w:val="false"/>
+                <w:color w:val="1A1A1A"/>
+                <w:sz w:val="15"/>
+                <w:szCs w:val="15"/>
+              </w:rPr>
+              <w:t xml:space="preserve">1×parts, 1×water  /  crew 2</w:t>
+            </w:r>
+          </w:p>
+        </w:tc>
+        <w:tc>
+          <w:tcPr>
+            <w:tcW w:type="dxa" w:w="3600"/>
+            <w:tcMar>
+              <w:top w:type="dxa" w:w="60"/>
+              <w:left w:type="dxa" w:w="80"/>
+              <w:bottom w:type="dxa" w:w="60"/>
+              <w:right w:type="dxa" w:w="80"/>
+            </w:tcMar>
+          </w:tcPr>
+          <w:p>
+            <w:pPr>
+              <w:spacing w:after="0"/>
+            </w:pPr>
+            <w:r>
+              <w:rPr>
+                <w:rFonts w:ascii="Arial" w:cs="Arial" w:eastAsia="Arial" w:hAnsi="Arial"/>
+                <w:b w:val="false"/>
+                <w:bCs w:val="false"/>
+                <w:color w:val="1A1A1A"/>
+                <w:sz w:val="15"/>
+                <w:szCs w:val="15"/>
+              </w:rPr>
+              <w:t xml:space="preserve">LATE SHIFT · P-09</w:t>
+            </w:r>
+          </w:p>
+        </w:tc>
+      </w:tr>
+      <w:tr>
+        <w:tc>
+          <w:tcPr>
+            <w:tcW w:type="dxa" w:w="1100"/>
+            <w:tcMar>
+              <w:top w:type="dxa" w:w="60"/>
+              <w:left w:type="dxa" w:w="80"/>
+              <w:bottom w:type="dxa" w:w="60"/>
+              <w:right w:type="dxa" w:w="80"/>
+            </w:tcMar>
+          </w:tcPr>
+          <w:p>
+            <w:pPr>
+              <w:spacing w:after="0"/>
+            </w:pPr>
+            <w:r>
+              <w:rPr>
+                <w:rFonts w:ascii="Courier New" w:cs="Courier New" w:eastAsia="Courier New" w:hAnsi="Courier New"/>
+                <w:b w:val="false"/>
+                <w:bCs w:val="false"/>
+                <w:color w:val="1A1A1A"/>
+                <w:sz w:val="15"/>
+                <w:szCs w:val="15"/>
+              </w:rPr>
+              <w:t xml:space="preserve">F-602</w:t>
+            </w:r>
+          </w:p>
+        </w:tc>
+        <w:tc>
+          <w:tcPr>
+            <w:tcW w:type="dxa" w:w="700"/>
+            <w:tcMar>
+              <w:top w:type="dxa" w:w="60"/>
+              <w:left w:type="dxa" w:w="80"/>
+              <w:bottom w:type="dxa" w:w="60"/>
+              <w:right w:type="dxa" w:w="80"/>
+            </w:tcMar>
+          </w:tcPr>
+          <w:p>
+            <w:pPr>
+              <w:spacing w:after="0"/>
+            </w:pPr>
+            <w:r>
+              <w:rPr>
+                <w:rFonts w:ascii="Arial" w:cs="Arial" w:eastAsia="Arial" w:hAnsi="Arial"/>
+                <w:b w:val="false"/>
+                <w:bCs w:val="false"/>
+                <w:color w:val="1A1A1A"/>
+                <w:sz w:val="15"/>
+                <w:szCs w:val="15"/>
+              </w:rPr>
+              <w:t xml:space="preserve">LATE</w:t>
+            </w:r>
+          </w:p>
+        </w:tc>
+        <w:tc>
+          <w:tcPr>
+            <w:tcW w:type="dxa" w:w="700"/>
+            <w:tcMar>
+              <w:top w:type="dxa" w:w="60"/>
+              <w:left w:type="dxa" w:w="80"/>
+              <w:bottom w:type="dxa" w:w="60"/>
+              <w:right w:type="dxa" w:w="80"/>
+            </w:tcMar>
+          </w:tcPr>
+          <w:p>
+            <w:pPr>
+              <w:spacing w:after="0"/>
+            </w:pPr>
+            <w:r>
+              <w:rPr>
+                <w:rFonts w:ascii="Arial" w:cs="Arial" w:eastAsia="Arial" w:hAnsi="Arial"/>
+                <w:b w:val="false"/>
+                <w:bCs w:val="false"/>
+                <w:color w:val="1A1A1A"/>
+                <w:sz w:val="15"/>
+                <w:szCs w:val="15"/>
+              </w:rPr>
+              <w:t xml:space="preserve">POW</w:t>
+            </w:r>
+          </w:p>
+        </w:tc>
+        <w:tc>
+          <w:tcPr>
+            <w:tcW w:type="dxa" w:w="2400"/>
+            <w:tcMar>
+              <w:top w:type="dxa" w:w="60"/>
+              <w:left w:type="dxa" w:w="80"/>
+              <w:bottom w:type="dxa" w:w="60"/>
+              <w:right w:type="dxa" w:w="80"/>
+            </w:tcMar>
+          </w:tcPr>
+          <w:p>
+            <w:pPr>
+              <w:spacing w:after="0"/>
+            </w:pPr>
+            <w:r>
+              <w:rPr>
+                <w:rFonts w:ascii="Arial" w:cs="Arial" w:eastAsia="Arial" w:hAnsi="Arial"/>
+                <w:b w:val="false"/>
+                <w:bCs w:val="false"/>
+                <w:color w:val="1A1A1A"/>
+                <w:sz w:val="15"/>
+                <w:szCs w:val="15"/>
+              </w:rPr>
+              <w:t xml:space="preserve">Ring-main emergency synchronisation fault</w:t>
+            </w:r>
+          </w:p>
+        </w:tc>
+        <w:tc>
+          <w:tcPr>
+            <w:tcW w:type="dxa" w:w="2200"/>
+            <w:tcMar>
+              <w:top w:type="dxa" w:w="60"/>
+              <w:left w:type="dxa" w:w="80"/>
+              <w:bottom w:type="dxa" w:w="60"/>
+              <w:right w:type="dxa" w:w="80"/>
+            </w:tcMar>
+          </w:tcPr>
+          <w:p>
+            <w:pPr>
+              <w:spacing w:after="0"/>
+            </w:pPr>
+            <w:r>
+              <w:rPr>
+                <w:rFonts w:ascii="Courier New" w:cs="Courier New" w:eastAsia="Courier New" w:hAnsi="Courier New"/>
+                <w:b/>
+                <w:bCs/>
+                <w:color w:val="1A1A1A"/>
+                <w:sz w:val="15"/>
+                <w:szCs w:val="15"/>
+              </w:rPr>
+              <w:t xml:space="preserve">P-10-145-911</w:t>
+            </w:r>
+          </w:p>
+        </w:tc>
+        <w:tc>
+          <w:tcPr>
+            <w:tcW w:type="dxa" w:w="3000"/>
+            <w:tcMar>
+              <w:top w:type="dxa" w:w="60"/>
+              <w:left w:type="dxa" w:w="80"/>
+              <w:bottom w:type="dxa" w:w="60"/>
+              <w:right w:type="dxa" w:w="80"/>
+            </w:tcMar>
+          </w:tcPr>
+          <w:p>
+            <w:pPr>
+              <w:spacing w:after="0"/>
+            </w:pPr>
+            <w:r>
+              <w:rPr>
+                <w:rFonts w:ascii="Arial" w:cs="Arial" w:eastAsia="Arial" w:hAnsi="Arial"/>
+                <w:b w:val="false"/>
+                <w:bCs w:val="false"/>
+                <w:color w:val="1A1A1A"/>
+                <w:sz w:val="15"/>
+                <w:szCs w:val="15"/>
+              </w:rPr>
+              <w:t xml:space="preserve">COM C-3 · Core Ring   +   TRN T-6 · Emergency Line</w:t>
+            </w:r>
+          </w:p>
+        </w:tc>
+        <w:tc>
+          <w:tcPr>
+            <w:tcW w:type="dxa" w:w="1600"/>
+            <w:tcMar>
+              <w:top w:type="dxa" w:w="60"/>
+              <w:left w:type="dxa" w:w="80"/>
+              <w:bottom w:type="dxa" w:w="60"/>
+              <w:right w:type="dxa" w:w="80"/>
+            </w:tcMar>
+          </w:tcPr>
+          <w:p>
+            <w:pPr>
+              <w:spacing w:after="0"/>
+            </w:pPr>
+            <w:r>
+              <w:rPr>
+                <w:rFonts w:ascii="Arial" w:cs="Arial" w:eastAsia="Arial" w:hAnsi="Arial"/>
+                <w:b w:val="false"/>
+                <w:bCs w:val="false"/>
+                <w:color w:val="1A1A1A"/>
+                <w:sz w:val="15"/>
+                <w:szCs w:val="15"/>
+              </w:rPr>
+              <w:t xml:space="preserve">2×parts, 1×water  /  crew 3</w:t>
+            </w:r>
+          </w:p>
+        </w:tc>
+        <w:tc>
+          <w:tcPr>
+            <w:tcW w:type="dxa" w:w="3600"/>
+            <w:tcMar>
+              <w:top w:type="dxa" w:w="60"/>
+              <w:left w:type="dxa" w:w="80"/>
+              <w:bottom w:type="dxa" w:w="60"/>
+              <w:right w:type="dxa" w:w="80"/>
+            </w:tcMar>
+          </w:tcPr>
+          <w:p>
+            <w:pPr>
+              <w:spacing w:after="0"/>
+            </w:pPr>
+            <w:r>
+              <w:rPr>
+                <w:rFonts w:ascii="Arial" w:cs="Arial" w:eastAsia="Arial" w:hAnsi="Arial"/>
+                <w:b w:val="false"/>
+                <w:bCs w:val="false"/>
+                <w:color w:val="1A1A1A"/>
+                <w:sz w:val="15"/>
+                <w:szCs w:val="15"/>
+              </w:rPr>
+              <w:t xml:space="preserve">LATE SHIFT · P-10 · TIME-CRITICAL</w:t>
+            </w:r>
+          </w:p>
+        </w:tc>
+      </w:tr>
+      <w:tr>
+        <w:tc>
+          <w:tcPr>
+            <w:tcW w:type="dxa" w:w="1100"/>
+            <w:tcMar>
+              <w:top w:type="dxa" w:w="60"/>
+              <w:left w:type="dxa" w:w="80"/>
+              <w:bottom w:type="dxa" w:w="60"/>
+              <w:right w:type="dxa" w:w="80"/>
+            </w:tcMar>
+          </w:tcPr>
+          <w:p>
+            <w:pPr>
+              <w:spacing w:after="0"/>
+            </w:pPr>
+            <w:r>
+              <w:rPr>
+                <w:rFonts w:ascii="Courier New" w:cs="Courier New" w:eastAsia="Courier New" w:hAnsi="Courier New"/>
+                <w:b w:val="false"/>
+                <w:bCs w:val="false"/>
+                <w:color w:val="1A1A1A"/>
+                <w:sz w:val="15"/>
+                <w:szCs w:val="15"/>
+              </w:rPr>
+              <w:t xml:space="preserve">F-603</w:t>
+            </w:r>
+          </w:p>
+        </w:tc>
+        <w:tc>
+          <w:tcPr>
+            <w:tcW w:type="dxa" w:w="700"/>
+            <w:tcMar>
+              <w:top w:type="dxa" w:w="60"/>
+              <w:left w:type="dxa" w:w="80"/>
+              <w:bottom w:type="dxa" w:w="60"/>
+              <w:right w:type="dxa" w:w="80"/>
+            </w:tcMar>
+          </w:tcPr>
+          <w:p>
+            <w:pPr>
+              <w:spacing w:after="0"/>
+            </w:pPr>
+            <w:r>
+              <w:rPr>
+                <w:rFonts w:ascii="Arial" w:cs="Arial" w:eastAsia="Arial" w:hAnsi="Arial"/>
+                <w:b w:val="false"/>
+                <w:bCs w:val="false"/>
+                <w:color w:val="1A1A1A"/>
+                <w:sz w:val="15"/>
+                <w:szCs w:val="15"/>
+              </w:rPr>
+              <w:t xml:space="preserve">LATE</w:t>
+            </w:r>
+          </w:p>
+        </w:tc>
+        <w:tc>
+          <w:tcPr>
+            <w:tcW w:type="dxa" w:w="700"/>
+            <w:tcMar>
+              <w:top w:type="dxa" w:w="60"/>
+              <w:left w:type="dxa" w:w="80"/>
+              <w:bottom w:type="dxa" w:w="60"/>
+              <w:right w:type="dxa" w:w="80"/>
+            </w:tcMar>
+          </w:tcPr>
+          <w:p>
+            <w:pPr>
+              <w:spacing w:after="0"/>
+            </w:pPr>
+            <w:r>
+              <w:rPr>
+                <w:rFonts w:ascii="Arial" w:cs="Arial" w:eastAsia="Arial" w:hAnsi="Arial"/>
+                <w:b w:val="false"/>
+                <w:bCs w:val="false"/>
+                <w:color w:val="1A1A1A"/>
+                <w:sz w:val="15"/>
+                <w:szCs w:val="15"/>
+              </w:rPr>
+              <w:t xml:space="preserve">WTR</w:t>
+            </w:r>
+          </w:p>
+        </w:tc>
+        <w:tc>
+          <w:tcPr>
+            <w:tcW w:type="dxa" w:w="2400"/>
+            <w:tcMar>
+              <w:top w:type="dxa" w:w="60"/>
+              <w:left w:type="dxa" w:w="80"/>
+              <w:bottom w:type="dxa" w:w="60"/>
+              <w:right w:type="dxa" w:w="80"/>
+            </w:tcMar>
+          </w:tcPr>
+          <w:p>
+            <w:pPr>
+              <w:spacing w:after="0"/>
+            </w:pPr>
+            <w:r>
+              <w:rPr>
+                <w:rFonts w:ascii="Arial" w:cs="Arial" w:eastAsia="Arial" w:hAnsi="Arial"/>
+                <w:b w:val="false"/>
+                <w:bCs w:val="false"/>
+                <w:color w:val="1A1A1A"/>
+                <w:sz w:val="15"/>
+                <w:szCs w:val="15"/>
+              </w:rPr>
+              <w:t xml:space="preserve">Reclaim sterilisation bypass failure</w:t>
+            </w:r>
+          </w:p>
+        </w:tc>
+        <w:tc>
+          <w:tcPr>
+            <w:tcW w:type="dxa" w:w="2200"/>
+            <w:tcMar>
+              <w:top w:type="dxa" w:w="60"/>
+              <w:left w:type="dxa" w:w="80"/>
+              <w:bottom w:type="dxa" w:w="60"/>
+              <w:right w:type="dxa" w:w="80"/>
+            </w:tcMar>
+          </w:tcPr>
+          <w:p>
+            <w:pPr>
+              <w:spacing w:after="0"/>
+            </w:pPr>
+            <w:r>
+              <w:rPr>
+                <w:rFonts w:ascii="Courier New" w:cs="Courier New" w:eastAsia="Courier New" w:hAnsi="Courier New"/>
+                <w:b/>
+                <w:bCs/>
+                <w:color w:val="1A1A1A"/>
+                <w:sz w:val="15"/>
+                <w:szCs w:val="15"/>
+              </w:rPr>
+              <w:t xml:space="preserve">P-09-346-311</w:t>
+            </w:r>
+          </w:p>
+        </w:tc>
+        <w:tc>
+          <w:tcPr>
+            <w:tcW w:type="dxa" w:w="3000"/>
+            <w:tcMar>
+              <w:top w:type="dxa" w:w="60"/>
+              <w:left w:type="dxa" w:w="80"/>
+              <w:bottom w:type="dxa" w:w="60"/>
+              <w:right w:type="dxa" w:w="80"/>
+            </w:tcMar>
+          </w:tcPr>
+          <w:p>
+            <w:pPr>
+              <w:spacing w:after="0"/>
+            </w:pPr>
+            <w:r>
+              <w:rPr>
+                <w:rFonts w:ascii="Arial" w:cs="Arial" w:eastAsia="Arial" w:hAnsi="Arial"/>
+                <w:b w:val="false"/>
+                <w:bCs w:val="false"/>
+                <w:color w:val="1A1A1A"/>
+                <w:sz w:val="15"/>
+                <w:szCs w:val="15"/>
+              </w:rPr>
+              <w:t xml:space="preserve">MED M-5 · Scrubber Unit   +   AGR A-2 · Bay 4</w:t>
+            </w:r>
+          </w:p>
+        </w:tc>
+        <w:tc>
+          <w:tcPr>
+            <w:tcW w:type="dxa" w:w="1600"/>
+            <w:tcMar>
+              <w:top w:type="dxa" w:w="60"/>
+              <w:left w:type="dxa" w:w="80"/>
+              <w:bottom w:type="dxa" w:w="60"/>
+              <w:right w:type="dxa" w:w="80"/>
+            </w:tcMar>
+          </w:tcPr>
+          <w:p>
+            <w:pPr>
+              <w:spacing w:after="0"/>
+            </w:pPr>
+            <w:r>
+              <w:rPr>
+                <w:rFonts w:ascii="Arial" w:cs="Arial" w:eastAsia="Arial" w:hAnsi="Arial"/>
+                <w:b w:val="false"/>
+                <w:bCs w:val="false"/>
+                <w:color w:val="1A1A1A"/>
+                <w:sz w:val="15"/>
+                <w:szCs w:val="15"/>
+              </w:rPr>
+              <w:t xml:space="preserve">1×power, 1×med  /  crew 2</w:t>
+            </w:r>
+          </w:p>
+        </w:tc>
+        <w:tc>
+          <w:tcPr>
+            <w:tcW w:type="dxa" w:w="3600"/>
+            <w:tcMar>
+              <w:top w:type="dxa" w:w="60"/>
+              <w:left w:type="dxa" w:w="80"/>
+              <w:bottom w:type="dxa" w:w="60"/>
+              <w:right w:type="dxa" w:w="80"/>
+            </w:tcMar>
+          </w:tcPr>
+          <w:p>
+            <w:pPr>
+              <w:spacing w:after="0"/>
+            </w:pPr>
+            <w:r>
+              <w:rPr>
+                <w:rFonts w:ascii="Arial" w:cs="Arial" w:eastAsia="Arial" w:hAnsi="Arial"/>
+                <w:b w:val="false"/>
+                <w:bCs w:val="false"/>
+                <w:color w:val="1A1A1A"/>
+                <w:sz w:val="15"/>
+                <w:szCs w:val="15"/>
+              </w:rPr>
+              <w:t xml:space="preserve">LATE SHIFT · P-09</w:t>
+            </w:r>
+          </w:p>
+        </w:tc>
+      </w:tr>
+      <w:tr>
+        <w:tc>
+          <w:tcPr>
+            <w:tcW w:type="dxa" w:w="1100"/>
+            <w:tcMar>
+              <w:top w:type="dxa" w:w="60"/>
+              <w:left w:type="dxa" w:w="80"/>
+              <w:bottom w:type="dxa" w:w="60"/>
+              <w:right w:type="dxa" w:w="80"/>
+            </w:tcMar>
+          </w:tcPr>
+          <w:p>
+            <w:pPr>
+              <w:spacing w:after="0"/>
+            </w:pPr>
+            <w:r>
+              <w:rPr>
+                <w:rFonts w:ascii="Courier New" w:cs="Courier New" w:eastAsia="Courier New" w:hAnsi="Courier New"/>
+                <w:b w:val="false"/>
+                <w:bCs w:val="false"/>
+                <w:color w:val="1A1A1A"/>
+                <w:sz w:val="15"/>
+                <w:szCs w:val="15"/>
+              </w:rPr>
+              <w:t xml:space="preserve">F-604</w:t>
+            </w:r>
+          </w:p>
+        </w:tc>
+        <w:tc>
+          <w:tcPr>
+            <w:tcW w:type="dxa" w:w="700"/>
+            <w:tcMar>
+              <w:top w:type="dxa" w:w="60"/>
+              <w:left w:type="dxa" w:w="80"/>
+              <w:bottom w:type="dxa" w:w="60"/>
+              <w:right w:type="dxa" w:w="80"/>
+            </w:tcMar>
+          </w:tcPr>
+          <w:p>
+            <w:pPr>
+              <w:spacing w:after="0"/>
+            </w:pPr>
+            <w:r>
+              <w:rPr>
+                <w:rFonts w:ascii="Arial" w:cs="Arial" w:eastAsia="Arial" w:hAnsi="Arial"/>
+                <w:b w:val="false"/>
+                <w:bCs w:val="false"/>
+                <w:color w:val="1A1A1A"/>
+                <w:sz w:val="15"/>
+                <w:szCs w:val="15"/>
+              </w:rPr>
+              <w:t xml:space="preserve">LATE</w:t>
+            </w:r>
+          </w:p>
+        </w:tc>
+        <w:tc>
+          <w:tcPr>
+            <w:tcW w:type="dxa" w:w="700"/>
+            <w:tcMar>
+              <w:top w:type="dxa" w:w="60"/>
+              <w:left w:type="dxa" w:w="80"/>
+              <w:bottom w:type="dxa" w:w="60"/>
+              <w:right w:type="dxa" w:w="80"/>
+            </w:tcMar>
+          </w:tcPr>
+          <w:p>
+            <w:pPr>
+              <w:spacing w:after="0"/>
+            </w:pPr>
+            <w:r>
+              <w:rPr>
+                <w:rFonts w:ascii="Arial" w:cs="Arial" w:eastAsia="Arial" w:hAnsi="Arial"/>
+                <w:b w:val="false"/>
+                <w:bCs w:val="false"/>
+                <w:color w:val="1A1A1A"/>
+                <w:sz w:val="15"/>
+                <w:szCs w:val="15"/>
+              </w:rPr>
+              <w:t xml:space="preserve">WTR</w:t>
+            </w:r>
+          </w:p>
+        </w:tc>
+        <w:tc>
+          <w:tcPr>
+            <w:tcW w:type="dxa" w:w="2400"/>
+            <w:tcMar>
+              <w:top w:type="dxa" w:w="60"/>
+              <w:left w:type="dxa" w:w="80"/>
+              <w:bottom w:type="dxa" w:w="60"/>
+              <w:right w:type="dxa" w:w="80"/>
+            </w:tcMar>
+          </w:tcPr>
+          <w:p>
+            <w:pPr>
+              <w:spacing w:after="0"/>
+            </w:pPr>
+            <w:r>
+              <w:rPr>
+                <w:rFonts w:ascii="Arial" w:cs="Arial" w:eastAsia="Arial" w:hAnsi="Arial"/>
+                <w:b w:val="false"/>
+                <w:bCs w:val="false"/>
+                <w:color w:val="1A1A1A"/>
+                <w:sz w:val="15"/>
+                <w:szCs w:val="15"/>
+              </w:rPr>
+              <w:t xml:space="preserve">Emergency tank isolation failure</w:t>
+            </w:r>
+          </w:p>
+        </w:tc>
+        <w:tc>
+          <w:tcPr>
+            <w:tcW w:type="dxa" w:w="2200"/>
+            <w:tcMar>
+              <w:top w:type="dxa" w:w="60"/>
+              <w:left w:type="dxa" w:w="80"/>
+              <w:bottom w:type="dxa" w:w="60"/>
+              <w:right w:type="dxa" w:w="80"/>
+            </w:tcMar>
+          </w:tcPr>
+          <w:p>
+            <w:pPr>
+              <w:spacing w:after="0"/>
+            </w:pPr>
+            <w:r>
+              <w:rPr>
+                <w:rFonts w:ascii="Courier New" w:cs="Courier New" w:eastAsia="Courier New" w:hAnsi="Courier New"/>
+                <w:b/>
+                <w:bCs/>
+                <w:color w:val="1A1A1A"/>
+                <w:sz w:val="15"/>
+                <w:szCs w:val="15"/>
+              </w:rPr>
+              <w:t xml:space="preserve">P-10-292-828</w:t>
+            </w:r>
+          </w:p>
+        </w:tc>
+        <w:tc>
+          <w:tcPr>
+            <w:tcW w:type="dxa" w:w="3000"/>
+            <w:tcMar>
+              <w:top w:type="dxa" w:w="60"/>
+              <w:left w:type="dxa" w:w="80"/>
+              <w:bottom w:type="dxa" w:w="60"/>
+              <w:right w:type="dxa" w:w="80"/>
+            </w:tcMar>
+          </w:tcPr>
+          <w:p>
+            <w:pPr>
+              <w:spacing w:after="0"/>
+            </w:pPr>
+            <w:r>
+              <w:rPr>
+                <w:rFonts w:ascii="Arial" w:cs="Arial" w:eastAsia="Arial" w:hAnsi="Arial"/>
+                <w:b w:val="false"/>
+                <w:bCs w:val="false"/>
+                <w:color w:val="1A1A1A"/>
+                <w:sz w:val="15"/>
+                <w:szCs w:val="15"/>
+              </w:rPr>
+              <w:t xml:space="preserve">POW P-2 · Ring Main   +   COM C-3 · Deep Sensors</w:t>
+            </w:r>
+          </w:p>
+        </w:tc>
+        <w:tc>
+          <w:tcPr>
+            <w:tcW w:type="dxa" w:w="1600"/>
+            <w:tcMar>
+              <w:top w:type="dxa" w:w="60"/>
+              <w:left w:type="dxa" w:w="80"/>
+              <w:bottom w:type="dxa" w:w="60"/>
+              <w:right w:type="dxa" w:w="80"/>
+            </w:tcMar>
+          </w:tcPr>
+          <w:p>
+            <w:pPr>
+              <w:spacing w:after="0"/>
+            </w:pPr>
+            <w:r>
+              <w:rPr>
+                <w:rFonts w:ascii="Arial" w:cs="Arial" w:eastAsia="Arial" w:hAnsi="Arial"/>
+                <w:b w:val="false"/>
+                <w:bCs w:val="false"/>
+                <w:color w:val="1A1A1A"/>
+                <w:sz w:val="15"/>
+                <w:szCs w:val="15"/>
+              </w:rPr>
+              <w:t xml:space="preserve">2×parts, 1×power  /  crew 3</w:t>
+            </w:r>
+          </w:p>
+        </w:tc>
+        <w:tc>
+          <w:tcPr>
+            <w:tcW w:type="dxa" w:w="3600"/>
+            <w:tcMar>
+              <w:top w:type="dxa" w:w="60"/>
+              <w:left w:type="dxa" w:w="80"/>
+              <w:bottom w:type="dxa" w:w="60"/>
+              <w:right w:type="dxa" w:w="80"/>
+            </w:tcMar>
+          </w:tcPr>
+          <w:p>
+            <w:pPr>
+              <w:spacing w:after="0"/>
+            </w:pPr>
+            <w:r>
+              <w:rPr>
+                <w:rFonts w:ascii="Arial" w:cs="Arial" w:eastAsia="Arial" w:hAnsi="Arial"/>
+                <w:b w:val="false"/>
+                <w:bCs w:val="false"/>
+                <w:color w:val="1A1A1A"/>
+                <w:sz w:val="15"/>
+                <w:szCs w:val="15"/>
+              </w:rPr>
+              <w:t xml:space="preserve">Approved 2026-10-04 with Ring Main in place of Emergency Bus: Emergency Bus is where WTR's own chain F-504 ends.</w:t>
+            </w:r>
+          </w:p>
+        </w:tc>
+      </w:tr>
+      <w:tr>
+        <w:tc>
+          <w:tcPr>
+            <w:tcW w:type="dxa" w:w="1100"/>
+            <w:tcMar>
+              <w:top w:type="dxa" w:w="60"/>
+              <w:left w:type="dxa" w:w="80"/>
+              <w:bottom w:type="dxa" w:w="60"/>
+              <w:right w:type="dxa" w:w="80"/>
+            </w:tcMar>
+          </w:tcPr>
+          <w:p>
+            <w:pPr>
+              <w:spacing w:after="0"/>
+            </w:pPr>
+            <w:r>
+              <w:rPr>
+                <w:rFonts w:ascii="Courier New" w:cs="Courier New" w:eastAsia="Courier New" w:hAnsi="Courier New"/>
+                <w:b w:val="false"/>
+                <w:bCs w:val="false"/>
+                <w:color w:val="1A1A1A"/>
+                <w:sz w:val="15"/>
+                <w:szCs w:val="15"/>
+              </w:rPr>
+              <w:t xml:space="preserve">F-605</w:t>
+            </w:r>
+          </w:p>
+        </w:tc>
+        <w:tc>
+          <w:tcPr>
+            <w:tcW w:type="dxa" w:w="700"/>
+            <w:tcMar>
+              <w:top w:type="dxa" w:w="60"/>
+              <w:left w:type="dxa" w:w="80"/>
+              <w:bottom w:type="dxa" w:w="60"/>
+              <w:right w:type="dxa" w:w="80"/>
+            </w:tcMar>
+          </w:tcPr>
+          <w:p>
+            <w:pPr>
+              <w:spacing w:after="0"/>
+            </w:pPr>
+            <w:r>
+              <w:rPr>
+                <w:rFonts w:ascii="Arial" w:cs="Arial" w:eastAsia="Arial" w:hAnsi="Arial"/>
+                <w:b w:val="false"/>
+                <w:bCs w:val="false"/>
+                <w:color w:val="1A1A1A"/>
+                <w:sz w:val="15"/>
+                <w:szCs w:val="15"/>
+              </w:rPr>
+              <w:t xml:space="preserve">LATE</w:t>
+            </w:r>
+          </w:p>
+        </w:tc>
+        <w:tc>
+          <w:tcPr>
+            <w:tcW w:type="dxa" w:w="700"/>
+            <w:tcMar>
+              <w:top w:type="dxa" w:w="60"/>
+              <w:left w:type="dxa" w:w="80"/>
+              <w:bottom w:type="dxa" w:w="60"/>
+              <w:right w:type="dxa" w:w="80"/>
+            </w:tcMar>
+          </w:tcPr>
+          <w:p>
+            <w:pPr>
+              <w:spacing w:after="0"/>
+            </w:pPr>
+            <w:r>
+              <w:rPr>
+                <w:rFonts w:ascii="Arial" w:cs="Arial" w:eastAsia="Arial" w:hAnsi="Arial"/>
+                <w:b w:val="false"/>
+                <w:bCs w:val="false"/>
+                <w:color w:val="1A1A1A"/>
+                <w:sz w:val="15"/>
+                <w:szCs w:val="15"/>
+              </w:rPr>
+              <w:t xml:space="preserve">MED</w:t>
+            </w:r>
+          </w:p>
+        </w:tc>
+        <w:tc>
+          <w:tcPr>
+            <w:tcW w:type="dxa" w:w="2400"/>
+            <w:tcMar>
+              <w:top w:type="dxa" w:w="60"/>
+              <w:left w:type="dxa" w:w="80"/>
+              <w:bottom w:type="dxa" w:w="60"/>
+              <w:right w:type="dxa" w:w="80"/>
+            </w:tcMar>
+          </w:tcPr>
+          <w:p>
+            <w:pPr>
+              <w:spacing w:after="0"/>
+            </w:pPr>
+            <w:r>
+              <w:rPr>
+                <w:rFonts w:ascii="Arial" w:cs="Arial" w:eastAsia="Arial" w:hAnsi="Arial"/>
+                <w:b w:val="false"/>
+                <w:bCs w:val="false"/>
+                <w:color w:val="1A1A1A"/>
+                <w:sz w:val="15"/>
+                <w:szCs w:val="15"/>
+              </w:rPr>
+              <w:t xml:space="preserve">Surgical air-pressure collapse</w:t>
+            </w:r>
+          </w:p>
+        </w:tc>
+        <w:tc>
+          <w:tcPr>
+            <w:tcW w:type="dxa" w:w="2200"/>
+            <w:tcMar>
+              <w:top w:type="dxa" w:w="60"/>
+              <w:left w:type="dxa" w:w="80"/>
+              <w:bottom w:type="dxa" w:w="60"/>
+              <w:right w:type="dxa" w:w="80"/>
+            </w:tcMar>
+          </w:tcPr>
+          <w:p>
+            <w:pPr>
+              <w:spacing w:after="0"/>
+            </w:pPr>
+            <w:r>
+              <w:rPr>
+                <w:rFonts w:ascii="Courier New" w:cs="Courier New" w:eastAsia="Courier New" w:hAnsi="Courier New"/>
+                <w:b/>
+                <w:bCs/>
+                <w:color w:val="1A1A1A"/>
+                <w:sz w:val="15"/>
+                <w:szCs w:val="15"/>
+              </w:rPr>
+              <w:t xml:space="preserve">P-09-734-931</w:t>
+            </w:r>
+          </w:p>
+        </w:tc>
+        <w:tc>
+          <w:tcPr>
+            <w:tcW w:type="dxa" w:w="3000"/>
+            <w:tcMar>
+              <w:top w:type="dxa" w:w="60"/>
+              <w:left w:type="dxa" w:w="80"/>
+              <w:bottom w:type="dxa" w:w="60"/>
+              <w:right w:type="dxa" w:w="80"/>
+            </w:tcMar>
+          </w:tcPr>
+          <w:p>
+            <w:pPr>
+              <w:spacing w:after="0"/>
+            </w:pPr>
+            <w:r>
+              <w:rPr>
+                <w:rFonts w:ascii="Arial" w:cs="Arial" w:eastAsia="Arial" w:hAnsi="Arial"/>
+                <w:b w:val="false"/>
+                <w:bCs w:val="false"/>
+                <w:color w:val="1A1A1A"/>
+                <w:sz w:val="15"/>
+                <w:szCs w:val="15"/>
+              </w:rPr>
+              <w:t xml:space="preserve">WTR W-4 · Mid Reservoir   +   COM C-3 · Grid South</w:t>
+            </w:r>
+          </w:p>
+        </w:tc>
+        <w:tc>
+          <w:tcPr>
+            <w:tcW w:type="dxa" w:w="1600"/>
+            <w:tcMar>
+              <w:top w:type="dxa" w:w="60"/>
+              <w:left w:type="dxa" w:w="80"/>
+              <w:bottom w:type="dxa" w:w="60"/>
+              <w:right w:type="dxa" w:w="80"/>
+            </w:tcMar>
+          </w:tcPr>
+          <w:p>
+            <w:pPr>
+              <w:spacing w:after="0"/>
+            </w:pPr>
+            <w:r>
+              <w:rPr>
+                <w:rFonts w:ascii="Arial" w:cs="Arial" w:eastAsia="Arial" w:hAnsi="Arial"/>
+                <w:b w:val="false"/>
+                <w:bCs w:val="false"/>
+                <w:color w:val="1A1A1A"/>
+                <w:sz w:val="15"/>
+                <w:szCs w:val="15"/>
+              </w:rPr>
+              <w:t xml:space="preserve">1×power, 1×med  /  crew 2</w:t>
+            </w:r>
+          </w:p>
+        </w:tc>
+        <w:tc>
+          <w:tcPr>
+            <w:tcW w:type="dxa" w:w="3600"/>
+            <w:tcMar>
+              <w:top w:type="dxa" w:w="60"/>
+              <w:left w:type="dxa" w:w="80"/>
+              <w:bottom w:type="dxa" w:w="60"/>
+              <w:right w:type="dxa" w:w="80"/>
+            </w:tcMar>
+          </w:tcPr>
+          <w:p>
+            <w:pPr>
+              <w:spacing w:after="0"/>
+            </w:pPr>
+            <w:r>
+              <w:rPr>
+                <w:rFonts w:ascii="Arial" w:cs="Arial" w:eastAsia="Arial" w:hAnsi="Arial"/>
+                <w:b w:val="false"/>
+                <w:bCs w:val="false"/>
+                <w:color w:val="1A1A1A"/>
+                <w:sz w:val="15"/>
+                <w:szCs w:val="15"/>
+              </w:rPr>
+              <w:t xml:space="preserve">LATE SHIFT · P-09</w:t>
+            </w:r>
+          </w:p>
+        </w:tc>
+      </w:tr>
+      <w:tr>
+        <w:tc>
+          <w:tcPr>
+            <w:tcW w:type="dxa" w:w="1100"/>
+            <w:tcMar>
+              <w:top w:type="dxa" w:w="60"/>
+              <w:left w:type="dxa" w:w="80"/>
+              <w:bottom w:type="dxa" w:w="60"/>
+              <w:right w:type="dxa" w:w="80"/>
+            </w:tcMar>
+          </w:tcPr>
+          <w:p>
+            <w:pPr>
+              <w:spacing w:after="0"/>
+            </w:pPr>
+            <w:r>
+              <w:rPr>
+                <w:rFonts w:ascii="Courier New" w:cs="Courier New" w:eastAsia="Courier New" w:hAnsi="Courier New"/>
+                <w:b w:val="false"/>
+                <w:bCs w:val="false"/>
+                <w:color w:val="1A1A1A"/>
+                <w:sz w:val="15"/>
+                <w:szCs w:val="15"/>
+              </w:rPr>
+              <w:t xml:space="preserve">F-606</w:t>
+            </w:r>
+          </w:p>
+        </w:tc>
+        <w:tc>
+          <w:tcPr>
+            <w:tcW w:type="dxa" w:w="700"/>
+            <w:tcMar>
+              <w:top w:type="dxa" w:w="60"/>
+              <w:left w:type="dxa" w:w="80"/>
+              <w:bottom w:type="dxa" w:w="60"/>
+              <w:right w:type="dxa" w:w="80"/>
+            </w:tcMar>
+          </w:tcPr>
+          <w:p>
+            <w:pPr>
+              <w:spacing w:after="0"/>
+            </w:pPr>
+            <w:r>
+              <w:rPr>
+                <w:rFonts w:ascii="Arial" w:cs="Arial" w:eastAsia="Arial" w:hAnsi="Arial"/>
+                <w:b w:val="false"/>
+                <w:bCs w:val="false"/>
+                <w:color w:val="1A1A1A"/>
+                <w:sz w:val="15"/>
+                <w:szCs w:val="15"/>
+              </w:rPr>
+              <w:t xml:space="preserve">LATE</w:t>
+            </w:r>
+          </w:p>
+        </w:tc>
+        <w:tc>
+          <w:tcPr>
+            <w:tcW w:type="dxa" w:w="700"/>
+            <w:tcMar>
+              <w:top w:type="dxa" w:w="60"/>
+              <w:left w:type="dxa" w:w="80"/>
+              <w:bottom w:type="dxa" w:w="60"/>
+              <w:right w:type="dxa" w:w="80"/>
+            </w:tcMar>
+          </w:tcPr>
+          <w:p>
+            <w:pPr>
+              <w:spacing w:after="0"/>
+            </w:pPr>
+            <w:r>
+              <w:rPr>
+                <w:rFonts w:ascii="Arial" w:cs="Arial" w:eastAsia="Arial" w:hAnsi="Arial"/>
+                <w:b w:val="false"/>
+                <w:bCs w:val="false"/>
+                <w:color w:val="1A1A1A"/>
+                <w:sz w:val="15"/>
+                <w:szCs w:val="15"/>
+              </w:rPr>
+              <w:t xml:space="preserve">MED</w:t>
+            </w:r>
+          </w:p>
+        </w:tc>
+        <w:tc>
+          <w:tcPr>
+            <w:tcW w:type="dxa" w:w="2400"/>
+            <w:tcMar>
+              <w:top w:type="dxa" w:w="60"/>
+              <w:left w:type="dxa" w:w="80"/>
+              <w:bottom w:type="dxa" w:w="60"/>
+              <w:right w:type="dxa" w:w="80"/>
+            </w:tcMar>
+          </w:tcPr>
+          <w:p>
+            <w:pPr>
+              <w:spacing w:after="0"/>
+            </w:pPr>
+            <w:r>
+              <w:rPr>
+                <w:rFonts w:ascii="Arial" w:cs="Arial" w:eastAsia="Arial" w:hAnsi="Arial"/>
+                <w:b w:val="false"/>
+                <w:bCs w:val="false"/>
+                <w:color w:val="1A1A1A"/>
+                <w:sz w:val="15"/>
+                <w:szCs w:val="15"/>
+              </w:rPr>
+              <w:t xml:space="preserve">Triage backup-power failure</w:t>
+            </w:r>
+          </w:p>
+        </w:tc>
+        <w:tc>
+          <w:tcPr>
+            <w:tcW w:type="dxa" w:w="2200"/>
+            <w:tcMar>
+              <w:top w:type="dxa" w:w="60"/>
+              <w:left w:type="dxa" w:w="80"/>
+              <w:bottom w:type="dxa" w:w="60"/>
+              <w:right w:type="dxa" w:w="80"/>
+            </w:tcMar>
+          </w:tcPr>
+          <w:p>
+            <w:pPr>
+              <w:spacing w:after="0"/>
+            </w:pPr>
+            <w:r>
+              <w:rPr>
+                <w:rFonts w:ascii="Courier New" w:cs="Courier New" w:eastAsia="Courier New" w:hAnsi="Courier New"/>
+                <w:b/>
+                <w:bCs/>
+                <w:color w:val="1A1A1A"/>
+                <w:sz w:val="15"/>
+                <w:szCs w:val="15"/>
+              </w:rPr>
+              <w:t xml:space="preserve">P-10-990-911</w:t>
+            </w:r>
+          </w:p>
+        </w:tc>
+        <w:tc>
+          <w:tcPr>
+            <w:tcW w:type="dxa" w:w="3000"/>
+            <w:tcMar>
+              <w:top w:type="dxa" w:w="60"/>
+              <w:left w:type="dxa" w:w="80"/>
+              <w:bottom w:type="dxa" w:w="60"/>
+              <w:right w:type="dxa" w:w="80"/>
+            </w:tcMar>
+          </w:tcPr>
+          <w:p>
+            <w:pPr>
+              <w:spacing w:after="0"/>
+            </w:pPr>
+            <w:r>
+              <w:rPr>
+                <w:rFonts w:ascii="Arial" w:cs="Arial" w:eastAsia="Arial" w:hAnsi="Arial"/>
+                <w:b w:val="false"/>
+                <w:bCs w:val="false"/>
+                <w:color w:val="1A1A1A"/>
+                <w:sz w:val="15"/>
+                <w:szCs w:val="15"/>
+              </w:rPr>
+              <w:t xml:space="preserve">POW P-2 · Sub-grid 1   +   TRN T-6 · Emergency Line</w:t>
+            </w:r>
+          </w:p>
+        </w:tc>
+        <w:tc>
+          <w:tcPr>
+            <w:tcW w:type="dxa" w:w="1600"/>
+            <w:tcMar>
+              <w:top w:type="dxa" w:w="60"/>
+              <w:left w:type="dxa" w:w="80"/>
+              <w:bottom w:type="dxa" w:w="60"/>
+              <w:right w:type="dxa" w:w="80"/>
+            </w:tcMar>
+          </w:tcPr>
+          <w:p>
+            <w:pPr>
+              <w:spacing w:after="0"/>
+            </w:pPr>
+            <w:r>
+              <w:rPr>
+                <w:rFonts w:ascii="Arial" w:cs="Arial" w:eastAsia="Arial" w:hAnsi="Arial"/>
+                <w:b w:val="false"/>
+                <w:bCs w:val="false"/>
+                <w:color w:val="1A1A1A"/>
+                <w:sz w:val="15"/>
+                <w:szCs w:val="15"/>
+              </w:rPr>
+              <w:t xml:space="preserve">2×power, 1×parts  /  crew 3</w:t>
+            </w:r>
+          </w:p>
+        </w:tc>
+        <w:tc>
+          <w:tcPr>
+            <w:tcW w:type="dxa" w:w="3600"/>
+            <w:tcMar>
+              <w:top w:type="dxa" w:w="60"/>
+              <w:left w:type="dxa" w:w="80"/>
+              <w:bottom w:type="dxa" w:w="60"/>
+              <w:right w:type="dxa" w:w="80"/>
+            </w:tcMar>
+          </w:tcPr>
+          <w:p>
+            <w:pPr>
+              <w:spacing w:after="0"/>
+            </w:pPr>
+            <w:r>
+              <w:rPr>
+                <w:rFonts w:ascii="Arial" w:cs="Arial" w:eastAsia="Arial" w:hAnsi="Arial"/>
+                <w:b w:val="false"/>
+                <w:bCs w:val="false"/>
+                <w:color w:val="1A1A1A"/>
+                <w:sz w:val="15"/>
+                <w:szCs w:val="15"/>
+              </w:rPr>
+              <w:t xml:space="preserve">Approved 2026-10-04 with Emergency Line in place of Line 3: Line 3 is where MED's own chain F-505 ends.</w:t>
+            </w:r>
+          </w:p>
+        </w:tc>
+      </w:tr>
+      <w:tr>
+        <w:tc>
+          <w:tcPr>
+            <w:tcW w:type="dxa" w:w="1100"/>
+            <w:tcMar>
+              <w:top w:type="dxa" w:w="60"/>
+              <w:left w:type="dxa" w:w="80"/>
+              <w:bottom w:type="dxa" w:w="60"/>
+              <w:right w:type="dxa" w:w="80"/>
+            </w:tcMar>
+          </w:tcPr>
+          <w:p>
+            <w:pPr>
+              <w:spacing w:after="0"/>
+            </w:pPr>
+            <w:r>
+              <w:rPr>
+                <w:rFonts w:ascii="Courier New" w:cs="Courier New" w:eastAsia="Courier New" w:hAnsi="Courier New"/>
+                <w:b w:val="false"/>
+                <w:bCs w:val="false"/>
+                <w:color w:val="1A1A1A"/>
+                <w:sz w:val="15"/>
+                <w:szCs w:val="15"/>
+              </w:rPr>
+              <w:t xml:space="preserve">F-607</w:t>
+            </w:r>
+          </w:p>
+        </w:tc>
+        <w:tc>
+          <w:tcPr>
+            <w:tcW w:type="dxa" w:w="700"/>
+            <w:tcMar>
+              <w:top w:type="dxa" w:w="60"/>
+              <w:left w:type="dxa" w:w="80"/>
+              <w:bottom w:type="dxa" w:w="60"/>
+              <w:right w:type="dxa" w:w="80"/>
+            </w:tcMar>
+          </w:tcPr>
+          <w:p>
+            <w:pPr>
+              <w:spacing w:after="0"/>
+            </w:pPr>
+            <w:r>
+              <w:rPr>
+                <w:rFonts w:ascii="Arial" w:cs="Arial" w:eastAsia="Arial" w:hAnsi="Arial"/>
+                <w:b w:val="false"/>
+                <w:bCs w:val="false"/>
+                <w:color w:val="1A1A1A"/>
+                <w:sz w:val="15"/>
+                <w:szCs w:val="15"/>
+              </w:rPr>
+              <w:t xml:space="preserve">LATE</w:t>
+            </w:r>
+          </w:p>
+        </w:tc>
+        <w:tc>
+          <w:tcPr>
+            <w:tcW w:type="dxa" w:w="700"/>
+            <w:tcMar>
+              <w:top w:type="dxa" w:w="60"/>
+              <w:left w:type="dxa" w:w="80"/>
+              <w:bottom w:type="dxa" w:w="60"/>
+              <w:right w:type="dxa" w:w="80"/>
+            </w:tcMar>
+          </w:tcPr>
+          <w:p>
+            <w:pPr>
+              <w:spacing w:after="0"/>
+            </w:pPr>
+            <w:r>
+              <w:rPr>
+                <w:rFonts w:ascii="Arial" w:cs="Arial" w:eastAsia="Arial" w:hAnsi="Arial"/>
+                <w:b w:val="false"/>
+                <w:bCs w:val="false"/>
+                <w:color w:val="1A1A1A"/>
+                <w:sz w:val="15"/>
+                <w:szCs w:val="15"/>
+              </w:rPr>
+              <w:t xml:space="preserve">TRN</w:t>
+            </w:r>
+          </w:p>
+        </w:tc>
+        <w:tc>
+          <w:tcPr>
+            <w:tcW w:type="dxa" w:w="2400"/>
+            <w:tcMar>
+              <w:top w:type="dxa" w:w="60"/>
+              <w:left w:type="dxa" w:w="80"/>
+              <w:bottom w:type="dxa" w:w="60"/>
+              <w:right w:type="dxa" w:w="80"/>
+            </w:tcMar>
+          </w:tcPr>
+          <w:p>
+            <w:pPr>
+              <w:spacing w:after="0"/>
+            </w:pPr>
+            <w:r>
+              <w:rPr>
+                <w:rFonts w:ascii="Arial" w:cs="Arial" w:eastAsia="Arial" w:hAnsi="Arial"/>
+                <w:b w:val="false"/>
+                <w:bCs w:val="false"/>
+                <w:color w:val="1A1A1A"/>
+                <w:sz w:val="15"/>
+                <w:szCs w:val="15"/>
+              </w:rPr>
+              <w:t xml:space="preserve">Freight tunnel ventilation failure</w:t>
+            </w:r>
+          </w:p>
+        </w:tc>
+        <w:tc>
+          <w:tcPr>
+            <w:tcW w:type="dxa" w:w="2200"/>
+            <w:tcMar>
+              <w:top w:type="dxa" w:w="60"/>
+              <w:left w:type="dxa" w:w="80"/>
+              <w:bottom w:type="dxa" w:w="60"/>
+              <w:right w:type="dxa" w:w="80"/>
+            </w:tcMar>
+          </w:tcPr>
+          <w:p>
+            <w:pPr>
+              <w:spacing w:after="0"/>
+            </w:pPr>
+            <w:r>
+              <w:rPr>
+                <w:rFonts w:ascii="Courier New" w:cs="Courier New" w:eastAsia="Courier New" w:hAnsi="Courier New"/>
+                <w:b/>
+                <w:bCs/>
+                <w:color w:val="1A1A1A"/>
+                <w:sz w:val="15"/>
+                <w:szCs w:val="15"/>
+              </w:rPr>
+              <w:t xml:space="preserve">P-09-273-306</w:t>
+            </w:r>
+          </w:p>
+        </w:tc>
+        <w:tc>
+          <w:tcPr>
+            <w:tcW w:type="dxa" w:w="3000"/>
+            <w:tcMar>
+              <w:top w:type="dxa" w:w="60"/>
+              <w:left w:type="dxa" w:w="80"/>
+              <w:bottom w:type="dxa" w:w="60"/>
+              <w:right w:type="dxa" w:w="80"/>
+            </w:tcMar>
+          </w:tcPr>
+          <w:p>
+            <w:pPr>
+              <w:spacing w:after="0"/>
+            </w:pPr>
+            <w:r>
+              <w:rPr>
+                <w:rFonts w:ascii="Arial" w:cs="Arial" w:eastAsia="Arial" w:hAnsi="Arial"/>
+                <w:b w:val="false"/>
+                <w:bCs w:val="false"/>
+                <w:color w:val="1A1A1A"/>
+                <w:sz w:val="15"/>
+                <w:szCs w:val="15"/>
+              </w:rPr>
+              <w:t xml:space="preserve">MED M-5 · HEPA Array   +   COM C-3 · Perimeter</w:t>
+            </w:r>
+          </w:p>
+        </w:tc>
+        <w:tc>
+          <w:tcPr>
+            <w:tcW w:type="dxa" w:w="1600"/>
+            <w:tcMar>
+              <w:top w:type="dxa" w:w="60"/>
+              <w:left w:type="dxa" w:w="80"/>
+              <w:bottom w:type="dxa" w:w="60"/>
+              <w:right w:type="dxa" w:w="80"/>
+            </w:tcMar>
+          </w:tcPr>
+          <w:p>
+            <w:pPr>
+              <w:spacing w:after="0"/>
+            </w:pPr>
+            <w:r>
+              <w:rPr>
+                <w:rFonts w:ascii="Arial" w:cs="Arial" w:eastAsia="Arial" w:hAnsi="Arial"/>
+                <w:b w:val="false"/>
+                <w:bCs w:val="false"/>
+                <w:color w:val="1A1A1A"/>
+                <w:sz w:val="15"/>
+                <w:szCs w:val="15"/>
+              </w:rPr>
+              <w:t xml:space="preserve">1×power, 1×parts  /  crew 2</w:t>
+            </w:r>
+          </w:p>
+        </w:tc>
+        <w:tc>
+          <w:tcPr>
+            <w:tcW w:type="dxa" w:w="3600"/>
+            <w:tcMar>
+              <w:top w:type="dxa" w:w="60"/>
+              <w:left w:type="dxa" w:w="80"/>
+              <w:bottom w:type="dxa" w:w="60"/>
+              <w:right w:type="dxa" w:w="80"/>
+            </w:tcMar>
+          </w:tcPr>
+          <w:p>
+            <w:pPr>
+              <w:spacing w:after="0"/>
+            </w:pPr>
+            <w:r>
+              <w:rPr>
+                <w:rFonts w:ascii="Arial" w:cs="Arial" w:eastAsia="Arial" w:hAnsi="Arial"/>
+                <w:b w:val="false"/>
+                <w:bCs w:val="false"/>
+                <w:color w:val="1A1A1A"/>
+                <w:sz w:val="15"/>
+                <w:szCs w:val="15"/>
+              </w:rPr>
+              <w:t xml:space="preserve">LATE SHIFT · P-09</w:t>
+            </w:r>
+          </w:p>
+        </w:tc>
+      </w:tr>
+      <w:tr>
+        <w:tc>
+          <w:tcPr>
+            <w:tcW w:type="dxa" w:w="1100"/>
+            <w:tcMar>
+              <w:top w:type="dxa" w:w="60"/>
+              <w:left w:type="dxa" w:w="80"/>
+              <w:bottom w:type="dxa" w:w="60"/>
+              <w:right w:type="dxa" w:w="80"/>
+            </w:tcMar>
+          </w:tcPr>
+          <w:p>
+            <w:pPr>
+              <w:spacing w:after="0"/>
+            </w:pPr>
+            <w:r>
+              <w:rPr>
+                <w:rFonts w:ascii="Courier New" w:cs="Courier New" w:eastAsia="Courier New" w:hAnsi="Courier New"/>
+                <w:b w:val="false"/>
+                <w:bCs w:val="false"/>
+                <w:color w:val="1A1A1A"/>
+                <w:sz w:val="15"/>
+                <w:szCs w:val="15"/>
+              </w:rPr>
+              <w:t xml:space="preserve">F-608</w:t>
+            </w:r>
+          </w:p>
+        </w:tc>
+        <w:tc>
+          <w:tcPr>
+            <w:tcW w:type="dxa" w:w="700"/>
+            <w:tcMar>
+              <w:top w:type="dxa" w:w="60"/>
+              <w:left w:type="dxa" w:w="80"/>
+              <w:bottom w:type="dxa" w:w="60"/>
+              <w:right w:type="dxa" w:w="80"/>
+            </w:tcMar>
+          </w:tcPr>
+          <w:p>
+            <w:pPr>
+              <w:spacing w:after="0"/>
+            </w:pPr>
+            <w:r>
+              <w:rPr>
+                <w:rFonts w:ascii="Arial" w:cs="Arial" w:eastAsia="Arial" w:hAnsi="Arial"/>
+                <w:b w:val="false"/>
+                <w:bCs w:val="false"/>
+                <w:color w:val="1A1A1A"/>
+                <w:sz w:val="15"/>
+                <w:szCs w:val="15"/>
+              </w:rPr>
+              <w:t xml:space="preserve">LATE</w:t>
+            </w:r>
+          </w:p>
+        </w:tc>
+        <w:tc>
+          <w:tcPr>
+            <w:tcW w:type="dxa" w:w="700"/>
+            <w:tcMar>
+              <w:top w:type="dxa" w:w="60"/>
+              <w:left w:type="dxa" w:w="80"/>
+              <w:bottom w:type="dxa" w:w="60"/>
+              <w:right w:type="dxa" w:w="80"/>
+            </w:tcMar>
+          </w:tcPr>
+          <w:p>
+            <w:pPr>
+              <w:spacing w:after="0"/>
+            </w:pPr>
+            <w:r>
+              <w:rPr>
+                <w:rFonts w:ascii="Arial" w:cs="Arial" w:eastAsia="Arial" w:hAnsi="Arial"/>
+                <w:b w:val="false"/>
+                <w:bCs w:val="false"/>
+                <w:color w:val="1A1A1A"/>
+                <w:sz w:val="15"/>
+                <w:szCs w:val="15"/>
+              </w:rPr>
+              <w:t xml:space="preserve">TRN</w:t>
+            </w:r>
+          </w:p>
+        </w:tc>
+        <w:tc>
+          <w:tcPr>
+            <w:tcW w:type="dxa" w:w="2400"/>
+            <w:tcMar>
+              <w:top w:type="dxa" w:w="60"/>
+              <w:left w:type="dxa" w:w="80"/>
+              <w:bottom w:type="dxa" w:w="60"/>
+              <w:right w:type="dxa" w:w="80"/>
+            </w:tcMar>
+          </w:tcPr>
+          <w:p>
+            <w:pPr>
+              <w:spacing w:after="0"/>
+            </w:pPr>
+            <w:r>
+              <w:rPr>
+                <w:rFonts w:ascii="Arial" w:cs="Arial" w:eastAsia="Arial" w:hAnsi="Arial"/>
+                <w:b w:val="false"/>
+                <w:bCs w:val="false"/>
+                <w:color w:val="1A1A1A"/>
+                <w:sz w:val="15"/>
+                <w:szCs w:val="15"/>
+              </w:rPr>
+              <w:t xml:space="preserve">Rail interlock cascade</w:t>
+            </w:r>
+          </w:p>
+        </w:tc>
+        <w:tc>
+          <w:tcPr>
+            <w:tcW w:type="dxa" w:w="2200"/>
+            <w:tcMar>
+              <w:top w:type="dxa" w:w="60"/>
+              <w:left w:type="dxa" w:w="80"/>
+              <w:bottom w:type="dxa" w:w="60"/>
+              <w:right w:type="dxa" w:w="80"/>
+            </w:tcMar>
+          </w:tcPr>
+          <w:p>
+            <w:pPr>
+              <w:spacing w:after="0"/>
+            </w:pPr>
+            <w:r>
+              <w:rPr>
+                <w:rFonts w:ascii="Courier New" w:cs="Courier New" w:eastAsia="Courier New" w:hAnsi="Courier New"/>
+                <w:b/>
+                <w:bCs/>
+                <w:color w:val="1A1A1A"/>
+                <w:sz w:val="15"/>
+                <w:szCs w:val="15"/>
+              </w:rPr>
+              <w:t xml:space="preserve">P-10-292-445</w:t>
+            </w:r>
+          </w:p>
+        </w:tc>
+        <w:tc>
+          <w:tcPr>
+            <w:tcW w:type="dxa" w:w="3000"/>
+            <w:tcMar>
+              <w:top w:type="dxa" w:w="60"/>
+              <w:left w:type="dxa" w:w="80"/>
+              <w:bottom w:type="dxa" w:w="60"/>
+              <w:right w:type="dxa" w:w="80"/>
+            </w:tcMar>
+          </w:tcPr>
+          <w:p>
+            <w:pPr>
+              <w:spacing w:after="0"/>
+            </w:pPr>
+            <w:r>
+              <w:rPr>
+                <w:rFonts w:ascii="Arial" w:cs="Arial" w:eastAsia="Arial" w:hAnsi="Arial"/>
+                <w:b w:val="false"/>
+                <w:bCs w:val="false"/>
+                <w:color w:val="1A1A1A"/>
+                <w:sz w:val="15"/>
+                <w:szCs w:val="15"/>
+              </w:rPr>
+              <w:t xml:space="preserve">POW P-2 · Ring Main   +   WTR W-3 · Backup Pump</w:t>
+            </w:r>
+          </w:p>
+        </w:tc>
+        <w:tc>
+          <w:tcPr>
+            <w:tcW w:type="dxa" w:w="1600"/>
+            <w:tcMar>
+              <w:top w:type="dxa" w:w="60"/>
+              <w:left w:type="dxa" w:w="80"/>
+              <w:bottom w:type="dxa" w:w="60"/>
+              <w:right w:type="dxa" w:w="80"/>
+            </w:tcMar>
+          </w:tcPr>
+          <w:p>
+            <w:pPr>
+              <w:spacing w:after="0"/>
+            </w:pPr>
+            <w:r>
+              <w:rPr>
+                <w:rFonts w:ascii="Arial" w:cs="Arial" w:eastAsia="Arial" w:hAnsi="Arial"/>
+                <w:b w:val="false"/>
+                <w:bCs w:val="false"/>
+                <w:color w:val="1A1A1A"/>
+                <w:sz w:val="15"/>
+                <w:szCs w:val="15"/>
+              </w:rPr>
+              <w:t xml:space="preserve">2×parts, 1×power  /  crew 3</w:t>
+            </w:r>
+          </w:p>
+        </w:tc>
+        <w:tc>
+          <w:tcPr>
+            <w:tcW w:type="dxa" w:w="3600"/>
+            <w:tcMar>
+              <w:top w:type="dxa" w:w="60"/>
+              <w:left w:type="dxa" w:w="80"/>
+              <w:bottom w:type="dxa" w:w="60"/>
+              <w:right w:type="dxa" w:w="80"/>
+            </w:tcMar>
+          </w:tcPr>
+          <w:p>
+            <w:pPr>
+              <w:spacing w:after="0"/>
+            </w:pPr>
+            <w:r>
+              <w:rPr>
+                <w:rFonts w:ascii="Arial" w:cs="Arial" w:eastAsia="Arial" w:hAnsi="Arial"/>
+                <w:b w:val="false"/>
+                <w:bCs w:val="false"/>
+                <w:color w:val="1A1A1A"/>
+                <w:sz w:val="15"/>
+                <w:szCs w:val="15"/>
+              </w:rPr>
+              <w:t xml:space="preserve">LATE SHIFT · P-10 · TIME-CRITICAL</w:t>
+            </w:r>
+          </w:p>
+        </w:tc>
+      </w:tr>
+      <w:tr>
+        <w:tc>
+          <w:tcPr>
+            <w:tcW w:type="dxa" w:w="1100"/>
+            <w:tcMar>
+              <w:top w:type="dxa" w:w="60"/>
+              <w:left w:type="dxa" w:w="80"/>
+              <w:bottom w:type="dxa" w:w="60"/>
+              <w:right w:type="dxa" w:w="80"/>
+            </w:tcMar>
+          </w:tcPr>
+          <w:p>
+            <w:pPr>
+              <w:spacing w:after="0"/>
+            </w:pPr>
+            <w:r>
+              <w:rPr>
+                <w:rFonts w:ascii="Courier New" w:cs="Courier New" w:eastAsia="Courier New" w:hAnsi="Courier New"/>
+                <w:b w:val="false"/>
+                <w:bCs w:val="false"/>
+                <w:color w:val="1A1A1A"/>
+                <w:sz w:val="15"/>
+                <w:szCs w:val="15"/>
+              </w:rPr>
+              <w:t xml:space="preserve">F-609</w:t>
+            </w:r>
+          </w:p>
+        </w:tc>
+        <w:tc>
+          <w:tcPr>
+            <w:tcW w:type="dxa" w:w="700"/>
+            <w:tcMar>
+              <w:top w:type="dxa" w:w="60"/>
+              <w:left w:type="dxa" w:w="80"/>
+              <w:bottom w:type="dxa" w:w="60"/>
+              <w:right w:type="dxa" w:w="80"/>
+            </w:tcMar>
+          </w:tcPr>
+          <w:p>
+            <w:pPr>
+              <w:spacing w:after="0"/>
+            </w:pPr>
+            <w:r>
+              <w:rPr>
+                <w:rFonts w:ascii="Arial" w:cs="Arial" w:eastAsia="Arial" w:hAnsi="Arial"/>
+                <w:b w:val="false"/>
+                <w:bCs w:val="false"/>
+                <w:color w:val="1A1A1A"/>
+                <w:sz w:val="15"/>
+                <w:szCs w:val="15"/>
+              </w:rPr>
+              <w:t xml:space="preserve">LATE</w:t>
+            </w:r>
+          </w:p>
+        </w:tc>
+        <w:tc>
+          <w:tcPr>
+            <w:tcW w:type="dxa" w:w="700"/>
+            <w:tcMar>
+              <w:top w:type="dxa" w:w="60"/>
+              <w:left w:type="dxa" w:w="80"/>
+              <w:bottom w:type="dxa" w:w="60"/>
+              <w:right w:type="dxa" w:w="80"/>
+            </w:tcMar>
+          </w:tcPr>
+          <w:p>
+            <w:pPr>
+              <w:spacing w:after="0"/>
+            </w:pPr>
+            <w:r>
+              <w:rPr>
+                <w:rFonts w:ascii="Arial" w:cs="Arial" w:eastAsia="Arial" w:hAnsi="Arial"/>
+                <w:b w:val="false"/>
+                <w:bCs w:val="false"/>
+                <w:color w:val="1A1A1A"/>
+                <w:sz w:val="15"/>
+                <w:szCs w:val="15"/>
+              </w:rPr>
+              <w:t xml:space="preserve">AGR</w:t>
+            </w:r>
+          </w:p>
+        </w:tc>
+        <w:tc>
+          <w:tcPr>
+            <w:tcW w:type="dxa" w:w="2400"/>
+            <w:tcMar>
+              <w:top w:type="dxa" w:w="60"/>
+              <w:left w:type="dxa" w:w="80"/>
+              <w:bottom w:type="dxa" w:w="60"/>
+              <w:right w:type="dxa" w:w="80"/>
+            </w:tcMar>
+          </w:tcPr>
+          <w:p>
+            <w:pPr>
+              <w:spacing w:after="0"/>
+            </w:pPr>
+            <w:r>
+              <w:rPr>
+                <w:rFonts w:ascii="Arial" w:cs="Arial" w:eastAsia="Arial" w:hAnsi="Arial"/>
+                <w:b w:val="false"/>
+                <w:bCs w:val="false"/>
+                <w:color w:val="1A1A1A"/>
+                <w:sz w:val="15"/>
+                <w:szCs w:val="15"/>
+              </w:rPr>
+              <w:t xml:space="preserve">Seedling-bay dosing failure</w:t>
+            </w:r>
+          </w:p>
+        </w:tc>
+        <w:tc>
+          <w:tcPr>
+            <w:tcW w:type="dxa" w:w="2200"/>
+            <w:tcMar>
+              <w:top w:type="dxa" w:w="60"/>
+              <w:left w:type="dxa" w:w="80"/>
+              <w:bottom w:type="dxa" w:w="60"/>
+              <w:right w:type="dxa" w:w="80"/>
+            </w:tcMar>
+          </w:tcPr>
+          <w:p>
+            <w:pPr>
+              <w:spacing w:after="0"/>
+            </w:pPr>
+            <w:r>
+              <w:rPr>
+                <w:rFonts w:ascii="Courier New" w:cs="Courier New" w:eastAsia="Courier New" w:hAnsi="Courier New"/>
+                <w:b/>
+                <w:bCs/>
+                <w:color w:val="1A1A1A"/>
+                <w:sz w:val="15"/>
+                <w:szCs w:val="15"/>
+              </w:rPr>
+              <w:t xml:space="preserve">P-09-617-793</w:t>
+            </w:r>
+          </w:p>
+        </w:tc>
+        <w:tc>
+          <w:tcPr>
+            <w:tcW w:type="dxa" w:w="3000"/>
+            <w:tcMar>
+              <w:top w:type="dxa" w:w="60"/>
+              <w:left w:type="dxa" w:w="80"/>
+              <w:bottom w:type="dxa" w:w="60"/>
+              <w:right w:type="dxa" w:w="80"/>
+            </w:tcMar>
+          </w:tcPr>
+          <w:p>
+            <w:pPr>
+              <w:spacing w:after="0"/>
+            </w:pPr>
+            <w:r>
+              <w:rPr>
+                <w:rFonts w:ascii="Arial" w:cs="Arial" w:eastAsia="Arial" w:hAnsi="Arial"/>
+                <w:b w:val="false"/>
+                <w:bCs w:val="false"/>
+                <w:color w:val="1A1A1A"/>
+                <w:sz w:val="15"/>
+                <w:szCs w:val="15"/>
+              </w:rPr>
+              <w:t xml:space="preserve">WTR W-3 · Pump Station 1   +   AGR A-2 · Seedling Bay</w:t>
+            </w:r>
+          </w:p>
+        </w:tc>
+        <w:tc>
+          <w:tcPr>
+            <w:tcW w:type="dxa" w:w="1600"/>
+            <w:tcMar>
+              <w:top w:type="dxa" w:w="60"/>
+              <w:left w:type="dxa" w:w="80"/>
+              <w:bottom w:type="dxa" w:w="60"/>
+              <w:right w:type="dxa" w:w="80"/>
+            </w:tcMar>
+          </w:tcPr>
+          <w:p>
+            <w:pPr>
+              <w:spacing w:after="0"/>
+            </w:pPr>
+            <w:r>
+              <w:rPr>
+                <w:rFonts w:ascii="Arial" w:cs="Arial" w:eastAsia="Arial" w:hAnsi="Arial"/>
+                <w:b w:val="false"/>
+                <w:bCs w:val="false"/>
+                <w:color w:val="1A1A1A"/>
+                <w:sz w:val="15"/>
+                <w:szCs w:val="15"/>
+              </w:rPr>
+              <w:t xml:space="preserve">1×water, 1×parts  /  crew 2</w:t>
+            </w:r>
+          </w:p>
+        </w:tc>
+        <w:tc>
+          <w:tcPr>
+            <w:tcW w:type="dxa" w:w="3600"/>
+            <w:tcMar>
+              <w:top w:type="dxa" w:w="60"/>
+              <w:left w:type="dxa" w:w="80"/>
+              <w:bottom w:type="dxa" w:w="60"/>
+              <w:right w:type="dxa" w:w="80"/>
+            </w:tcMar>
+          </w:tcPr>
+          <w:p>
+            <w:pPr>
+              <w:spacing w:after="0"/>
+            </w:pPr>
+            <w:r>
+              <w:rPr>
+                <w:rFonts w:ascii="Arial" w:cs="Arial" w:eastAsia="Arial" w:hAnsi="Arial"/>
+                <w:b w:val="false"/>
+                <w:bCs w:val="false"/>
+                <w:color w:val="1A1A1A"/>
+                <w:sz w:val="15"/>
+                <w:szCs w:val="15"/>
+              </w:rPr>
+              <w:t xml:space="preserve">LATE SHIFT · P-09</w:t>
+            </w:r>
+          </w:p>
+        </w:tc>
+      </w:tr>
+      <w:tr>
+        <w:tc>
+          <w:tcPr>
+            <w:tcW w:type="dxa" w:w="1100"/>
+            <w:tcMar>
+              <w:top w:type="dxa" w:w="60"/>
+              <w:left w:type="dxa" w:w="80"/>
+              <w:bottom w:type="dxa" w:w="60"/>
+              <w:right w:type="dxa" w:w="80"/>
+            </w:tcMar>
+          </w:tcPr>
+          <w:p>
+            <w:pPr>
+              <w:spacing w:after="0"/>
+            </w:pPr>
+            <w:r>
+              <w:rPr>
+                <w:rFonts w:ascii="Courier New" w:cs="Courier New" w:eastAsia="Courier New" w:hAnsi="Courier New"/>
+                <w:b w:val="false"/>
+                <w:bCs w:val="false"/>
+                <w:color w:val="1A1A1A"/>
+                <w:sz w:val="15"/>
+                <w:szCs w:val="15"/>
+              </w:rPr>
+              <w:t xml:space="preserve">F-610</w:t>
+            </w:r>
+          </w:p>
+        </w:tc>
+        <w:tc>
+          <w:tcPr>
+            <w:tcW w:type="dxa" w:w="700"/>
+            <w:tcMar>
+              <w:top w:type="dxa" w:w="60"/>
+              <w:left w:type="dxa" w:w="80"/>
+              <w:bottom w:type="dxa" w:w="60"/>
+              <w:right w:type="dxa" w:w="80"/>
+            </w:tcMar>
+          </w:tcPr>
+          <w:p>
+            <w:pPr>
+              <w:spacing w:after="0"/>
+            </w:pPr>
+            <w:r>
+              <w:rPr>
+                <w:rFonts w:ascii="Arial" w:cs="Arial" w:eastAsia="Arial" w:hAnsi="Arial"/>
+                <w:b w:val="false"/>
+                <w:bCs w:val="false"/>
+                <w:color w:val="1A1A1A"/>
+                <w:sz w:val="15"/>
+                <w:szCs w:val="15"/>
+              </w:rPr>
+              <w:t xml:space="preserve">LATE</w:t>
+            </w:r>
+          </w:p>
+        </w:tc>
+        <w:tc>
+          <w:tcPr>
+            <w:tcW w:type="dxa" w:w="700"/>
+            <w:tcMar>
+              <w:top w:type="dxa" w:w="60"/>
+              <w:left w:type="dxa" w:w="80"/>
+              <w:bottom w:type="dxa" w:w="60"/>
+              <w:right w:type="dxa" w:w="80"/>
+            </w:tcMar>
+          </w:tcPr>
+          <w:p>
+            <w:pPr>
+              <w:spacing w:after="0"/>
+            </w:pPr>
+            <w:r>
+              <w:rPr>
+                <w:rFonts w:ascii="Arial" w:cs="Arial" w:eastAsia="Arial" w:hAnsi="Arial"/>
+                <w:b w:val="false"/>
+                <w:bCs w:val="false"/>
+                <w:color w:val="1A1A1A"/>
+                <w:sz w:val="15"/>
+                <w:szCs w:val="15"/>
+              </w:rPr>
+              <w:t xml:space="preserve">AGR</w:t>
+            </w:r>
+          </w:p>
+        </w:tc>
+        <w:tc>
+          <w:tcPr>
+            <w:tcW w:type="dxa" w:w="2400"/>
+            <w:tcMar>
+              <w:top w:type="dxa" w:w="60"/>
+              <w:left w:type="dxa" w:w="80"/>
+              <w:bottom w:type="dxa" w:w="60"/>
+              <w:right w:type="dxa" w:w="80"/>
+            </w:tcMar>
+          </w:tcPr>
+          <w:p>
+            <w:pPr>
+              <w:spacing w:after="0"/>
+            </w:pPr>
+            <w:r>
+              <w:rPr>
+                <w:rFonts w:ascii="Arial" w:cs="Arial" w:eastAsia="Arial" w:hAnsi="Arial"/>
+                <w:b w:val="false"/>
+                <w:bCs w:val="false"/>
+                <w:color w:val="1A1A1A"/>
+                <w:sz w:val="15"/>
+                <w:szCs w:val="15"/>
+              </w:rPr>
+              <w:t xml:space="preserve">Seed Vault climate-control collapse</w:t>
+            </w:r>
+          </w:p>
+        </w:tc>
+        <w:tc>
+          <w:tcPr>
+            <w:tcW w:type="dxa" w:w="2200"/>
+            <w:tcMar>
+              <w:top w:type="dxa" w:w="60"/>
+              <w:left w:type="dxa" w:w="80"/>
+              <w:bottom w:type="dxa" w:w="60"/>
+              <w:right w:type="dxa" w:w="80"/>
+            </w:tcMar>
+          </w:tcPr>
+          <w:p>
+            <w:pPr>
+              <w:spacing w:after="0"/>
+            </w:pPr>
+            <w:r>
+              <w:rPr>
+                <w:rFonts w:ascii="Courier New" w:cs="Courier New" w:eastAsia="Courier New" w:hAnsi="Courier New"/>
+                <w:b/>
+                <w:bCs/>
+                <w:color w:val="1A1A1A"/>
+                <w:sz w:val="15"/>
+                <w:szCs w:val="15"/>
+              </w:rPr>
+              <w:t xml:space="preserve">P-10-274-828</w:t>
+            </w:r>
+          </w:p>
+        </w:tc>
+        <w:tc>
+          <w:tcPr>
+            <w:tcW w:type="dxa" w:w="3000"/>
+            <w:tcMar>
+              <w:top w:type="dxa" w:w="60"/>
+              <w:left w:type="dxa" w:w="80"/>
+              <w:bottom w:type="dxa" w:w="60"/>
+              <w:right w:type="dxa" w:w="80"/>
+            </w:tcMar>
+          </w:tcPr>
+          <w:p>
+            <w:pPr>
+              <w:spacing w:after="0"/>
+            </w:pPr>
+            <w:r>
+              <w:rPr>
+                <w:rFonts w:ascii="Arial" w:cs="Arial" w:eastAsia="Arial" w:hAnsi="Arial"/>
+                <w:b w:val="false"/>
+                <w:bCs w:val="false"/>
+                <w:color w:val="1A1A1A"/>
+                <w:sz w:val="15"/>
+                <w:szCs w:val="15"/>
+              </w:rPr>
+              <w:t xml:space="preserve">MED M-2 · Isolation Wing   +   COM C-3 · Deep Sensors</w:t>
+            </w:r>
+          </w:p>
+        </w:tc>
+        <w:tc>
+          <w:tcPr>
+            <w:tcW w:type="dxa" w:w="1600"/>
+            <w:tcMar>
+              <w:top w:type="dxa" w:w="60"/>
+              <w:left w:type="dxa" w:w="80"/>
+              <w:bottom w:type="dxa" w:w="60"/>
+              <w:right w:type="dxa" w:w="80"/>
+            </w:tcMar>
+          </w:tcPr>
+          <w:p>
+            <w:pPr>
+              <w:spacing w:after="0"/>
+            </w:pPr>
+            <w:r>
+              <w:rPr>
+                <w:rFonts w:ascii="Arial" w:cs="Arial" w:eastAsia="Arial" w:hAnsi="Arial"/>
+                <w:b w:val="false"/>
+                <w:bCs w:val="false"/>
+                <w:color w:val="1A1A1A"/>
+                <w:sz w:val="15"/>
+                <w:szCs w:val="15"/>
+              </w:rPr>
+              <w:t xml:space="preserve">2×water, 1×power, 1×med  /  crew 3</w:t>
+            </w:r>
+          </w:p>
+        </w:tc>
+        <w:tc>
+          <w:tcPr>
+            <w:tcW w:type="dxa" w:w="3600"/>
+            <w:tcMar>
+              <w:top w:type="dxa" w:w="60"/>
+              <w:left w:type="dxa" w:w="80"/>
+              <w:bottom w:type="dxa" w:w="60"/>
+              <w:right w:type="dxa" w:w="80"/>
+            </w:tcMar>
+          </w:tcPr>
+          <w:p>
+            <w:pPr>
+              <w:spacing w:after="0"/>
+            </w:pPr>
+            <w:r>
+              <w:rPr>
+                <w:rFonts w:ascii="Arial" w:cs="Arial" w:eastAsia="Arial" w:hAnsi="Arial"/>
+                <w:b w:val="false"/>
+                <w:bCs w:val="false"/>
+                <w:color w:val="1A1A1A"/>
+                <w:sz w:val="15"/>
+                <w:szCs w:val="15"/>
+              </w:rPr>
+              <w:t xml:space="preserve">LATE SHIFT · P-10 · TIME-CRITICAL</w:t>
+            </w:r>
+          </w:p>
+        </w:tc>
+      </w:tr>
+      <w:tr>
+        <w:tc>
+          <w:tcPr>
+            <w:tcW w:type="dxa" w:w="1100"/>
+            <w:tcMar>
+              <w:top w:type="dxa" w:w="60"/>
+              <w:left w:type="dxa" w:w="80"/>
+              <w:bottom w:type="dxa" w:w="60"/>
+              <w:right w:type="dxa" w:w="80"/>
+            </w:tcMar>
+          </w:tcPr>
+          <w:p>
+            <w:pPr>
+              <w:spacing w:after="0"/>
+            </w:pPr>
+            <w:r>
+              <w:rPr>
+                <w:rFonts w:ascii="Courier New" w:cs="Courier New" w:eastAsia="Courier New" w:hAnsi="Courier New"/>
+                <w:b w:val="false"/>
+                <w:bCs w:val="false"/>
+                <w:color w:val="1A1A1A"/>
+                <w:sz w:val="15"/>
+                <w:szCs w:val="15"/>
+              </w:rPr>
+              <w:t xml:space="preserve">F-611</w:t>
+            </w:r>
+          </w:p>
+        </w:tc>
+        <w:tc>
+          <w:tcPr>
+            <w:tcW w:type="dxa" w:w="700"/>
+            <w:tcMar>
+              <w:top w:type="dxa" w:w="60"/>
+              <w:left w:type="dxa" w:w="80"/>
+              <w:bottom w:type="dxa" w:w="60"/>
+              <w:right w:type="dxa" w:w="80"/>
+            </w:tcMar>
+          </w:tcPr>
+          <w:p>
+            <w:pPr>
+              <w:spacing w:after="0"/>
+            </w:pPr>
+            <w:r>
+              <w:rPr>
+                <w:rFonts w:ascii="Arial" w:cs="Arial" w:eastAsia="Arial" w:hAnsi="Arial"/>
+                <w:b w:val="false"/>
+                <w:bCs w:val="false"/>
+                <w:color w:val="1A1A1A"/>
+                <w:sz w:val="15"/>
+                <w:szCs w:val="15"/>
+              </w:rPr>
+              <w:t xml:space="preserve">LATE</w:t>
+            </w:r>
+          </w:p>
+        </w:tc>
+        <w:tc>
+          <w:tcPr>
+            <w:tcW w:type="dxa" w:w="700"/>
+            <w:tcMar>
+              <w:top w:type="dxa" w:w="60"/>
+              <w:left w:type="dxa" w:w="80"/>
+              <w:bottom w:type="dxa" w:w="60"/>
+              <w:right w:type="dxa" w:w="80"/>
+            </w:tcMar>
+          </w:tcPr>
+          <w:p>
+            <w:pPr>
+              <w:spacing w:after="0"/>
+            </w:pPr>
+            <w:r>
+              <w:rPr>
+                <w:rFonts w:ascii="Arial" w:cs="Arial" w:eastAsia="Arial" w:hAnsi="Arial"/>
+                <w:b w:val="false"/>
+                <w:bCs w:val="false"/>
+                <w:color w:val="1A1A1A"/>
+                <w:sz w:val="15"/>
+                <w:szCs w:val="15"/>
+              </w:rPr>
+              <w:t xml:space="preserve">COM</w:t>
+            </w:r>
+          </w:p>
+        </w:tc>
+        <w:tc>
+          <w:tcPr>
+            <w:tcW w:type="dxa" w:w="2400"/>
+            <w:tcMar>
+              <w:top w:type="dxa" w:w="60"/>
+              <w:left w:type="dxa" w:w="80"/>
+              <w:bottom w:type="dxa" w:w="60"/>
+              <w:right w:type="dxa" w:w="80"/>
+            </w:tcMar>
+          </w:tcPr>
+          <w:p>
+            <w:pPr>
+              <w:spacing w:after="0"/>
+            </w:pPr>
+            <w:r>
+              <w:rPr>
+                <w:rFonts w:ascii="Arial" w:cs="Arial" w:eastAsia="Arial" w:hAnsi="Arial"/>
+                <w:b w:val="false"/>
+                <w:bCs w:val="false"/>
+                <w:color w:val="1A1A1A"/>
+                <w:sz w:val="15"/>
+                <w:szCs w:val="15"/>
+              </w:rPr>
+              <w:t xml:space="preserve">Deep-sensor relay drift</w:t>
+            </w:r>
+          </w:p>
+        </w:tc>
+        <w:tc>
+          <w:tcPr>
+            <w:tcW w:type="dxa" w:w="2200"/>
+            <w:tcMar>
+              <w:top w:type="dxa" w:w="60"/>
+              <w:left w:type="dxa" w:w="80"/>
+              <w:bottom w:type="dxa" w:w="60"/>
+              <w:right w:type="dxa" w:w="80"/>
+            </w:tcMar>
+          </w:tcPr>
+          <w:p>
+            <w:pPr>
+              <w:spacing w:after="0"/>
+            </w:pPr>
+            <w:r>
+              <w:rPr>
+                <w:rFonts w:ascii="Courier New" w:cs="Courier New" w:eastAsia="Courier New" w:hAnsi="Courier New"/>
+                <w:b/>
+                <w:bCs/>
+                <w:color w:val="1A1A1A"/>
+                <w:sz w:val="15"/>
+                <w:szCs w:val="15"/>
+              </w:rPr>
+              <w:t xml:space="preserve">P-09-621-819</w:t>
+            </w:r>
+          </w:p>
+        </w:tc>
+        <w:tc>
+          <w:tcPr>
+            <w:tcW w:type="dxa" w:w="3000"/>
+            <w:tcMar>
+              <w:top w:type="dxa" w:w="60"/>
+              <w:left w:type="dxa" w:w="80"/>
+              <w:bottom w:type="dxa" w:w="60"/>
+              <w:right w:type="dxa" w:w="80"/>
+            </w:tcMar>
+          </w:tcPr>
+          <w:p>
+            <w:pPr>
+              <w:spacing w:after="0"/>
+            </w:pPr>
+            <w:r>
+              <w:rPr>
+                <w:rFonts w:ascii="Arial" w:cs="Arial" w:eastAsia="Arial" w:hAnsi="Arial"/>
+                <w:b w:val="false"/>
+                <w:bCs w:val="false"/>
+                <w:color w:val="1A1A1A"/>
+                <w:sz w:val="15"/>
+                <w:szCs w:val="15"/>
+              </w:rPr>
+              <w:t xml:space="preserve">TRN T-1 · Tunnel D   +   WTR W-4 · Overflow Basin</w:t>
+            </w:r>
+          </w:p>
+        </w:tc>
+        <w:tc>
+          <w:tcPr>
+            <w:tcW w:type="dxa" w:w="1600"/>
+            <w:tcMar>
+              <w:top w:type="dxa" w:w="60"/>
+              <w:left w:type="dxa" w:w="80"/>
+              <w:bottom w:type="dxa" w:w="60"/>
+              <w:right w:type="dxa" w:w="80"/>
+            </w:tcMar>
+          </w:tcPr>
+          <w:p>
+            <w:pPr>
+              <w:spacing w:after="0"/>
+            </w:pPr>
+            <w:r>
+              <w:rPr>
+                <w:rFonts w:ascii="Arial" w:cs="Arial" w:eastAsia="Arial" w:hAnsi="Arial"/>
+                <w:b w:val="false"/>
+                <w:bCs w:val="false"/>
+                <w:color w:val="1A1A1A"/>
+                <w:sz w:val="15"/>
+                <w:szCs w:val="15"/>
+              </w:rPr>
+              <w:t xml:space="preserve">1×power, 1×parts  /  crew 2</w:t>
+            </w:r>
+          </w:p>
+        </w:tc>
+        <w:tc>
+          <w:tcPr>
+            <w:tcW w:type="dxa" w:w="3600"/>
+            <w:tcMar>
+              <w:top w:type="dxa" w:w="60"/>
+              <w:left w:type="dxa" w:w="80"/>
+              <w:bottom w:type="dxa" w:w="60"/>
+              <w:right w:type="dxa" w:w="80"/>
+            </w:tcMar>
+          </w:tcPr>
+          <w:p>
+            <w:pPr>
+              <w:spacing w:after="0"/>
+            </w:pPr>
+            <w:r>
+              <w:rPr>
+                <w:rFonts w:ascii="Arial" w:cs="Arial" w:eastAsia="Arial" w:hAnsi="Arial"/>
+                <w:b w:val="false"/>
+                <w:bCs w:val="false"/>
+                <w:color w:val="1A1A1A"/>
+                <w:sz w:val="15"/>
+                <w:szCs w:val="15"/>
+              </w:rPr>
+              <w:t xml:space="preserve">Approved 2026-10-04 with Overflow Basin in place of Lower Reservoir: Lower Reservoir is the seeded discrepancy row, kept unique to F-201.</w:t>
+            </w:r>
+          </w:p>
+        </w:tc>
+      </w:tr>
+      <w:tr>
+        <w:tc>
+          <w:tcPr>
+            <w:tcW w:type="dxa" w:w="1100"/>
+            <w:tcMar>
+              <w:top w:type="dxa" w:w="60"/>
+              <w:left w:type="dxa" w:w="80"/>
+              <w:bottom w:type="dxa" w:w="60"/>
+              <w:right w:type="dxa" w:w="80"/>
+            </w:tcMar>
+          </w:tcPr>
+          <w:p>
+            <w:pPr>
+              <w:spacing w:after="0"/>
+            </w:pPr>
+            <w:r>
+              <w:rPr>
+                <w:rFonts w:ascii="Courier New" w:cs="Courier New" w:eastAsia="Courier New" w:hAnsi="Courier New"/>
+                <w:b w:val="false"/>
+                <w:bCs w:val="false"/>
+                <w:color w:val="1A1A1A"/>
+                <w:sz w:val="15"/>
+                <w:szCs w:val="15"/>
+              </w:rPr>
+              <w:t xml:space="preserve">F-612</w:t>
+            </w:r>
+          </w:p>
+        </w:tc>
+        <w:tc>
+          <w:tcPr>
+            <w:tcW w:type="dxa" w:w="700"/>
+            <w:tcMar>
+              <w:top w:type="dxa" w:w="60"/>
+              <w:left w:type="dxa" w:w="80"/>
+              <w:bottom w:type="dxa" w:w="60"/>
+              <w:right w:type="dxa" w:w="80"/>
+            </w:tcMar>
+          </w:tcPr>
+          <w:p>
+            <w:pPr>
+              <w:spacing w:after="0"/>
+            </w:pPr>
+            <w:r>
+              <w:rPr>
+                <w:rFonts w:ascii="Arial" w:cs="Arial" w:eastAsia="Arial" w:hAnsi="Arial"/>
+                <w:b w:val="false"/>
+                <w:bCs w:val="false"/>
+                <w:color w:val="1A1A1A"/>
+                <w:sz w:val="15"/>
+                <w:szCs w:val="15"/>
+              </w:rPr>
+              <w:t xml:space="preserve">LATE</w:t>
+            </w:r>
+          </w:p>
+        </w:tc>
+        <w:tc>
+          <w:tcPr>
+            <w:tcW w:type="dxa" w:w="700"/>
+            <w:tcMar>
+              <w:top w:type="dxa" w:w="60"/>
+              <w:left w:type="dxa" w:w="80"/>
+              <w:bottom w:type="dxa" w:w="60"/>
+              <w:right w:type="dxa" w:w="80"/>
+            </w:tcMar>
+          </w:tcPr>
+          <w:p>
+            <w:pPr>
+              <w:spacing w:after="0"/>
+            </w:pPr>
+            <w:r>
+              <w:rPr>
+                <w:rFonts w:ascii="Arial" w:cs="Arial" w:eastAsia="Arial" w:hAnsi="Arial"/>
+                <w:b w:val="false"/>
+                <w:bCs w:val="false"/>
+                <w:color w:val="1A1A1A"/>
+                <w:sz w:val="15"/>
+                <w:szCs w:val="15"/>
+              </w:rPr>
+              <w:t xml:space="preserve">COM</w:t>
+            </w:r>
+          </w:p>
+        </w:tc>
+        <w:tc>
+          <w:tcPr>
+            <w:tcW w:type="dxa" w:w="2400"/>
+            <w:tcMar>
+              <w:top w:type="dxa" w:w="60"/>
+              <w:left w:type="dxa" w:w="80"/>
+              <w:bottom w:type="dxa" w:w="60"/>
+              <w:right w:type="dxa" w:w="80"/>
+            </w:tcMar>
+          </w:tcPr>
+          <w:p>
+            <w:pPr>
+              <w:spacing w:after="0"/>
+            </w:pPr>
+            <w:r>
+              <w:rPr>
+                <w:rFonts w:ascii="Arial" w:cs="Arial" w:eastAsia="Arial" w:hAnsi="Arial"/>
+                <w:b w:val="false"/>
+                <w:bCs w:val="false"/>
+                <w:color w:val="1A1A1A"/>
+                <w:sz w:val="15"/>
+                <w:szCs w:val="15"/>
+              </w:rPr>
+              <w:t xml:space="preserve">Emergency uplink routing failure</w:t>
+            </w:r>
+          </w:p>
+        </w:tc>
+        <w:tc>
+          <w:tcPr>
+            <w:tcW w:type="dxa" w:w="2200"/>
+            <w:tcMar>
+              <w:top w:type="dxa" w:w="60"/>
+              <w:left w:type="dxa" w:w="80"/>
+              <w:bottom w:type="dxa" w:w="60"/>
+              <w:right w:type="dxa" w:w="80"/>
+            </w:tcMar>
+          </w:tcPr>
+          <w:p>
+            <w:pPr>
+              <w:spacing w:after="0"/>
+            </w:pPr>
+            <w:r>
+              <w:rPr>
+                <w:rFonts w:ascii="Courier New" w:cs="Courier New" w:eastAsia="Courier New" w:hAnsi="Courier New"/>
+                <w:b/>
+                <w:bCs/>
+                <w:color w:val="1A1A1A"/>
+                <w:sz w:val="15"/>
+                <w:szCs w:val="15"/>
+              </w:rPr>
+              <w:t xml:space="preserve">P-10-449-823</w:t>
+            </w:r>
+          </w:p>
+        </w:tc>
+        <w:tc>
+          <w:tcPr>
+            <w:tcW w:type="dxa" w:w="3000"/>
+            <w:tcMar>
+              <w:top w:type="dxa" w:w="60"/>
+              <w:left w:type="dxa" w:w="80"/>
+              <w:bottom w:type="dxa" w:w="60"/>
+              <w:right w:type="dxa" w:w="80"/>
+            </w:tcMar>
+          </w:tcPr>
+          <w:p>
+            <w:pPr>
+              <w:spacing w:after="0"/>
+            </w:pPr>
+            <w:r>
+              <w:rPr>
+                <w:rFonts w:ascii="Arial" w:cs="Arial" w:eastAsia="Arial" w:hAnsi="Arial"/>
+                <w:b w:val="false"/>
+                <w:bCs w:val="false"/>
+                <w:color w:val="1A1A1A"/>
+                <w:sz w:val="15"/>
+                <w:szCs w:val="15"/>
+              </w:rPr>
+              <w:t xml:space="preserve">POW P-2 · Emergency Bus   +   MED M-2 · Triage Bay</w:t>
+            </w:r>
+          </w:p>
+        </w:tc>
+        <w:tc>
+          <w:tcPr>
+            <w:tcW w:type="dxa" w:w="1600"/>
+            <w:tcMar>
+              <w:top w:type="dxa" w:w="60"/>
+              <w:left w:type="dxa" w:w="80"/>
+              <w:bottom w:type="dxa" w:w="60"/>
+              <w:right w:type="dxa" w:w="80"/>
+            </w:tcMar>
+          </w:tcPr>
+          <w:p>
+            <w:pPr>
+              <w:spacing w:after="0"/>
+            </w:pPr>
+            <w:r>
+              <w:rPr>
+                <w:rFonts w:ascii="Arial" w:cs="Arial" w:eastAsia="Arial" w:hAnsi="Arial"/>
+                <w:b w:val="false"/>
+                <w:bCs w:val="false"/>
+                <w:color w:val="1A1A1A"/>
+                <w:sz w:val="15"/>
+                <w:szCs w:val="15"/>
+              </w:rPr>
+              <w:t xml:space="preserve">2×power, 2×parts  /  crew 3</w:t>
+            </w:r>
+          </w:p>
+        </w:tc>
+        <w:tc>
+          <w:tcPr>
+            <w:tcW w:type="dxa" w:w="3600"/>
+            <w:tcMar>
+              <w:top w:type="dxa" w:w="60"/>
+              <w:left w:type="dxa" w:w="80"/>
+              <w:bottom w:type="dxa" w:w="60"/>
+              <w:right w:type="dxa" w:w="80"/>
+            </w:tcMar>
+          </w:tcPr>
+          <w:p>
+            <w:pPr>
+              <w:spacing w:after="0"/>
+            </w:pPr>
+            <w:r>
+              <w:rPr>
+                <w:rFonts w:ascii="Arial" w:cs="Arial" w:eastAsia="Arial" w:hAnsi="Arial"/>
+                <w:b w:val="false"/>
+                <w:bCs w:val="false"/>
+                <w:color w:val="1A1A1A"/>
+                <w:sz w:val="15"/>
+                <w:szCs w:val="15"/>
+              </w:rPr>
+              <w:t xml:space="preserve">LATE SHIFT · P-10 · TIME-CRITICAL</w:t>
             </w:r>
           </w:p>
         </w:tc>

--- a/kit/UNDERCITY_AnswerKey.docx
+++ b/kit/UNDERCITY_AnswerKey.docx
@@ -8464,7 +8464,7 @@
                 <w:sz w:val="15"/>
                 <w:szCs w:val="15"/>
               </w:rPr>
-              <w:t xml:space="preserve">P-08-390-183</w:t>
+              <w:t xml:space="preserve">P-08-390-183-449</w:t>
             </w:r>
           </w:p>
         </w:tc>
@@ -8491,7 +8491,7 @@
                 <w:sz w:val="15"/>
                 <w:szCs w:val="15"/>
               </w:rPr>
-              <w:t xml:space="preserve">COM C-1 · Emergency Band   +   WTR W-3 · Pump Station 4</w:t>
+              <w:t xml:space="preserve">COM C-1 · Emergency Band   +   WTR W-3 · Pump Station 4   +   POW P-2 · Emergency Bus</w:t>
             </w:r>
           </w:p>
         </w:tc>
@@ -8545,7 +8545,7 @@
                 <w:sz w:val="15"/>
                 <w:szCs w:val="15"/>
               </w:rPr>
-              <w:t xml:space="preserve">Reference chain · DUAL REFERENCE CHAIN</w:t>
+              <w:t xml:space="preserve">Reference chain · DUAL REFERENCE CHAIN · THIRD VALUE</w:t>
             </w:r>
           </w:p>
         </w:tc>
@@ -8900,7 +8900,7 @@
                 <w:sz w:val="15"/>
                 <w:szCs w:val="15"/>
               </w:rPr>
-              <w:t xml:space="preserve">P-08-915-449</w:t>
+              <w:t xml:space="preserve">P-08-915-449-524</w:t>
             </w:r>
           </w:p>
         </w:tc>
@@ -8927,7 +8927,7 @@
                 <w:sz w:val="15"/>
                 <w:szCs w:val="15"/>
               </w:rPr>
-              <w:t xml:space="preserve">AGR A-4 · Array East   +   POW P-2 · Emergency Bus</w:t>
+              <w:t xml:space="preserve">AGR A-4 · Array East   +   POW P-2 · Emergency Bus   +   WTR App-C (buried) · Emergency Sluice Override</w:t>
             </w:r>
           </w:p>
         </w:tc>
@@ -8981,7 +8981,7 @@
                 <w:sz w:val="15"/>
                 <w:szCs w:val="15"/>
               </w:rPr>
-              <w:t xml:space="preserve">Reference chain · DUAL REFERENCE CHAIN</w:t>
+              <w:t xml:space="preserve">Reference chain · DUAL REFERENCE CHAIN · THIRD VALUE · VALUE 3 row is also F-302's</w:t>
             </w:r>
           </w:p>
         </w:tc>
@@ -9336,7 +9336,7 @@
                 <w:sz w:val="15"/>
                 <w:szCs w:val="15"/>
               </w:rPr>
-              <w:t xml:space="preserve">P-08-107-261</w:t>
+              <w:t xml:space="preserve">P-08-107-261-142</w:t>
             </w:r>
           </w:p>
         </w:tc>
@@ -9363,7 +9363,7 @@
                 <w:sz w:val="15"/>
                 <w:szCs w:val="15"/>
               </w:rPr>
-              <w:t xml:space="preserve">POW P-2 · Sub-grid 3   +   MED M-5 · Filter Bank 3</w:t>
+              <w:t xml:space="preserve">POW P-2 · Sub-grid 3   +   MED M-5 · Filter Bank 3   +   WTR W-4 · Emergency Tank</w:t>
             </w:r>
           </w:p>
         </w:tc>
@@ -9417,7 +9417,7 @@
                 <w:sz w:val="15"/>
                 <w:szCs w:val="15"/>
               </w:rPr>
-              <w:t xml:space="preserve">Reference chain · DUAL REFERENCE CHAIN</w:t>
+              <w:t xml:space="preserve">Reference chain · DUAL REFERENCE CHAIN · THIRD VALUE</w:t>
             </w:r>
           </w:p>
         </w:tc>
@@ -9772,7 +9772,7 @@
                 <w:sz w:val="15"/>
                 <w:szCs w:val="15"/>
               </w:rPr>
-              <w:t xml:space="preserve">P-08-331-621</w:t>
+              <w:t xml:space="preserve">P-08-331-621-449</w:t>
             </w:r>
           </w:p>
         </w:tc>
@@ -9799,7 +9799,7 @@
                 <w:sz w:val="15"/>
                 <w:szCs w:val="15"/>
               </w:rPr>
-              <w:t xml:space="preserve">AGR A-4 · Array North   +   TRN T-1 · Tunnel D</w:t>
+              <w:t xml:space="preserve">AGR A-4 · Array North   +   TRN T-1 · Tunnel D   +   POW P-2 · Emergency Bus</w:t>
             </w:r>
           </w:p>
         </w:tc>
@@ -9853,7 +9853,7 @@
                 <w:sz w:val="15"/>
                 <w:szCs w:val="15"/>
               </w:rPr>
-              <w:t xml:space="preserve">Reference chain · DUAL REFERENCE CHAIN</w:t>
+              <w:t xml:space="preserve">Reference chain · DUAL REFERENCE CHAIN · THIRD VALUE</w:t>
             </w:r>
           </w:p>
         </w:tc>
@@ -10208,7 +10208,7 @@
                 <w:sz w:val="15"/>
                 <w:szCs w:val="15"/>
               </w:rPr>
-              <w:t xml:space="preserve">P-08-390-346</w:t>
+              <w:t xml:space="preserve">P-08-390-346-606</w:t>
             </w:r>
           </w:p>
         </w:tc>
@@ -10235,7 +10235,7 @@
                 <w:sz w:val="15"/>
                 <w:szCs w:val="15"/>
               </w:rPr>
-              <w:t xml:space="preserve">COM C-1 · Emergency Band   +   MED M-5 · Scrubber Unit</w:t>
+              <w:t xml:space="preserve">COM C-1 · Emergency Band   +   MED M-5 · Scrubber Unit   +   AGR App-C (buried) · Seed Vault Humidity Setpoint</w:t>
             </w:r>
           </w:p>
         </w:tc>
@@ -10289,7 +10289,7 @@
                 <w:sz w:val="15"/>
                 <w:szCs w:val="15"/>
               </w:rPr>
-              <w:t xml:space="preserve">Reference chain · DUAL REFERENCE CHAIN</w:t>
+              <w:t xml:space="preserve">Reference chain · DUAL REFERENCE CHAIN · THIRD VALUE · VALUE 3 row is also F-305's</w:t>
             </w:r>
           </w:p>
         </w:tc>
@@ -10644,7 +10644,7 @@
                 <w:sz w:val="15"/>
                 <w:szCs w:val="15"/>
               </w:rPr>
-              <w:t xml:space="preserve">P-08-911-273</w:t>
+              <w:t xml:space="preserve">P-08-911-273-243</w:t>
             </w:r>
           </w:p>
         </w:tc>
@@ -10671,7 +10671,7 @@
                 <w:sz w:val="15"/>
                 <w:szCs w:val="15"/>
               </w:rPr>
-              <w:t xml:space="preserve">TRN T-6 · Emergency Line   +   MED M-5 · HEPA Array</w:t>
+              <w:t xml:space="preserve">TRN T-6 · Emergency Line   +   MED M-5 · HEPA Array   +   COM App-C (buried) · Master Uplink Reset Key</w:t>
             </w:r>
           </w:p>
         </w:tc>
@@ -10725,7 +10725,7 @@
                 <w:sz w:val="15"/>
                 <w:szCs w:val="15"/>
               </w:rPr>
-              <w:t xml:space="preserve">Reference chain · DUAL REFERENCE CHAIN</w:t>
+              <w:t xml:space="preserve">Reference chain · DUAL REFERENCE CHAIN · THIRD VALUE</w:t>
             </w:r>
           </w:p>
         </w:tc>
@@ -10862,7 +10862,7 @@
                 <w:sz w:val="15"/>
                 <w:szCs w:val="15"/>
               </w:rPr>
-              <w:t xml:space="preserve">P-09-670-730</w:t>
+              <w:t xml:space="preserve">P-09-670-730-145</w:t>
             </w:r>
           </w:p>
         </w:tc>
@@ -10889,7 +10889,7 @@
                 <w:sz w:val="15"/>
                 <w:szCs w:val="15"/>
               </w:rPr>
-              <w:t xml:space="preserve">WTR W-4 · Upper Reservoir   +   POW P-1 · Turbine B</w:t>
+              <w:t xml:space="preserve">WTR W-4 · Upper Reservoir   +   POW P-1 · Turbine B   +   COM C-3 · Core Ring</w:t>
             </w:r>
           </w:p>
         </w:tc>
@@ -10943,7 +10943,7 @@
                 <w:sz w:val="15"/>
                 <w:szCs w:val="15"/>
               </w:rPr>
-              <w:t xml:space="preserve">LATE SHIFT · P-09</w:t>
+              <w:t xml:space="preserve">LATE SHIFT · P-09 · VALUE 3 row is also F-602's</w:t>
             </w:r>
           </w:p>
         </w:tc>
@@ -11161,7 +11161,7 @@
                 <w:sz w:val="15"/>
                 <w:szCs w:val="15"/>
               </w:rPr>
-              <w:t xml:space="preserve">LATE SHIFT · P-10 · TIME-CRITICAL</w:t>
+              <w:t xml:space="preserve">LATE SHIFT · P-10 · TIME-CRITICAL · VALUE 1 row is also F-601's</w:t>
             </w:r>
           </w:p>
         </w:tc>
@@ -11298,7 +11298,7 @@
                 <w:sz w:val="15"/>
                 <w:szCs w:val="15"/>
               </w:rPr>
-              <w:t xml:space="preserve">P-09-346-311</w:t>
+              <w:t xml:space="preserve">P-09-346-311-828</w:t>
             </w:r>
           </w:p>
         </w:tc>
@@ -11325,7 +11325,7 @@
                 <w:sz w:val="15"/>
                 <w:szCs w:val="15"/>
               </w:rPr>
-              <w:t xml:space="preserve">MED M-5 · Scrubber Unit   +   AGR A-2 · Bay 4</w:t>
+              <w:t xml:space="preserve">MED M-5 · Scrubber Unit   +   AGR A-2 · Bay 4   +   COM C-3 · Deep Sensors</w:t>
             </w:r>
           </w:p>
         </w:tc>
@@ -11379,7 +11379,7 @@
                 <w:sz w:val="15"/>
                 <w:szCs w:val="15"/>
               </w:rPr>
-              <w:t xml:space="preserve">LATE SHIFT · P-09</w:t>
+              <w:t xml:space="preserve">LATE SHIFT · P-09 · VALUE 3 row is also F-604's</w:t>
             </w:r>
           </w:p>
         </w:tc>
@@ -11597,7 +11597,7 @@
                 <w:sz w:val="15"/>
                 <w:szCs w:val="15"/>
               </w:rPr>
-              <w:t xml:space="preserve">Approved 2026-10-04 with Ring Main in place of Emergency Bus: Emergency Bus is where WTR's own chain F-504 ends.</w:t>
+              <w:t xml:space="preserve">Approved 2026-10-04 with Ring Main in place of Emergency Bus: Emergency Bus is where WTR's own chain F-504 ends. · VALUE 2 row is also F-603's</w:t>
             </w:r>
           </w:p>
         </w:tc>
@@ -11734,7 +11734,7 @@
                 <w:sz w:val="15"/>
                 <w:szCs w:val="15"/>
               </w:rPr>
-              <w:t xml:space="preserve">P-09-734-931</w:t>
+              <w:t xml:space="preserve">P-09-734-931-565</w:t>
             </w:r>
           </w:p>
         </w:tc>
@@ -11761,7 +11761,7 @@
                 <w:sz w:val="15"/>
                 <w:szCs w:val="15"/>
               </w:rPr>
-              <w:t xml:space="preserve">WTR W-4 · Mid Reservoir   +   COM C-3 · Grid South</w:t>
+              <w:t xml:space="preserve">WTR W-4 · Mid Reservoir   +   COM C-3 · Grid South   +   MED M-2 · Surgical Suite</w:t>
             </w:r>
           </w:p>
         </w:tc>
@@ -12170,7 +12170,7 @@
                 <w:sz w:val="15"/>
                 <w:szCs w:val="15"/>
               </w:rPr>
-              <w:t xml:space="preserve">P-09-273-306</w:t>
+              <w:t xml:space="preserve">P-09-273-306-490</w:t>
             </w:r>
           </w:p>
         </w:tc>
@@ -12197,7 +12197,7 @@
                 <w:sz w:val="15"/>
                 <w:szCs w:val="15"/>
               </w:rPr>
-              <w:t xml:space="preserve">MED M-5 · HEPA Array   +   COM C-3 · Perimeter</w:t>
+              <w:t xml:space="preserve">MED M-5 · HEPA Array   +   COM C-3 · Perimeter   +   TRN App-C (buried) · Deep-Tunnel Pressure Rating</w:t>
             </w:r>
           </w:p>
         </w:tc>
@@ -12606,7 +12606,7 @@
                 <w:sz w:val="15"/>
                 <w:szCs w:val="15"/>
               </w:rPr>
-              <w:t xml:space="preserve">P-09-617-793</w:t>
+              <w:t xml:space="preserve">P-09-617-793-990</w:t>
             </w:r>
           </w:p>
         </w:tc>
@@ -12633,7 +12633,7 @@
                 <w:sz w:val="15"/>
                 <w:szCs w:val="15"/>
               </w:rPr>
-              <w:t xml:space="preserve">WTR W-3 · Pump Station 1   +   AGR A-2 · Seedling Bay</w:t>
+              <w:t xml:space="preserve">WTR W-3 · Pump Station 1   +   AGR A-2 · Seedling Bay   +   POW P-2 · Sub-grid 1</w:t>
             </w:r>
           </w:p>
         </w:tc>
@@ -13042,7 +13042,7 @@
                 <w:sz w:val="15"/>
                 <w:szCs w:val="15"/>
               </w:rPr>
-              <w:t xml:space="preserve">P-09-621-819</w:t>
+              <w:t xml:space="preserve">P-09-621-819-828</w:t>
             </w:r>
           </w:p>
         </w:tc>
@@ -13069,7 +13069,7 @@
                 <w:sz w:val="15"/>
                 <w:szCs w:val="15"/>
               </w:rPr>
-              <w:t xml:space="preserve">TRN T-1 · Tunnel D   +   WTR W-4 · Overflow Basin</w:t>
+              <w:t xml:space="preserve">TRN T-1 · Tunnel D   +   WTR W-4 · Overflow Basin   +   COM C-3 · Deep Sensors</w:t>
             </w:r>
           </w:p>
         </w:tc>
